--- a/outputs/recon/2026-10-22/Library Show Final Show Script 2026-10-22 (Landscape Tables).docx
+++ b/outputs/recon/2026-10-22/Library Show Final Show Script 2026-10-22 (Landscape Tables).docx
@@ -29,7 +29,7 @@
           <w:sz w:val="18"/>
           <w:szCs w:val="18"/>
         </w:rPr>
-        <w:t xml:space="preserve">Thursday, Oct. 22, 2026  |  KZSU 90.1 FM  |  6-8 p.m. PT  |  Final built Wed. Oct. 21  |  Texas punk week (punk and post-punk arc, week 2 of 4)  |  Landscape table version</w:t>
+        <w:t xml:space="preserve">Thursday, Oct. 22, 2026  |  KZSU 90.1 FM  |  6-8 p.m. PT  |  Final built Wed. Oct. 21, updated Thu. Oct. 22 for your Air Order edits  |  Texas punk week (punk and post-punk arc, week 2 of 4)  |  Landscape table version</w:t>
       </w:r>
     </w:p>
     <w:p>
@@ -311,7 +311,7 @@
                 <w:sz w:val="18"/>
                 <w:szCs w:val="18"/>
               </w:rPr>
-              <w:t xml:space="preserve">7</w:t>
+              <w:t xml:space="preserve">9</w:t>
             </w:r>
           </w:p>
         </w:tc>
@@ -342,7 +342,7 @@
                 <w:sz w:val="18"/>
                 <w:szCs w:val="18"/>
               </w:rPr>
-              <w:t xml:space="preserve">20:54</w:t>
+              <w:t xml:space="preserve">28:09</w:t>
             </w:r>
           </w:p>
         </w:tc>
@@ -373,7 +373,7 @@
                 <w:sz w:val="18"/>
                 <w:szCs w:val="18"/>
               </w:rPr>
-              <w:t xml:space="preserve">1-7</w:t>
+              <w:t xml:space="preserve">1-9</w:t>
             </w:r>
           </w:p>
         </w:tc>
@@ -404,7 +404,7 @@
                 <w:sz w:val="18"/>
                 <w:szCs w:val="18"/>
               </w:rPr>
-              <w:t xml:space="preserve">20:54</w:t>
+              <w:t xml:space="preserve">28:09</w:t>
             </w:r>
           </w:p>
         </w:tc>
@@ -441,7 +441,7 @@
                 <w:sz w:val="18"/>
                 <w:szCs w:val="18"/>
               </w:rPr>
-              <w:t xml:space="preserve">Hour 1, Set 2: Texas punk (Austin and San Antonio)</w:t>
+              <w:t xml:space="preserve">Hour 1, Set 2: Texas punk (Austin, San Antonio and Dallas)</w:t>
             </w:r>
           </w:p>
         </w:tc>
@@ -473,7 +473,7 @@
                 <w:sz w:val="18"/>
                 <w:szCs w:val="18"/>
               </w:rPr>
-              <w:t xml:space="preserve">6</w:t>
+              <w:t xml:space="preserve">8</w:t>
             </w:r>
           </w:p>
         </w:tc>
@@ -505,7 +505,7 @@
                 <w:sz w:val="18"/>
                 <w:szCs w:val="18"/>
               </w:rPr>
-              <w:t xml:space="preserve">20:26</w:t>
+              <w:t xml:space="preserve">25:53</w:t>
             </w:r>
           </w:p>
         </w:tc>
@@ -537,7 +537,7 @@
                 <w:sz w:val="18"/>
                 <w:szCs w:val="18"/>
               </w:rPr>
-              <w:t xml:space="preserve">8-13</w:t>
+              <w:t xml:space="preserve">10-17</w:t>
             </w:r>
           </w:p>
         </w:tc>
@@ -569,7 +569,7 @@
                 <w:sz w:val="18"/>
                 <w:szCs w:val="18"/>
               </w:rPr>
-              <w:t xml:space="preserve">41:20</w:t>
+              <w:t xml:space="preserve">54:02</w:t>
             </w:r>
           </w:p>
         </w:tc>
@@ -636,7 +636,7 @@
                 <w:sz w:val="18"/>
                 <w:szCs w:val="18"/>
               </w:rPr>
-              <w:t xml:space="preserve">4</w:t>
+              <w:t xml:space="preserve">1</w:t>
             </w:r>
           </w:p>
         </w:tc>
@@ -667,7 +667,7 @@
                 <w:sz w:val="18"/>
                 <w:szCs w:val="18"/>
               </w:rPr>
-              <w:t xml:space="preserve">17:55</w:t>
+              <w:t xml:space="preserve">3:49</w:t>
             </w:r>
           </w:p>
         </w:tc>
@@ -698,7 +698,7 @@
                 <w:sz w:val="18"/>
                 <w:szCs w:val="18"/>
               </w:rPr>
-              <w:t xml:space="preserve">14-17</w:t>
+              <w:t xml:space="preserve">18-18</w:t>
             </w:r>
           </w:p>
         </w:tc>
@@ -729,7 +729,7 @@
                 <w:sz w:val="18"/>
                 <w:szCs w:val="18"/>
               </w:rPr>
-              <w:t xml:space="preserve">59:15</w:t>
+              <w:t xml:space="preserve">57:51</w:t>
             </w:r>
           </w:p>
         </w:tc>
@@ -798,7 +798,7 @@
                 <w:sz w:val="18"/>
                 <w:szCs w:val="18"/>
               </w:rPr>
-              <w:t xml:space="preserve">5</w:t>
+              <w:t xml:space="preserve">6</w:t>
             </w:r>
           </w:p>
         </w:tc>
@@ -830,7 +830,7 @@
                 <w:sz w:val="18"/>
                 <w:szCs w:val="18"/>
               </w:rPr>
-              <w:t xml:space="preserve">19:20</w:t>
+              <w:t xml:space="preserve">24:16</w:t>
             </w:r>
           </w:p>
         </w:tc>
@@ -862,7 +862,7 @@
                 <w:sz w:val="18"/>
                 <w:szCs w:val="18"/>
               </w:rPr>
-              <w:t xml:space="preserve">18-22</w:t>
+              <w:t xml:space="preserve">19-24</w:t>
             </w:r>
           </w:p>
         </w:tc>
@@ -894,7 +894,7 @@
                 <w:sz w:val="18"/>
                 <w:szCs w:val="18"/>
               </w:rPr>
-              <w:t xml:space="preserve">1:18:35</w:t>
+              <w:t xml:space="preserve">1:22:07</w:t>
             </w:r>
           </w:p>
         </w:tc>
@@ -1023,7 +1023,7 @@
                 <w:sz w:val="18"/>
                 <w:szCs w:val="18"/>
               </w:rPr>
-              <w:t xml:space="preserve">23-26</w:t>
+              <w:t xml:space="preserve">25-28</w:t>
             </w:r>
           </w:p>
         </w:tc>
@@ -1054,7 +1054,7 @@
                 <w:sz w:val="18"/>
                 <w:szCs w:val="18"/>
               </w:rPr>
-              <w:t xml:space="preserve">1:29:11</w:t>
+              <w:t xml:space="preserve">1:32:43</w:t>
             </w:r>
           </w:p>
         </w:tc>
@@ -1187,7 +1187,7 @@
                 <w:sz w:val="18"/>
                 <w:szCs w:val="18"/>
               </w:rPr>
-              <w:t xml:space="preserve">27-32</w:t>
+              <w:t xml:space="preserve">29-34</w:t>
             </w:r>
           </w:p>
         </w:tc>
@@ -1219,7 +1219,7 @@
                 <w:sz w:val="18"/>
                 <w:szCs w:val="18"/>
               </w:rPr>
-              <w:t xml:space="preserve">1:47:54</w:t>
+              <w:t xml:space="preserve">1:51:26</w:t>
             </w:r>
           </w:p>
         </w:tc>
@@ -1286,7 +1286,7 @@
                 <w:sz w:val="18"/>
                 <w:szCs w:val="18"/>
               </w:rPr>
-              <w:t xml:space="preserve">3</w:t>
+              <w:t xml:space="preserve">5</w:t>
             </w:r>
           </w:p>
         </w:tc>
@@ -1317,7 +1317,7 @@
                 <w:sz w:val="18"/>
                 <w:szCs w:val="18"/>
               </w:rPr>
-              <w:t xml:space="preserve">13:52</w:t>
+              <w:t xml:space="preserve">22:46</w:t>
             </w:r>
           </w:p>
         </w:tc>
@@ -1348,7 +1348,7 @@
                 <w:sz w:val="18"/>
                 <w:szCs w:val="18"/>
               </w:rPr>
-              <w:t xml:space="preserve">33-35</w:t>
+              <w:t xml:space="preserve">35-39</w:t>
             </w:r>
           </w:p>
         </w:tc>
@@ -1379,7 +1379,7 @@
                 <w:sz w:val="18"/>
                 <w:szCs w:val="18"/>
               </w:rPr>
-              <w:t xml:space="preserve">2:01:46</w:t>
+              <w:t xml:space="preserve">2:14:12</w:t>
             </w:r>
           </w:p>
         </w:tc>
@@ -1480,7 +1480,7 @@
                 <w:sz w:val="18"/>
                 <w:szCs w:val="18"/>
               </w:rPr>
-              <w:t xml:space="preserve">19:00</w:t>
+              <w:t xml:space="preserve">19:37</w:t>
             </w:r>
           </w:p>
         </w:tc>
@@ -1512,7 +1512,7 @@
                 <w:sz w:val="18"/>
                 <w:szCs w:val="18"/>
               </w:rPr>
-              <w:t xml:space="preserve">36-40</w:t>
+              <w:t xml:space="preserve">40-44</w:t>
             </w:r>
           </w:p>
         </w:tc>
@@ -1544,7 +1544,7 @@
                 <w:sz w:val="18"/>
                 <w:szCs w:val="18"/>
               </w:rPr>
-              <w:t xml:space="preserve">2:20:46</w:t>
+              <w:t xml:space="preserve">2:33:49</w:t>
             </w:r>
           </w:p>
         </w:tc>
@@ -1611,7 +1611,7 @@
                 <w:sz w:val="18"/>
                 <w:szCs w:val="18"/>
               </w:rPr>
-              <w:t xml:space="preserve">10</w:t>
+              <w:t xml:space="preserve">11</w:t>
             </w:r>
           </w:p>
         </w:tc>
@@ -1642,7 +1642,7 @@
                 <w:sz w:val="18"/>
                 <w:szCs w:val="18"/>
               </w:rPr>
-              <w:t xml:space="preserve">35:29</w:t>
+              <w:t xml:space="preserve">38:26</w:t>
             </w:r>
           </w:p>
         </w:tc>
@@ -1673,7 +1673,7 @@
                 <w:sz w:val="18"/>
                 <w:szCs w:val="18"/>
               </w:rPr>
-              <w:t xml:space="preserve">41-50</w:t>
+              <w:t xml:space="preserve">45-55</w:t>
             </w:r>
           </w:p>
         </w:tc>
@@ -1704,7 +1704,7 @@
                 <w:sz w:val="18"/>
                 <w:szCs w:val="18"/>
               </w:rPr>
-              <w:t xml:space="preserve">2:56:15</w:t>
+              <w:t xml:space="preserve">3:12:15</w:t>
             </w:r>
           </w:p>
         </w:tc>
@@ -1777,7 +1777,7 @@
                 <w:sz w:val="18"/>
                 <w:szCs w:val="18"/>
               </w:rPr>
-              <w:t xml:space="preserve">50</w:t>
+              <w:t xml:space="preserve">55</w:t>
             </w:r>
           </w:p>
         </w:tc>
@@ -1811,7 +1811,7 @@
                 <w:sz w:val="18"/>
                 <w:szCs w:val="18"/>
               </w:rPr>
-              <w:t xml:space="preserve">2:56:15</w:t>
+              <w:t xml:space="preserve">3:12:15</w:t>
             </w:r>
           </w:p>
         </w:tc>
@@ -1843,7 +1843,7 @@
                 <w:sz w:val="18"/>
                 <w:szCs w:val="18"/>
               </w:rPr>
-              <w:t xml:space="preserve">Hour 1 1:18:35, Hour 2 1:37:40</w:t>
+              <w:t xml:space="preserve">Hour 1 1:22:07, Hour 2 1:50:08</w:t>
             </w:r>
           </w:p>
         </w:tc>
@@ -1896,7 +1896,7 @@
           <w:sz w:val="16"/>
           <w:szCs w:val="16"/>
         </w:rPr>
-        <w:t xml:space="preserve">FCC column: green CLEAN, amber means listen first or check by ear, red means hold out. Tag is the KZSU library tag; a dash means not in the library. Cull to taste: the list runs 26:15 over the 2:30 target. Bench tracks (back page) are not in the Air Order.</w:t>
+        <w:t xml:space="preserve">FCC column: green CLEAN, amber means listen first or check by ear, red means hold out. Tag is the KZSU library tag; a dash means not in the library. Cull to taste: the list runs 42:15 over the 2:30 target. Bench tracks (back page) are not in the Air Order.</w:t>
       </w:r>
     </w:p>
     <w:p>
@@ -1913,7 +1913,7 @@
           <w:sz w:val="24"/>
           <w:szCs w:val="24"/>
         </w:rPr>
-        <w:t xml:space="preserve">What changed since the working draft</w:t>
+        <w:t xml:space="preserve">What changed: Thu. Oct. 22 update (your Air Order edits)</w:t>
       </w:r>
     </w:p>
     <w:tbl>
@@ -2041,7 +2041,7 @@
                 <w:sz w:val="18"/>
                 <w:szCs w:val="18"/>
               </w:rPr>
-              <w:t xml:space="preserve">Culled</w:t>
+              <w:t xml:space="preserve">Cut by you</w:t>
             </w:r>
           </w:p>
         </w:tc>
@@ -2072,7 +2072,7 @@
                 <w:sz w:val="18"/>
                 <w:szCs w:val="18"/>
               </w:rPr>
-              <w:t xml:space="preserve">None. The Notes Sheet has no Cull ticks (sheet untouched since the Oct. 20 deploy).</w:t>
+              <w:t xml:space="preserve">Fontaines D.C. Six Shot Morning, Mimesis and Where Is Gone? (Happy For You stays), and Pulp The Trees. All four are out of the run of show and the Zookeeper CSV. Logged as not interested for 60 days.</w:t>
             </w:r>
           </w:p>
         </w:tc>
@@ -2111,7 +2111,7 @@
                 <w:sz w:val="18"/>
                 <w:szCs w:val="18"/>
               </w:rPr>
-              <w:t xml:space="preserve">Replaced</w:t>
+              <w:t xml:space="preserve">Added inside the list</w:t>
             </w:r>
           </w:p>
         </w:tc>
@@ -2143,7 +2143,7 @@
                 <w:sz w:val="18"/>
                 <w:szCs w:val="18"/>
               </w:rPr>
-              <w:t xml:space="preserve">None. No Replace ticks.</w:t>
+              <w:t xml:space="preserve">Nervebreakers My Girlfriend is a Rock, radio edit (#10), Loco Gringos Ain't No Corndogs (#15) and This Is Lorelei &amp; MJ Lenderman Dancing in the Club, radio edit (#22). Set 2 is now Texas punk with Dallas added.</w:t>
             </w:r>
           </w:p>
         </w:tc>
@@ -2181,7 +2181,7 @@
                 <w:sz w:val="18"/>
                 <w:szCs w:val="18"/>
               </w:rPr>
-              <w:t xml:space="preserve">Added (your Air Order edits, synced Oct. 20)</w:t>
+              <w:t xml:space="preserve">Your last six, placed where they fit</w:t>
             </w:r>
           </w:p>
         </w:tc>
@@ -2212,7 +2212,7 @@
                 <w:sz w:val="18"/>
                 <w:szCs w:val="18"/>
               </w:rPr>
-              <w:t xml:space="preserve">Greatest Gift (#9) replaced Mary Had a Little Drug Problem. Nasty (#24) joined the Triple Shot. Four tracks closed the Air Order: Van Wissem and Jarmusch (#47), Eagles of Death Metal (#48), Lambrini Girls (#49), Queens of the Stone Age (#50).</w:t>
+              <w:t xml:space="preserve">Set 1: Westside Cowboy (#6, after Yard Act) and Royal Blood (#9, last, before the Texas set). Set 7: Bauhaus (#37) and Consolidated (#38). Set 8: Stef Chura (#44, closes the slow set). Set 9: Dumb (#49, with the short rockers).</w:t>
             </w:r>
           </w:p>
         </w:tc>
@@ -2251,7 +2251,7 @@
                 <w:sz w:val="18"/>
                 <w:szCs w:val="18"/>
               </w:rPr>
-              <w:t xml:space="preserve">Moved</w:t>
+              <w:t xml:space="preserve">Reordered</w:t>
             </w:r>
           </w:p>
         </w:tc>
@@ -2283,7 +2283,7 @@
                 <w:sz w:val="18"/>
                 <w:szCs w:val="18"/>
               </w:rPr>
-              <w:t xml:space="preserve">None. The Air Order on YouTube Music (read Oct. 21) matches the plan, 50 tracks.</w:t>
+              <w:t xml:space="preserve">Set 1 now follows your Air Order (Lex Walton first, Dummy after Yard Act). The Air Order on YouTube Music still lists the six at the end (positions 50 to 55); it was not changed.</w:t>
             </w:r>
           </w:p>
         </w:tc>
@@ -2352,7 +2352,7 @@
                 <w:sz w:val="18"/>
                 <w:szCs w:val="18"/>
               </w:rPr>
-              <w:t xml:space="preserve">Labels filled for 7 tracks that had none or a (verify) flag: Scratch Acid (Touch and Go, tag 1082955), The Damned Nasty (Damned), R.M.F.C. (Warttmann Inc.), Van Wissem and Jarmusch (Sacred Bones), EODM (Universal), QOTSA (Matador), Fujiya &amp; Miyagi (Impossible Objects of Desire).</w:t>
+              <w:t xml:space="preserve">Labels and tags from Zookeeper where the library has the album (Loco Gringos 1089648, Bauhaus Mask 273046, Stef Chura Midnight 1135774, Consolidated 2866, Dumb 1148228). Web sources for the rest. Nervebreakers is on the library compilation Bloodstains Across Texas only (tag 487829); no tag used.</w:t>
             </w:r>
           </w:p>
         </w:tc>
@@ -2391,7 +2391,7 @@
                 <w:sz w:val="18"/>
                 <w:szCs w:val="18"/>
               </w:rPr>
-              <w:t xml:space="preserve">Talk breaks</w:t>
+              <w:t xml:space="preserve">Still open</w:t>
             </w:r>
           </w:p>
         </w:tc>
@@ -2420,10 +2420,80 @@
             <w:r>
               <w:rPr>
                 <w:rFonts w:ascii="Arial" w:cs="Arial" w:eastAsia="Arial" w:hAnsi="Arial"/>
-                <w:sz w:val="18"/>
-                <w:szCs w:val="18"/>
-              </w:rPr>
-              <w:t xml:space="preserve">New break after Set 9 for the four tail tracks. Texas punk break now cites Greatest Gift. Fontaines tour note updated.</w:t>
+                <w:color w:val="B00020"/>
+                <w:sz w:val="18"/>
+                <w:szCs w:val="18"/>
+              </w:rPr>
+              <w:t xml:space="preserve">Triple Shot has four Damned tracks. Loco Gringos has no lyrics posted: listen first. Lorelei and Lenderman, Nervebreakers and Consolidated are radio edits on YTM: confirm the edits by ear (Lorelei original has fuck x2 in Verse 4).</w:t>
+            </w:r>
+          </w:p>
+        </w:tc>
+      </w:tr>
+      <w:tr>
+        <w:trPr>
+          <w:cantSplit/>
+        </w:trPr>
+        <w:tc>
+          <w:tcPr>
+            <w:tcW w:type="dxa" w:w="2600"/>
+            <w:tcBorders>
+              <w:top w:val="single" w:color="B7B7B7" w:sz="4"/>
+              <w:left w:val="single" w:color="B7B7B7" w:sz="4"/>
+              <w:bottom w:val="single" w:color="B7B7B7" w:sz="4"/>
+              <w:right w:val="single" w:color="B7B7B7" w:sz="4"/>
+            </w:tcBorders>
+            <w:tcMar>
+              <w:top w:type="dxa" w:w="50"/>
+              <w:left w:type="dxa" w:w="90"/>
+              <w:bottom w:type="dxa" w:w="50"/>
+              <w:right w:type="dxa" w:w="90"/>
+            </w:tcMar>
+            <w:vAlign w:val="center"/>
+          </w:tcPr>
+          <w:p>
+            <w:pPr>
+              <w:spacing w:after="0" w:before="0"/>
+            </w:pPr>
+            <w:r>
+              <w:rPr>
+                <w:rFonts w:ascii="Arial" w:cs="Arial" w:eastAsia="Arial" w:hAnsi="Arial"/>
+                <w:b/>
+                <w:bCs/>
+                <w:sz w:val="18"/>
+                <w:szCs w:val="18"/>
+              </w:rPr>
+              <w:t xml:space="preserve">Earlier (Oct. 21 final)</w:t>
+            </w:r>
+          </w:p>
+        </w:tc>
+        <w:tc>
+          <w:tcPr>
+            <w:tcW w:type="dxa" w:w="11800"/>
+            <w:tcBorders>
+              <w:top w:val="single" w:color="B7B7B7" w:sz="4"/>
+              <w:left w:val="single" w:color="B7B7B7" w:sz="4"/>
+              <w:bottom w:val="single" w:color="B7B7B7" w:sz="4"/>
+              <w:right w:val="single" w:color="B7B7B7" w:sz="4"/>
+            </w:tcBorders>
+            <w:tcMar>
+              <w:top w:type="dxa" w:w="50"/>
+              <w:left w:type="dxa" w:w="90"/>
+              <w:bottom w:type="dxa" w:w="50"/>
+              <w:right w:type="dxa" w:w="90"/>
+            </w:tcMar>
+            <w:vAlign w:val="center"/>
+          </w:tcPr>
+          <w:p>
+            <w:pPr>
+              <w:spacing w:after="0" w:before="0"/>
+            </w:pPr>
+            <w:r>
+              <w:rPr>
+                <w:rFonts w:ascii="Arial" w:cs="Arial" w:eastAsia="Arial" w:hAnsi="Arial"/>
+                <w:sz w:val="18"/>
+                <w:szCs w:val="18"/>
+              </w:rPr>
+              <w:t xml:space="preserve">No cull or replace ticks. Labels filled for seven tracks. Greatest Gift replaced Mary Had a Little Drug Problem; Nasty joined the Triple Shot; Van Wissem and Jarmusch, EODM, Lambrini Girls and QOTSA closed the Air Order.</w:t>
             </w:r>
           </w:p>
         </w:tc>
@@ -2607,7 +2677,7 @@
                 <w:sz w:val="18"/>
                 <w:szCs w:val="18"/>
               </w:rPr>
-              <w:t xml:space="preserve">Fontaines D.C. Dopamine Chamber: four tracks in Set 3 (#14-#17). The Fujiya &amp; Miyagi, Kraftwerk, Cabaret Voltaire set is back as Set 7 (#33-#35). Reviewed albums stay in tapering rotation. Bay Area highlights list upcoming shows only.</w:t>
+              <w:t xml:space="preserve">Fontaines D.C. Dopamine Chamber: one track in Set 3 now (#18 Happy For You; you cut the other three). The Fujiya &amp; Miyagi, Kraftwerk, Cabaret Voltaire set is back as Set 7 (#35-#39). Reviewed albums stay in tapering rotation. Bay Area highlights list upcoming shows only.</w:t>
             </w:r>
           </w:p>
         </w:tc>
@@ -2678,7 +2748,7 @@
                 <w:sz w:val="18"/>
                 <w:szCs w:val="18"/>
               </w:rPr>
-              <w:t xml:space="preserve">13 albums reviewed in the last 10 weeks, one track each (week 2). Table below. Taper: weeks 1 to 3 one track per album; weeks 4 to 6 about half; weeks 7 to 10 about one in four. Config: config/review_rotation.json.</w:t>
+              <w:t xml:space="preserve">13 albums reviewed in the last 10 weeks, one track each (week 2); This Is Lorelei has a second track tonight (Lenderman version). The Westside Cowboy review is a draft, not posted. Table below. Taper: weeks 1 to 3 one track per album; weeks 4 to 6 about half; weeks 7 to 10 about one in four. Config: config/review_rotation.json.</w:t>
             </w:r>
           </w:p>
         </w:tc>
@@ -2747,7 +2817,7 @@
                 <w:sz w:val="18"/>
                 <w:szCs w:val="18"/>
               </w:rPr>
-              <w:t xml:space="preserve">The Damned (#23-#26). New Rose was released Oct. 22, 1976: 50 years on show day. Your Air Order adds Nasty (#24), so the set now has four tracks. Cut one to keep it a triple, or keep four.</w:t>
+              <w:t xml:space="preserve">The Damned (#25-#28). New Rose was released Oct. 22, 1976: 50 years on show day. Your Air Order adds Nasty (#26), so the set now has four tracks. Cut one to keep it a triple, or keep four.</w:t>
             </w:r>
           </w:p>
         </w:tc>
@@ -2818,7 +2888,7 @@
                 <w:sz w:val="18"/>
                 <w:szCs w:val="18"/>
               </w:rPr>
-              <w:t xml:space="preserve">Set 2 (#8-#13). Held out for FCC words: Scratch Acid Crazy Dan, Jesus Lizard Mouth Breather and Seasick.</w:t>
+              <w:t xml:space="preserve">Set 2 (#10-#17), Austin, San Antonio and Dallas. Held out for FCC words: Scratch Acid Crazy Dan, Jesus Lizard Mouth Breather and Seasick.</w:t>
             </w:r>
           </w:p>
         </w:tc>
@@ -2888,7 +2958,7 @@
                 <w:sz w:val="18"/>
                 <w:szCs w:val="18"/>
               </w:rPr>
-              <w:t xml:space="preserve">Tongue (shit x10, Refrain) and Japan (fuck x3, shit x3, Chorus) are held out. The other nine Dopamine Chamber tracks screened clean on Genius Oct. 16.</w:t>
+              <w:t xml:space="preserve">Tongue (shit x10, Refrain) and Japan (fuck x3, shit x3, Chorus) are held out. Happy For You and the other Dopamine Chamber tracks screened clean on Genius Oct. 16.</w:t>
             </w:r>
           </w:p>
         </w:tc>
@@ -3099,7 +3169,7 @@
                 <w:sz w:val="18"/>
                 <w:szCs w:val="18"/>
               </w:rPr>
-              <w:t xml:space="preserve">Zookeeper rechecked Oct. 21 for the seven changed tracks. Not in the library: Dopamine Chamber (label from the Zookeeper label table), Big Boys, Viagra Boys, Cheekface, Pretenders. Labels not in the Zookeeper label table: Damned, Warttmann Inc., Impossible Objects of Desire. Fill in at the studio if the library has them by Thursday.</w:t>
+              <w:t xml:space="preserve">Zookeeper rechecked Oct. 21 and 22 for changed tracks. Not in the library: Dopamine Chamber (label from the Zookeeper label table), Big Boys, Viagra Boys, Cheekface, Pretenders, Westside Cowboy, Royal Blood. Labels not in the Zookeeper label table: Damned, Wild Child Records, Warttmann Inc., Impossible Objects of Desire, Warner Records (library has Warner Bros. Records). Fill in at the studio if the library has them by Thursday.</w:t>
             </w:r>
           </w:p>
         </w:tc>
@@ -3410,7 +3480,7 @@
                 <w:sz w:val="18"/>
                 <w:szCs w:val="18"/>
               </w:rPr>
-              <w:t xml:space="preserve">#23 New Rose</w:t>
+              <w:t xml:space="preserve">#25 New Rose</w:t>
             </w:r>
           </w:p>
         </w:tc>
@@ -3543,7 +3613,7 @@
                 <w:sz w:val="18"/>
                 <w:szCs w:val="18"/>
               </w:rPr>
-              <w:t xml:space="preserve">#36 The Trees</w:t>
+              <w:t xml:space="preserve">No track: The Trees was cut from the Air Order</w:t>
             </w:r>
           </w:p>
         </w:tc>
@@ -3672,7 +3742,7 @@
                 <w:sz w:val="18"/>
                 <w:szCs w:val="18"/>
               </w:rPr>
-              <w:t xml:space="preserve">#40 Don't Get Me Wrong</w:t>
+              <w:t xml:space="preserve">#43 Don't Get Me Wrong</w:t>
             </w:r>
           </w:p>
         </w:tc>
@@ -3805,7 +3875,7 @@
                 <w:sz w:val="18"/>
                 <w:szCs w:val="18"/>
               </w:rPr>
-              <w:t xml:space="preserve">#9 and #11</w:t>
+              <w:t xml:space="preserve">#12 and #14</w:t>
             </w:r>
           </w:p>
         </w:tc>
@@ -4201,7 +4271,7 @@
                 <w:sz w:val="18"/>
                 <w:szCs w:val="18"/>
               </w:rPr>
-              <w:t xml:space="preserve">#14-#17 (Set 3)</w:t>
+              <w:t xml:space="preserve">#18 Happy For You (Set 3)</w:t>
             </w:r>
           </w:p>
         </w:tc>
@@ -4368,7 +4438,7 @@
                 <w:sz w:val="18"/>
                 <w:szCs w:val="18"/>
               </w:rPr>
-              <w:t xml:space="preserve">#1 Full Spectrum Dominance</w:t>
+              <w:t xml:space="preserve">#7 Full Spectrum Dominance</w:t>
             </w:r>
           </w:p>
         </w:tc>
@@ -4697,7 +4767,7 @@
                 <w:sz w:val="18"/>
                 <w:szCs w:val="18"/>
               </w:rPr>
-              <w:t xml:space="preserve">#37 Blue Shadows (Karen O)</w:t>
+              <w:t xml:space="preserve">#40 Blue Shadows (Karen O)</w:t>
             </w:r>
           </w:p>
         </w:tc>
@@ -4733,7 +4803,7 @@
                 <w:sz w:val="18"/>
                 <w:szCs w:val="18"/>
               </w:rPr>
-              <w:t xml:space="preserve">Queens of the Stone Age</w:t>
+              <w:t xml:space="preserve">Westside Cowboy</w:t>
             </w:r>
           </w:p>
         </w:tc>
@@ -4764,7 +4834,7 @@
                 <w:sz w:val="18"/>
                 <w:szCs w:val="18"/>
               </w:rPr>
-              <w:t xml:space="preserve">Perfecth (single Insignificant Other out Aug. 28)</w:t>
+              <w:t xml:space="preserve">It Goes On (debut album; Kick Stones (The Boys) is the lead single)</w:t>
             </w:r>
           </w:p>
         </w:tc>
@@ -4795,7 +4865,7 @@
                 <w:sz w:val="18"/>
                 <w:szCs w:val="18"/>
               </w:rPr>
-              <w:t xml:space="preserve">Matador</w:t>
+              <w:t xml:space="preserve">Island</w:t>
             </w:r>
           </w:p>
         </w:tc>
@@ -4828,7 +4898,7 @@
                 <w:sz w:val="18"/>
                 <w:szCs w:val="18"/>
               </w:rPr>
-              <w:t xml:space="preserve">Fri. Oct. 30</w:t>
+              <w:t xml:space="preserve">Fri. Aug. 21</w:t>
             </w:r>
           </w:p>
         </w:tc>
@@ -4859,7 +4929,7 @@
                 <w:sz w:val="18"/>
                 <w:szCs w:val="18"/>
               </w:rPr>
-              <w:t xml:space="preserve">#50 Insignificant Other</w:t>
+              <w:t xml:space="preserve">#6 Kick Stones (The Boys)</w:t>
             </w:r>
           </w:p>
         </w:tc>
@@ -4896,7 +4966,7 @@
                 <w:sz w:val="18"/>
                 <w:szCs w:val="18"/>
               </w:rPr>
-              <w:t xml:space="preserve">Fujiya &amp; Miyagi</w:t>
+              <w:t xml:space="preserve">Royal Blood</w:t>
             </w:r>
           </w:p>
         </w:tc>
@@ -4928,7 +4998,7 @@
                 <w:sz w:val="18"/>
                 <w:szCs w:val="18"/>
               </w:rPr>
-              <w:t xml:space="preserve">New Shiny Object</w:t>
+              <w:t xml:space="preserve">Dead Company (single Ten Over Ten out Aug. 12; album date: sources say Nov. 6, 12 or 13)</w:t>
             </w:r>
           </w:p>
         </w:tc>
@@ -4960,7 +5030,7 @@
                 <w:sz w:val="18"/>
                 <w:szCs w:val="18"/>
               </w:rPr>
-              <w:t xml:space="preserve">Impossible Objects of Desire</w:t>
+              <w:t xml:space="preserve">Warner</w:t>
             </w:r>
           </w:p>
         </w:tc>
@@ -4994,7 +5064,7 @@
                 <w:sz w:val="18"/>
                 <w:szCs w:val="18"/>
               </w:rPr>
-              <w:t xml:space="preserve">Fri. Oct. 30</w:t>
+              <w:t xml:space="preserve">Fri. Nov. 13 (verify)</w:t>
             </w:r>
           </w:p>
         </w:tc>
@@ -5026,7 +5096,7 @@
                 <w:sz w:val="18"/>
                 <w:szCs w:val="18"/>
               </w:rPr>
-              <w:t xml:space="preserve">#35 No Green Light</w:t>
+              <w:t xml:space="preserve">#9 Ten Over Ten</w:t>
             </w:r>
           </w:p>
         </w:tc>
@@ -5062,7 +5132,7 @@
                 <w:sz w:val="18"/>
                 <w:szCs w:val="18"/>
               </w:rPr>
-              <w:t xml:space="preserve">Jozef Van Wissem &amp; Jim Jarmusch</w:t>
+              <w:t xml:space="preserve">Queens of the Stone Age</w:t>
             </w:r>
           </w:p>
         </w:tc>
@@ -5093,7 +5163,7 @@
                 <w:sz w:val="18"/>
                 <w:szCs w:val="18"/>
               </w:rPr>
-              <w:t xml:space="preserve">Bocca di Lupo and Mouth of the Wolf (double album)</w:t>
+              <w:t xml:space="preserve">Perfecth (single Insignificant Other out Aug. 28)</w:t>
             </w:r>
           </w:p>
         </w:tc>
@@ -5124,7 +5194,7 @@
                 <w:sz w:val="18"/>
                 <w:szCs w:val="18"/>
               </w:rPr>
-              <w:t xml:space="preserve">Sacred Bones</w:t>
+              <w:t xml:space="preserve">Matador</w:t>
             </w:r>
           </w:p>
         </w:tc>
@@ -5157,7 +5227,7 @@
                 <w:sz w:val="18"/>
                 <w:szCs w:val="18"/>
               </w:rPr>
-              <w:t xml:space="preserve">Fri. Nov. 6</w:t>
+              <w:t xml:space="preserve">Fri. Oct. 30</w:t>
             </w:r>
           </w:p>
         </w:tc>
@@ -5188,7 +5258,7 @@
                 <w:sz w:val="18"/>
                 <w:szCs w:val="18"/>
               </w:rPr>
-              <w:t xml:space="preserve">#47 Never Like You Said (Courtney Barnett)</w:t>
+              <w:t xml:space="preserve">#55 Insignificant Other</w:t>
             </w:r>
           </w:p>
         </w:tc>
@@ -5225,7 +5295,7 @@
                 <w:sz w:val="18"/>
                 <w:szCs w:val="18"/>
               </w:rPr>
-              <w:t xml:space="preserve">Twisted Teens</w:t>
+              <w:t xml:space="preserve">Fujiya &amp; Miyagi</w:t>
             </w:r>
           </w:p>
         </w:tc>
@@ -5257,7 +5327,7 @@
                 <w:sz w:val="18"/>
                 <w:szCs w:val="18"/>
               </w:rPr>
-              <w:t xml:space="preserve">The Holy Cross Tigers</w:t>
+              <w:t xml:space="preserve">New Shiny Object</w:t>
             </w:r>
           </w:p>
         </w:tc>
@@ -5289,7 +5359,7 @@
                 <w:sz w:val="18"/>
                 <w:szCs w:val="18"/>
               </w:rPr>
-              <w:t xml:space="preserve">Sub Pop</w:t>
+              <w:t xml:space="preserve">Impossible Objects of Desire</w:t>
             </w:r>
           </w:p>
         </w:tc>
@@ -5323,7 +5393,7 @@
                 <w:sz w:val="18"/>
                 <w:szCs w:val="18"/>
               </w:rPr>
-              <w:t xml:space="preserve">Fri. Nov. 6</w:t>
+              <w:t xml:space="preserve">Fri. Oct. 30</w:t>
             </w:r>
           </w:p>
         </w:tc>
@@ -5355,7 +5425,7 @@
                 <w:sz w:val="18"/>
                 <w:szCs w:val="18"/>
               </w:rPr>
-              <w:t xml:space="preserve">#3 and #4 (reviewed albums)</w:t>
+              <w:t xml:space="preserve">#39 No Green Light</w:t>
             </w:r>
           </w:p>
         </w:tc>
@@ -5391,6 +5461,335 @@
                 <w:sz w:val="18"/>
                 <w:szCs w:val="18"/>
               </w:rPr>
+              <w:t xml:space="preserve">Jozef Van Wissem &amp; Jim Jarmusch</w:t>
+            </w:r>
+          </w:p>
+        </w:tc>
+        <w:tc>
+          <w:tcPr>
+            <w:tcW w:type="dxa" w:w="3600"/>
+            <w:tcBorders>
+              <w:top w:val="single" w:color="B7B7B7" w:sz="4"/>
+              <w:left w:val="single" w:color="B7B7B7" w:sz="4"/>
+              <w:bottom w:val="single" w:color="B7B7B7" w:sz="4"/>
+              <w:right w:val="single" w:color="B7B7B7" w:sz="4"/>
+            </w:tcBorders>
+            <w:tcMar>
+              <w:top w:type="dxa" w:w="50"/>
+              <w:left w:type="dxa" w:w="90"/>
+              <w:bottom w:type="dxa" w:w="50"/>
+              <w:right w:type="dxa" w:w="90"/>
+            </w:tcMar>
+            <w:vAlign w:val="center"/>
+          </w:tcPr>
+          <w:p>
+            <w:pPr>
+              <w:spacing w:after="0" w:before="0"/>
+            </w:pPr>
+            <w:r>
+              <w:rPr>
+                <w:rFonts w:ascii="Arial" w:cs="Arial" w:eastAsia="Arial" w:hAnsi="Arial"/>
+                <w:sz w:val="18"/>
+                <w:szCs w:val="18"/>
+              </w:rPr>
+              <w:t xml:space="preserve">Bocca di Lupo and Mouth of the Wolf (double album)</w:t>
+            </w:r>
+          </w:p>
+        </w:tc>
+        <w:tc>
+          <w:tcPr>
+            <w:tcW w:type="dxa" w:w="2200"/>
+            <w:tcBorders>
+              <w:top w:val="single" w:color="B7B7B7" w:sz="4"/>
+              <w:left w:val="single" w:color="B7B7B7" w:sz="4"/>
+              <w:bottom w:val="single" w:color="B7B7B7" w:sz="4"/>
+              <w:right w:val="single" w:color="B7B7B7" w:sz="4"/>
+            </w:tcBorders>
+            <w:tcMar>
+              <w:top w:type="dxa" w:w="50"/>
+              <w:left w:type="dxa" w:w="90"/>
+              <w:bottom w:type="dxa" w:w="50"/>
+              <w:right w:type="dxa" w:w="90"/>
+            </w:tcMar>
+            <w:vAlign w:val="center"/>
+          </w:tcPr>
+          <w:p>
+            <w:pPr>
+              <w:spacing w:after="0" w:before="0"/>
+            </w:pPr>
+            <w:r>
+              <w:rPr>
+                <w:rFonts w:ascii="Arial" w:cs="Arial" w:eastAsia="Arial" w:hAnsi="Arial"/>
+                <w:sz w:val="18"/>
+                <w:szCs w:val="18"/>
+              </w:rPr>
+              <w:t xml:space="preserve">Sacred Bones</w:t>
+            </w:r>
+          </w:p>
+        </w:tc>
+        <w:tc>
+          <w:tcPr>
+            <w:tcW w:type="dxa" w:w="2100"/>
+            <w:tcBorders>
+              <w:top w:val="single" w:color="B7B7B7" w:sz="4"/>
+              <w:left w:val="single" w:color="B7B7B7" w:sz="4"/>
+              <w:bottom w:val="single" w:color="B7B7B7" w:sz="4"/>
+              <w:right w:val="single" w:color="B7B7B7" w:sz="4"/>
+            </w:tcBorders>
+            <w:tcMar>
+              <w:top w:type="dxa" w:w="50"/>
+              <w:left w:type="dxa" w:w="90"/>
+              <w:bottom w:type="dxa" w:w="50"/>
+              <w:right w:type="dxa" w:w="90"/>
+            </w:tcMar>
+            <w:vAlign w:val="center"/>
+          </w:tcPr>
+          <w:p>
+            <w:pPr>
+              <w:spacing w:after="0" w:before="0"/>
+            </w:pPr>
+            <w:r>
+              <w:rPr>
+                <w:rFonts w:ascii="Arial" w:cs="Arial" w:eastAsia="Arial" w:hAnsi="Arial"/>
+                <w:b/>
+                <w:bCs/>
+                <w:sz w:val="18"/>
+                <w:szCs w:val="18"/>
+              </w:rPr>
+              <w:t xml:space="preserve">Fri. Nov. 6</w:t>
+            </w:r>
+          </w:p>
+        </w:tc>
+        <w:tc>
+          <w:tcPr>
+            <w:tcW w:type="dxa" w:w="4200"/>
+            <w:tcBorders>
+              <w:top w:val="single" w:color="B7B7B7" w:sz="4"/>
+              <w:left w:val="single" w:color="B7B7B7" w:sz="4"/>
+              <w:bottom w:val="single" w:color="B7B7B7" w:sz="4"/>
+              <w:right w:val="single" w:color="B7B7B7" w:sz="4"/>
+            </w:tcBorders>
+            <w:tcMar>
+              <w:top w:type="dxa" w:w="50"/>
+              <w:left w:type="dxa" w:w="90"/>
+              <w:bottom w:type="dxa" w:w="50"/>
+              <w:right w:type="dxa" w:w="90"/>
+            </w:tcMar>
+            <w:vAlign w:val="center"/>
+          </w:tcPr>
+          <w:p>
+            <w:pPr>
+              <w:spacing w:after="0" w:before="0"/>
+            </w:pPr>
+            <w:r>
+              <w:rPr>
+                <w:rFonts w:ascii="Arial" w:cs="Arial" w:eastAsia="Arial" w:hAnsi="Arial"/>
+                <w:sz w:val="18"/>
+                <w:szCs w:val="18"/>
+              </w:rPr>
+              <w:t xml:space="preserve">#52 Never Like You Said (Courtney Barnett)</w:t>
+            </w:r>
+          </w:p>
+        </w:tc>
+      </w:tr>
+      <w:tr>
+        <w:trPr>
+          <w:cantSplit/>
+        </w:trPr>
+        <w:tc>
+          <w:tcPr>
+            <w:tcW w:type="dxa" w:w="2300"/>
+            <w:tcBorders>
+              <w:top w:val="single" w:color="B7B7B7" w:sz="4"/>
+              <w:left w:val="single" w:color="B7B7B7" w:sz="4"/>
+              <w:bottom w:val="single" w:color="B7B7B7" w:sz="4"/>
+              <w:right w:val="single" w:color="B7B7B7" w:sz="4"/>
+            </w:tcBorders>
+            <w:shd w:fill="F5F7FA" w:color="auto" w:val="clear"/>
+            <w:tcMar>
+              <w:top w:type="dxa" w:w="50"/>
+              <w:left w:type="dxa" w:w="90"/>
+              <w:bottom w:type="dxa" w:w="50"/>
+              <w:right w:type="dxa" w:w="90"/>
+            </w:tcMar>
+            <w:vAlign w:val="center"/>
+          </w:tcPr>
+          <w:p>
+            <w:pPr>
+              <w:spacing w:after="0" w:before="0"/>
+            </w:pPr>
+            <w:r>
+              <w:rPr>
+                <w:rFonts w:ascii="Arial" w:cs="Arial" w:eastAsia="Arial" w:hAnsi="Arial"/>
+                <w:sz w:val="18"/>
+                <w:szCs w:val="18"/>
+              </w:rPr>
+              <w:t xml:space="preserve">Twisted Teens</w:t>
+            </w:r>
+          </w:p>
+        </w:tc>
+        <w:tc>
+          <w:tcPr>
+            <w:tcW w:type="dxa" w:w="3600"/>
+            <w:tcBorders>
+              <w:top w:val="single" w:color="B7B7B7" w:sz="4"/>
+              <w:left w:val="single" w:color="B7B7B7" w:sz="4"/>
+              <w:bottom w:val="single" w:color="B7B7B7" w:sz="4"/>
+              <w:right w:val="single" w:color="B7B7B7" w:sz="4"/>
+            </w:tcBorders>
+            <w:shd w:fill="F5F7FA" w:color="auto" w:val="clear"/>
+            <w:tcMar>
+              <w:top w:type="dxa" w:w="50"/>
+              <w:left w:type="dxa" w:w="90"/>
+              <w:bottom w:type="dxa" w:w="50"/>
+              <w:right w:type="dxa" w:w="90"/>
+            </w:tcMar>
+            <w:vAlign w:val="center"/>
+          </w:tcPr>
+          <w:p>
+            <w:pPr>
+              <w:spacing w:after="0" w:before="0"/>
+            </w:pPr>
+            <w:r>
+              <w:rPr>
+                <w:rFonts w:ascii="Arial" w:cs="Arial" w:eastAsia="Arial" w:hAnsi="Arial"/>
+                <w:sz w:val="18"/>
+                <w:szCs w:val="18"/>
+              </w:rPr>
+              <w:t xml:space="preserve">The Holy Cross Tigers</w:t>
+            </w:r>
+          </w:p>
+        </w:tc>
+        <w:tc>
+          <w:tcPr>
+            <w:tcW w:type="dxa" w:w="2200"/>
+            <w:tcBorders>
+              <w:top w:val="single" w:color="B7B7B7" w:sz="4"/>
+              <w:left w:val="single" w:color="B7B7B7" w:sz="4"/>
+              <w:bottom w:val="single" w:color="B7B7B7" w:sz="4"/>
+              <w:right w:val="single" w:color="B7B7B7" w:sz="4"/>
+            </w:tcBorders>
+            <w:shd w:fill="F5F7FA" w:color="auto" w:val="clear"/>
+            <w:tcMar>
+              <w:top w:type="dxa" w:w="50"/>
+              <w:left w:type="dxa" w:w="90"/>
+              <w:bottom w:type="dxa" w:w="50"/>
+              <w:right w:type="dxa" w:w="90"/>
+            </w:tcMar>
+            <w:vAlign w:val="center"/>
+          </w:tcPr>
+          <w:p>
+            <w:pPr>
+              <w:spacing w:after="0" w:before="0"/>
+            </w:pPr>
+            <w:r>
+              <w:rPr>
+                <w:rFonts w:ascii="Arial" w:cs="Arial" w:eastAsia="Arial" w:hAnsi="Arial"/>
+                <w:sz w:val="18"/>
+                <w:szCs w:val="18"/>
+              </w:rPr>
+              <w:t xml:space="preserve">Sub Pop</w:t>
+            </w:r>
+          </w:p>
+        </w:tc>
+        <w:tc>
+          <w:tcPr>
+            <w:tcW w:type="dxa" w:w="2100"/>
+            <w:tcBorders>
+              <w:top w:val="single" w:color="B7B7B7" w:sz="4"/>
+              <w:left w:val="single" w:color="B7B7B7" w:sz="4"/>
+              <w:bottom w:val="single" w:color="B7B7B7" w:sz="4"/>
+              <w:right w:val="single" w:color="B7B7B7" w:sz="4"/>
+            </w:tcBorders>
+            <w:shd w:fill="F5F7FA" w:color="auto" w:val="clear"/>
+            <w:tcMar>
+              <w:top w:type="dxa" w:w="50"/>
+              <w:left w:type="dxa" w:w="90"/>
+              <w:bottom w:type="dxa" w:w="50"/>
+              <w:right w:type="dxa" w:w="90"/>
+            </w:tcMar>
+            <w:vAlign w:val="center"/>
+          </w:tcPr>
+          <w:p>
+            <w:pPr>
+              <w:spacing w:after="0" w:before="0"/>
+            </w:pPr>
+            <w:r>
+              <w:rPr>
+                <w:rFonts w:ascii="Arial" w:cs="Arial" w:eastAsia="Arial" w:hAnsi="Arial"/>
+                <w:b/>
+                <w:bCs/>
+                <w:sz w:val="18"/>
+                <w:szCs w:val="18"/>
+              </w:rPr>
+              <w:t xml:space="preserve">Fri. Nov. 6</w:t>
+            </w:r>
+          </w:p>
+        </w:tc>
+        <w:tc>
+          <w:tcPr>
+            <w:tcW w:type="dxa" w:w="4200"/>
+            <w:tcBorders>
+              <w:top w:val="single" w:color="B7B7B7" w:sz="4"/>
+              <w:left w:val="single" w:color="B7B7B7" w:sz="4"/>
+              <w:bottom w:val="single" w:color="B7B7B7" w:sz="4"/>
+              <w:right w:val="single" w:color="B7B7B7" w:sz="4"/>
+            </w:tcBorders>
+            <w:shd w:fill="F5F7FA" w:color="auto" w:val="clear"/>
+            <w:tcMar>
+              <w:top w:type="dxa" w:w="50"/>
+              <w:left w:type="dxa" w:w="90"/>
+              <w:bottom w:type="dxa" w:w="50"/>
+              <w:right w:type="dxa" w:w="90"/>
+            </w:tcMar>
+            <w:vAlign w:val="center"/>
+          </w:tcPr>
+          <w:p>
+            <w:pPr>
+              <w:spacing w:after="0" w:before="0"/>
+            </w:pPr>
+            <w:r>
+              <w:rPr>
+                <w:rFonts w:ascii="Arial" w:cs="Arial" w:eastAsia="Arial" w:hAnsi="Arial"/>
+                <w:sz w:val="18"/>
+                <w:szCs w:val="18"/>
+              </w:rPr>
+              <w:t xml:space="preserve">#3 and #4 (reviewed albums)</w:t>
+            </w:r>
+          </w:p>
+        </w:tc>
+      </w:tr>
+      <w:tr>
+        <w:trPr>
+          <w:cantSplit/>
+        </w:trPr>
+        <w:tc>
+          <w:tcPr>
+            <w:tcW w:type="dxa" w:w="2300"/>
+            <w:tcBorders>
+              <w:top w:val="single" w:color="B7B7B7" w:sz="4"/>
+              <w:left w:val="single" w:color="B7B7B7" w:sz="4"/>
+              <w:bottom w:val="single" w:color="B7B7B7" w:sz="4"/>
+              <w:right w:val="single" w:color="B7B7B7" w:sz="4"/>
+            </w:tcBorders>
+            <w:tcMar>
+              <w:top w:type="dxa" w:w="50"/>
+              <w:left w:type="dxa" w:w="90"/>
+              <w:bottom w:type="dxa" w:w="50"/>
+              <w:right w:type="dxa" w:w="90"/>
+            </w:tcMar>
+            <w:vAlign w:val="center"/>
+          </w:tcPr>
+          <w:p>
+            <w:pPr>
+              <w:spacing w:after="0" w:before="0"/>
+            </w:pPr>
+            <w:r>
+              <w:rPr>
+                <w:rFonts w:ascii="Arial" w:cs="Arial" w:eastAsia="Arial" w:hAnsi="Arial"/>
+                <w:sz w:val="18"/>
+                <w:szCs w:val="18"/>
+              </w:rPr>
               <w:t xml:space="preserve">Lex Walton</w:t>
             </w:r>
           </w:p>
@@ -5517,7 +5916,7 @@
                 <w:sz w:val="18"/>
                 <w:szCs w:val="18"/>
               </w:rPr>
-              <w:t xml:space="preserve">#5 For Thee I Sing</w:t>
+              <w:t xml:space="preserve">#1 For Thee I Sing</w:t>
             </w:r>
           </w:p>
         </w:tc>
@@ -6355,7 +6754,7 @@
                 <w:sz w:val="18"/>
                 <w:szCs w:val="18"/>
               </w:rPr>
-              <w:t xml:space="preserve">#5</w:t>
+              <w:t xml:space="preserve">#1</w:t>
             </w:r>
           </w:p>
         </w:tc>
@@ -6552,7 +6951,7 @@
                 <w:sz w:val="18"/>
                 <w:szCs w:val="18"/>
               </w:rPr>
-              <w:t xml:space="preserve">#6</w:t>
+              <w:t xml:space="preserve">#5</w:t>
             </w:r>
           </w:p>
         </w:tc>
@@ -6743,7 +7142,7 @@
                 <w:sz w:val="18"/>
                 <w:szCs w:val="18"/>
               </w:rPr>
-              <w:t xml:space="preserve">#7</w:t>
+              <w:t xml:space="preserve">#8</w:t>
             </w:r>
           </w:p>
         </w:tc>
@@ -6940,7 +7339,7 @@
                 <w:sz w:val="18"/>
                 <w:szCs w:val="18"/>
               </w:rPr>
-              <w:t xml:space="preserve">#18</w:t>
+              <w:t xml:space="preserve">#19</w:t>
             </w:r>
           </w:p>
         </w:tc>
@@ -7131,7 +7530,7 @@
                 <w:sz w:val="18"/>
                 <w:szCs w:val="18"/>
               </w:rPr>
-              <w:t xml:space="preserve">#19</w:t>
+              <w:t xml:space="preserve">#20</w:t>
             </w:r>
           </w:p>
         </w:tc>
@@ -7328,7 +7727,7 @@
                 <w:sz w:val="18"/>
                 <w:szCs w:val="18"/>
               </w:rPr>
-              <w:t xml:space="preserve">#20</w:t>
+              <w:t xml:space="preserve">#21</w:t>
             </w:r>
           </w:p>
         </w:tc>
@@ -7519,7 +7918,7 @@
                 <w:sz w:val="18"/>
                 <w:szCs w:val="18"/>
               </w:rPr>
-              <w:t xml:space="preserve">#21</w:t>
+              <w:t xml:space="preserve">#23</w:t>
             </w:r>
           </w:p>
         </w:tc>
@@ -7716,7 +8115,7 @@
                 <w:sz w:val="18"/>
                 <w:szCs w:val="18"/>
               </w:rPr>
-              <w:t xml:space="preserve">#22</w:t>
+              <w:t xml:space="preserve">#24</w:t>
             </w:r>
           </w:p>
         </w:tc>
@@ -7907,7 +8306,7 @@
                 <w:sz w:val="18"/>
                 <w:szCs w:val="18"/>
               </w:rPr>
-              <w:t xml:space="preserve">#12</w:t>
+              <w:t xml:space="preserve">#16</w:t>
             </w:r>
           </w:p>
         </w:tc>
@@ -8104,7 +8503,7 @@
                 <w:sz w:val="18"/>
                 <w:szCs w:val="18"/>
               </w:rPr>
-              <w:t xml:space="preserve">#39</w:t>
+              <w:t xml:space="preserve">#42</w:t>
             </w:r>
           </w:p>
         </w:tc>
@@ -8295,7 +8694,7 @@
                 <w:sz w:val="18"/>
                 <w:szCs w:val="18"/>
               </w:rPr>
-              <w:t xml:space="preserve">#38</w:t>
+              <w:t xml:space="preserve">#41</w:t>
             </w:r>
           </w:p>
         </w:tc>
@@ -8479,7 +8878,80 @@
                 <w:sz w:val="20"/>
                 <w:szCs w:val="20"/>
               </w:rPr>
-              <w:t xml:space="preserve">Fontaines D.C. released Dopamine Chamber last Friday, Oct. 16, on XL. Produced by James Ford, 11 tracks. Set 3 plays four of them.</w:t>
+              <w:t xml:space="preserve">Fontaines D.C. released Dopamine Chamber last Friday, Oct. 16, on XL. Produced by James Ford, 11 tracks. Set 3 plays one of them, Happy For You.</w:t>
+            </w:r>
+          </w:p>
+        </w:tc>
+      </w:tr>
+      <w:tr>
+        <w:trPr>
+          <w:cantSplit/>
+        </w:trPr>
+        <w:tc>
+          <w:tcPr>
+            <w:tcW w:type="dxa" w:w="2600"/>
+            <w:tcBorders>
+              <w:top w:val="single" w:color="B7B7B7" w:sz="4"/>
+              <w:left w:val="single" w:color="B7B7B7" w:sz="4"/>
+              <w:bottom w:val="single" w:color="B7B7B7" w:sz="4"/>
+              <w:right w:val="single" w:color="B7B7B7" w:sz="4"/>
+            </w:tcBorders>
+            <w:shd w:fill="E2F0D9" w:color="auto" w:val="clear"/>
+            <w:tcMar>
+              <w:top w:type="dxa" w:w="50"/>
+              <w:left w:type="dxa" w:w="90"/>
+              <w:bottom w:type="dxa" w:w="50"/>
+              <w:right w:type="dxa" w:w="90"/>
+            </w:tcMar>
+            <w:vAlign w:val="center"/>
+          </w:tcPr>
+          <w:p>
+            <w:pPr>
+              <w:keepNext/>
+              <w:spacing w:after="0" w:before="0"/>
+            </w:pPr>
+            <w:r>
+              <w:rPr>
+                <w:rFonts w:ascii="Arial" w:cs="Arial" w:eastAsia="Arial" w:hAnsi="Arial"/>
+                <w:b/>
+                <w:bCs/>
+                <w:sz w:val="18"/>
+                <w:szCs w:val="18"/>
+              </w:rPr>
+              <w:t xml:space="preserve"/>
+            </w:r>
+          </w:p>
+        </w:tc>
+        <w:tc>
+          <w:tcPr>
+            <w:tcW w:type="dxa" w:w="11800"/>
+            <w:tcBorders>
+              <w:top w:val="single" w:color="B7B7B7" w:sz="4"/>
+              <w:left w:val="single" w:color="B7B7B7" w:sz="4"/>
+              <w:bottom w:val="single" w:color="B7B7B7" w:sz="4"/>
+              <w:right w:val="single" w:color="B7B7B7" w:sz="4"/>
+            </w:tcBorders>
+            <w:shd w:fill="E2F0D9" w:color="auto" w:val="clear"/>
+            <w:tcMar>
+              <w:top w:type="dxa" w:w="50"/>
+              <w:left w:type="dxa" w:w="90"/>
+              <w:bottom w:type="dxa" w:w="50"/>
+              <w:right w:type="dxa" w:w="90"/>
+            </w:tcMar>
+            <w:vAlign w:val="center"/>
+          </w:tcPr>
+          <w:p>
+            <w:pPr>
+              <w:keepNext/>
+              <w:spacing w:after="0" w:before="0"/>
+            </w:pPr>
+            <w:r>
+              <w:rPr>
+                <w:rFonts w:ascii="Arial" w:cs="Arial" w:eastAsia="Arial" w:hAnsi="Arial"/>
+                <w:sz w:val="20"/>
+                <w:szCs w:val="20"/>
+              </w:rPr>
+              <w:t xml:space="preserve">New and loud: Westside Cowboy of Manchester (Island, debut It Goes On out Aug. 21) and Royal Blood, Ten Over Ten, the lead single from Dead Company (Warner, due Nov. 13).</w:t>
             </w:r>
           </w:p>
         </w:tc>
@@ -8636,7 +9108,7 @@
                 <w:sz w:val="22"/>
                 <w:szCs w:val="22"/>
               </w:rPr>
-              <w:t xml:space="preserve">Hour 1, Set 1: Loud and new, plus reviews in rotation   |   7 tracks   |   20:54   |   on air through 20:54</w:t>
+              <w:t xml:space="preserve">Hour 1, Set 1: Loud and new, plus reviews in rotation   |   9 tracks   |   28:09   |   on air through 28:09</w:t>
             </w:r>
           </w:p>
         </w:tc>
@@ -9039,7 +9511,7 @@
                 <w:sz w:val="18"/>
                 <w:szCs w:val="18"/>
               </w:rPr>
-              <w:t xml:space="preserve">Dummy</w:t>
+              <w:t xml:space="preserve">Lex Walton</w:t>
             </w:r>
           </w:p>
         </w:tc>
@@ -9073,7 +9545,7 @@
                 <w:sz w:val="20"/>
                 <w:szCs w:val="20"/>
               </w:rPr>
-              <w:t xml:space="preserve">Full Spectrum Dominance</w:t>
+              <w:t xml:space="preserve">For Thee I Sing</w:t>
             </w:r>
           </w:p>
         </w:tc>
@@ -9105,7 +9577,7 @@
                 <w:sz w:val="18"/>
                 <w:szCs w:val="18"/>
               </w:rPr>
-              <w:t xml:space="preserve">do you love the color of the sky?</w:t>
+              <w:t xml:space="preserve">Ultimate Love Forever</w:t>
             </w:r>
           </w:p>
         </w:tc>
@@ -9137,7 +9609,7 @@
                 <w:sz w:val="18"/>
                 <w:szCs w:val="18"/>
               </w:rPr>
-              <w:t xml:space="preserve">Polyvinyl Record Co.</w:t>
+              <w:t xml:space="preserve">Sub Pop Records</w:t>
             </w:r>
           </w:p>
         </w:tc>
@@ -9169,7 +9641,7 @@
                 <w:sz w:val="18"/>
                 <w:szCs w:val="18"/>
               </w:rPr>
-              <w:t xml:space="preserve">-</w:t>
+              <w:t xml:space="preserve">1156519</w:t>
             </w:r>
           </w:p>
         </w:tc>
@@ -9201,7 +9673,7 @@
                 <w:sz w:val="18"/>
                 <w:szCs w:val="18"/>
               </w:rPr>
-              <w:t xml:space="preserve">3:36</w:t>
+              <w:t xml:space="preserve">2:01</w:t>
             </w:r>
           </w:p>
         </w:tc>
@@ -9268,7 +9740,7 @@
                 <w:sz w:val="16"/>
                 <w:szCs w:val="16"/>
               </w:rPr>
-              <w:t xml:space="preserve">Album out today (Fri. Oct. 16) on Polyvinyl. Carried over: it did not air Oct. 15.</w:t>
+              <w:t xml:space="preserve">Reviewed rotation, week 2: five stars. Opener of the album. CD and LP out Nov. 20.</w:t>
             </w:r>
           </w:p>
         </w:tc>
@@ -10265,7 +10737,7 @@
                 <w:sz w:val="18"/>
                 <w:szCs w:val="18"/>
               </w:rPr>
-              <w:t xml:space="preserve">Lex Walton</w:t>
+              <w:t xml:space="preserve">Yard Act</w:t>
             </w:r>
           </w:p>
         </w:tc>
@@ -10299,7 +10771,7 @@
                 <w:sz w:val="20"/>
                 <w:szCs w:val="20"/>
               </w:rPr>
-              <w:t xml:space="preserve">For Thee I Sing</w:t>
+              <w:t xml:space="preserve">New Beginnings</w:t>
             </w:r>
           </w:p>
         </w:tc>
@@ -10331,7 +10803,7 @@
                 <w:sz w:val="18"/>
                 <w:szCs w:val="18"/>
               </w:rPr>
-              <w:t xml:space="preserve">Ultimate Love Forever</w:t>
+              <w:t xml:space="preserve">You're Gonna Need A Little Music</w:t>
             </w:r>
           </w:p>
         </w:tc>
@@ -10363,7 +10835,7 @@
                 <w:sz w:val="18"/>
                 <w:szCs w:val="18"/>
               </w:rPr>
-              <w:t xml:space="preserve">Sub Pop Records</w:t>
+              <w:t xml:space="preserve">Republic Records</w:t>
             </w:r>
           </w:p>
         </w:tc>
@@ -10395,7 +10867,7 @@
                 <w:sz w:val="18"/>
                 <w:szCs w:val="18"/>
               </w:rPr>
-              <w:t xml:space="preserve">1156519</w:t>
+              <w:t xml:space="preserve">1156564</w:t>
             </w:r>
           </w:p>
         </w:tc>
@@ -10427,7 +10899,7 @@
                 <w:sz w:val="18"/>
                 <w:szCs w:val="18"/>
               </w:rPr>
-              <w:t xml:space="preserve">2:01</w:t>
+              <w:t xml:space="preserve">3:28</w:t>
             </w:r>
           </w:p>
         </w:tc>
@@ -10494,7 +10966,7 @@
                 <w:sz w:val="16"/>
                 <w:szCs w:val="16"/>
               </w:rPr>
-              <w:t xml:space="preserve">Reviewed rotation, week 2: five stars. Opener of the album. CD and LP out Nov. 20.</w:t>
+              <w:t xml:space="preserve">Reviewed rotation, week 2: five stars. Over The Barrel aired Oct. 1, so a different track.</w:t>
             </w:r>
           </w:p>
         </w:tc>
@@ -10569,7 +11041,7 @@
                 <w:sz w:val="18"/>
                 <w:szCs w:val="18"/>
               </w:rPr>
-              <w:t xml:space="preserve">Yard Act</w:t>
+              <w:t xml:space="preserve">Westside Cowboy</w:t>
             </w:r>
           </w:p>
         </w:tc>
@@ -10604,7 +11076,7 @@
                 <w:sz w:val="20"/>
                 <w:szCs w:val="20"/>
               </w:rPr>
-              <w:t xml:space="preserve">New Beginnings</w:t>
+              <w:t xml:space="preserve">Kick Stones (The Boys)</w:t>
             </w:r>
           </w:p>
         </w:tc>
@@ -10637,7 +11109,7 @@
                 <w:sz w:val="18"/>
                 <w:szCs w:val="18"/>
               </w:rPr>
-              <w:t xml:space="preserve">You're Gonna Need A Little Music</w:t>
+              <w:t xml:space="preserve">It Goes On</w:t>
             </w:r>
           </w:p>
         </w:tc>
@@ -10670,7 +11142,7 @@
                 <w:sz w:val="18"/>
                 <w:szCs w:val="18"/>
               </w:rPr>
-              <w:t xml:space="preserve">Republic Records</w:t>
+              <w:t xml:space="preserve">Island Records</w:t>
             </w:r>
           </w:p>
         </w:tc>
@@ -10703,7 +11175,7 @@
                 <w:sz w:val="18"/>
                 <w:szCs w:val="18"/>
               </w:rPr>
-              <w:t xml:space="preserve">1156564</w:t>
+              <w:t xml:space="preserve">-</w:t>
             </w:r>
           </w:p>
         </w:tc>
@@ -10736,7 +11208,7 @@
                 <w:sz w:val="18"/>
                 <w:szCs w:val="18"/>
               </w:rPr>
-              <w:t xml:space="preserve">3:28</w:t>
+              <w:t xml:space="preserve">3:57</w:t>
             </w:r>
           </w:p>
         </w:tc>
@@ -10805,7 +11277,7 @@
                 <w:sz w:val="16"/>
                 <w:szCs w:val="16"/>
               </w:rPr>
-              <w:t xml:space="preserve">Reviewed rotation, week 2: five stars. Over The Barrel aired Oct. 1, so a different track.</w:t>
+              <w:t xml:space="preserve">Last six, placed in Set 1 after Yard Act (British guitar bands). Manchester four-piece, debut album It Goes On out Aug. 21 on Island, lead single, album opener. Uptempo (about 139 BPM), Velvet Underground fuzz sped up. NACC #11. Your review draft is dated Oct. 21 and is not posted, so it is not in the rotation count.</w:t>
             </w:r>
           </w:p>
         </w:tc>
@@ -10833,7 +11305,7 @@
           </w:tcPr>
           <w:p>
             <w:pPr>
-              <w:keepNext w:val="false"/>
+              <w:keepNext/>
               <w:spacing w:after="0" w:before="0"/>
             </w:pPr>
             <w:r>
@@ -10867,18 +11339,18 @@
           </w:tcPr>
           <w:p>
             <w:pPr>
-              <w:keepNext w:val="false"/>
-              <w:spacing w:after="0" w:before="0"/>
-            </w:pPr>
-            <w:r>
-              <w:rPr>
-                <w:rFonts w:ascii="Arial" w:cs="Arial" w:eastAsia="Arial" w:hAnsi="Arial"/>
-                <w:b/>
-                <w:bCs/>
-                <w:sz w:val="18"/>
-                <w:szCs w:val="18"/>
-              </w:rPr>
-              <w:t xml:space="preserve">Little Barrie</w:t>
+              <w:keepNext/>
+              <w:spacing w:after="0" w:before="0"/>
+            </w:pPr>
+            <w:r>
+              <w:rPr>
+                <w:rFonts w:ascii="Arial" w:cs="Arial" w:eastAsia="Arial" w:hAnsi="Arial"/>
+                <w:b/>
+                <w:bCs/>
+                <w:sz w:val="18"/>
+                <w:szCs w:val="18"/>
+              </w:rPr>
+              <w:t xml:space="preserve">Dummy</w:t>
             </w:r>
           </w:p>
         </w:tc>
@@ -10901,7 +11373,7 @@
           </w:tcPr>
           <w:p>
             <w:pPr>
-              <w:keepNext w:val="false"/>
+              <w:keepNext/>
               <w:spacing w:after="0" w:before="0"/>
             </w:pPr>
             <w:r>
@@ -10912,7 +11384,7 @@
                 <w:sz w:val="20"/>
                 <w:szCs w:val="20"/>
               </w:rPr>
-              <w:t xml:space="preserve">More Bad Miles Of Road</w:t>
+              <w:t xml:space="preserve">Full Spectrum Dominance</w:t>
             </w:r>
           </w:p>
         </w:tc>
@@ -10935,16 +11407,16 @@
           </w:tcPr>
           <w:p>
             <w:pPr>
-              <w:keepNext w:val="false"/>
-              <w:spacing w:after="0" w:before="0"/>
-            </w:pPr>
-            <w:r>
-              <w:rPr>
-                <w:rFonts w:ascii="Arial" w:cs="Arial" w:eastAsia="Arial" w:hAnsi="Arial"/>
-                <w:sz w:val="18"/>
-                <w:szCs w:val="18"/>
-              </w:rPr>
-              <w:t xml:space="preserve">Gravity Freeze</w:t>
+              <w:keepNext/>
+              <w:spacing w:after="0" w:before="0"/>
+            </w:pPr>
+            <w:r>
+              <w:rPr>
+                <w:rFonts w:ascii="Arial" w:cs="Arial" w:eastAsia="Arial" w:hAnsi="Arial"/>
+                <w:sz w:val="18"/>
+                <w:szCs w:val="18"/>
+              </w:rPr>
+              <w:t xml:space="preserve">do you love the color of the sky?</w:t>
             </w:r>
           </w:p>
         </w:tc>
@@ -10967,16 +11439,16 @@
           </w:tcPr>
           <w:p>
             <w:pPr>
-              <w:keepNext w:val="false"/>
-              <w:spacing w:after="0" w:before="0"/>
-            </w:pPr>
-            <w:r>
-              <w:rPr>
-                <w:rFonts w:ascii="Arial" w:cs="Arial" w:eastAsia="Arial" w:hAnsi="Arial"/>
-                <w:sz w:val="18"/>
-                <w:szCs w:val="18"/>
-              </w:rPr>
-              <w:t xml:space="preserve">Easy Eye Sound</w:t>
+              <w:keepNext/>
+              <w:spacing w:after="0" w:before="0"/>
+            </w:pPr>
+            <w:r>
+              <w:rPr>
+                <w:rFonts w:ascii="Arial" w:cs="Arial" w:eastAsia="Arial" w:hAnsi="Arial"/>
+                <w:sz w:val="18"/>
+                <w:szCs w:val="18"/>
+              </w:rPr>
+              <w:t xml:space="preserve">Polyvinyl Record Co.</w:t>
             </w:r>
           </w:p>
         </w:tc>
@@ -10999,16 +11471,16 @@
           </w:tcPr>
           <w:p>
             <w:pPr>
-              <w:keepNext w:val="false"/>
-              <w:spacing w:after="0" w:before="0"/>
-            </w:pPr>
-            <w:r>
-              <w:rPr>
-                <w:rFonts w:ascii="Arial" w:cs="Arial" w:eastAsia="Arial" w:hAnsi="Arial"/>
-                <w:sz w:val="18"/>
-                <w:szCs w:val="18"/>
-              </w:rPr>
-              <w:t xml:space="preserve">1156452</w:t>
+              <w:keepNext/>
+              <w:spacing w:after="0" w:before="0"/>
+            </w:pPr>
+            <w:r>
+              <w:rPr>
+                <w:rFonts w:ascii="Arial" w:cs="Arial" w:eastAsia="Arial" w:hAnsi="Arial"/>
+                <w:sz w:val="18"/>
+                <w:szCs w:val="18"/>
+              </w:rPr>
+              <w:t xml:space="preserve">-</w:t>
             </w:r>
           </w:p>
         </w:tc>
@@ -11031,16 +11503,16 @@
           </w:tcPr>
           <w:p>
             <w:pPr>
-              <w:keepNext w:val="false"/>
-              <w:spacing w:after="0" w:before="0"/>
-            </w:pPr>
-            <w:r>
-              <w:rPr>
-                <w:rFonts w:ascii="Arial" w:cs="Arial" w:eastAsia="Arial" w:hAnsi="Arial"/>
-                <w:sz w:val="18"/>
-                <w:szCs w:val="18"/>
-              </w:rPr>
-              <w:t xml:space="preserve">3:49</w:t>
+              <w:keepNext/>
+              <w:spacing w:after="0" w:before="0"/>
+            </w:pPr>
+            <w:r>
+              <w:rPr>
+                <w:rFonts w:ascii="Arial" w:cs="Arial" w:eastAsia="Arial" w:hAnsi="Arial"/>
+                <w:sz w:val="18"/>
+                <w:szCs w:val="18"/>
+              </w:rPr>
+              <w:t xml:space="preserve">3:36</w:t>
             </w:r>
           </w:p>
         </w:tc>
@@ -11063,7 +11535,7 @@
           </w:tcPr>
           <w:p>
             <w:pPr>
-              <w:keepNext w:val="false"/>
+              <w:keepNext/>
               <w:spacing w:after="0" w:before="0"/>
             </w:pPr>
             <w:r>
@@ -11098,7 +11570,7 @@
           </w:tcPr>
           <w:p>
             <w:pPr>
-              <w:keepNext w:val="false"/>
+              <w:keepNext/>
               <w:spacing w:after="0" w:before="0"/>
             </w:pPr>
             <w:r>
@@ -11107,7 +11579,620 @@
                 <w:sz w:val="16"/>
                 <w:szCs w:val="16"/>
               </w:rPr>
+              <w:t xml:space="preserve">Album out today (Fri. Oct. 16) on Polyvinyl. Carried over: it did not air Oct. 15.</w:t>
+            </w:r>
+          </w:p>
+        </w:tc>
+      </w:tr>
+      <w:tr>
+        <w:trPr>
+          <w:cantSplit/>
+        </w:trPr>
+        <w:tc>
+          <w:tcPr>
+            <w:tcW w:type="dxa" w:w="450"/>
+            <w:tcBorders>
+              <w:top w:val="single" w:color="B7B7B7" w:sz="4"/>
+              <w:left w:val="single" w:color="B7B7B7" w:sz="4"/>
+              <w:bottom w:val="single" w:color="B7B7B7" w:sz="4"/>
+              <w:right w:val="single" w:color="B7B7B7" w:sz="4"/>
+            </w:tcBorders>
+            <w:shd w:fill="F5F7FA" w:color="auto" w:val="clear"/>
+            <w:tcMar>
+              <w:top w:type="dxa" w:w="50"/>
+              <w:left w:type="dxa" w:w="90"/>
+              <w:bottom w:type="dxa" w:w="50"/>
+              <w:right w:type="dxa" w:w="90"/>
+            </w:tcMar>
+            <w:vAlign w:val="center"/>
+          </w:tcPr>
+          <w:p>
+            <w:pPr>
+              <w:keepNext/>
+              <w:spacing w:after="0" w:before="0"/>
+            </w:pPr>
+            <w:r>
+              <w:rPr>
+                <w:rFonts w:ascii="Arial" w:cs="Arial" w:eastAsia="Arial" w:hAnsi="Arial"/>
+                <w:b/>
+                <w:bCs/>
+                <w:sz w:val="18"/>
+                <w:szCs w:val="18"/>
+              </w:rPr>
+              <w:t xml:space="preserve">8</w:t>
+            </w:r>
+          </w:p>
+        </w:tc>
+        <w:tc>
+          <w:tcPr>
+            <w:tcW w:type="dxa" w:w="1800"/>
+            <w:tcBorders>
+              <w:top w:val="single" w:color="B7B7B7" w:sz="4"/>
+              <w:left w:val="single" w:color="B7B7B7" w:sz="4"/>
+              <w:bottom w:val="single" w:color="B7B7B7" w:sz="4"/>
+              <w:right w:val="single" w:color="B7B7B7" w:sz="4"/>
+            </w:tcBorders>
+            <w:shd w:fill="F5F7FA" w:color="auto" w:val="clear"/>
+            <w:tcMar>
+              <w:top w:type="dxa" w:w="50"/>
+              <w:left w:type="dxa" w:w="90"/>
+              <w:bottom w:type="dxa" w:w="50"/>
+              <w:right w:type="dxa" w:w="90"/>
+            </w:tcMar>
+            <w:vAlign w:val="center"/>
+          </w:tcPr>
+          <w:p>
+            <w:pPr>
+              <w:keepNext/>
+              <w:spacing w:after="0" w:before="0"/>
+            </w:pPr>
+            <w:r>
+              <w:rPr>
+                <w:rFonts w:ascii="Arial" w:cs="Arial" w:eastAsia="Arial" w:hAnsi="Arial"/>
+                <w:b/>
+                <w:bCs/>
+                <w:sz w:val="18"/>
+                <w:szCs w:val="18"/>
+              </w:rPr>
+              <w:t xml:space="preserve">Little Barrie</w:t>
+            </w:r>
+          </w:p>
+        </w:tc>
+        <w:tc>
+          <w:tcPr>
+            <w:tcW w:type="dxa" w:w="2600"/>
+            <w:tcBorders>
+              <w:top w:val="single" w:color="B7B7B7" w:sz="4"/>
+              <w:left w:val="single" w:color="B7B7B7" w:sz="4"/>
+              <w:bottom w:val="single" w:color="B7B7B7" w:sz="4"/>
+              <w:right w:val="single" w:color="B7B7B7" w:sz="4"/>
+            </w:tcBorders>
+            <w:shd w:fill="F5F7FA" w:color="auto" w:val="clear"/>
+            <w:tcMar>
+              <w:top w:type="dxa" w:w="50"/>
+              <w:left w:type="dxa" w:w="90"/>
+              <w:bottom w:type="dxa" w:w="50"/>
+              <w:right w:type="dxa" w:w="90"/>
+            </w:tcMar>
+            <w:vAlign w:val="center"/>
+          </w:tcPr>
+          <w:p>
+            <w:pPr>
+              <w:keepNext/>
+              <w:spacing w:after="0" w:before="0"/>
+            </w:pPr>
+            <w:r>
+              <w:rPr>
+                <w:rFonts w:ascii="Arial" w:cs="Arial" w:eastAsia="Arial" w:hAnsi="Arial"/>
+                <w:b/>
+                <w:bCs/>
+                <w:sz w:val="20"/>
+                <w:szCs w:val="20"/>
+              </w:rPr>
+              <w:t xml:space="preserve">More Bad Miles Of Road</w:t>
+            </w:r>
+          </w:p>
+        </w:tc>
+        <w:tc>
+          <w:tcPr>
+            <w:tcW w:type="dxa" w:w="2100"/>
+            <w:tcBorders>
+              <w:top w:val="single" w:color="B7B7B7" w:sz="4"/>
+              <w:left w:val="single" w:color="B7B7B7" w:sz="4"/>
+              <w:bottom w:val="single" w:color="B7B7B7" w:sz="4"/>
+              <w:right w:val="single" w:color="B7B7B7" w:sz="4"/>
+            </w:tcBorders>
+            <w:shd w:fill="F5F7FA" w:color="auto" w:val="clear"/>
+            <w:tcMar>
+              <w:top w:type="dxa" w:w="50"/>
+              <w:left w:type="dxa" w:w="90"/>
+              <w:bottom w:type="dxa" w:w="50"/>
+              <w:right w:type="dxa" w:w="90"/>
+            </w:tcMar>
+            <w:vAlign w:val="center"/>
+          </w:tcPr>
+          <w:p>
+            <w:pPr>
+              <w:keepNext/>
+              <w:spacing w:after="0" w:before="0"/>
+            </w:pPr>
+            <w:r>
+              <w:rPr>
+                <w:rFonts w:ascii="Arial" w:cs="Arial" w:eastAsia="Arial" w:hAnsi="Arial"/>
+                <w:sz w:val="18"/>
+                <w:szCs w:val="18"/>
+              </w:rPr>
+              <w:t xml:space="preserve">Gravity Freeze</w:t>
+            </w:r>
+          </w:p>
+        </w:tc>
+        <w:tc>
+          <w:tcPr>
+            <w:tcW w:type="dxa" w:w="1600"/>
+            <w:tcBorders>
+              <w:top w:val="single" w:color="B7B7B7" w:sz="4"/>
+              <w:left w:val="single" w:color="B7B7B7" w:sz="4"/>
+              <w:bottom w:val="single" w:color="B7B7B7" w:sz="4"/>
+              <w:right w:val="single" w:color="B7B7B7" w:sz="4"/>
+            </w:tcBorders>
+            <w:shd w:fill="F5F7FA" w:color="auto" w:val="clear"/>
+            <w:tcMar>
+              <w:top w:type="dxa" w:w="50"/>
+              <w:left w:type="dxa" w:w="90"/>
+              <w:bottom w:type="dxa" w:w="50"/>
+              <w:right w:type="dxa" w:w="90"/>
+            </w:tcMar>
+            <w:vAlign w:val="center"/>
+          </w:tcPr>
+          <w:p>
+            <w:pPr>
+              <w:keepNext/>
+              <w:spacing w:after="0" w:before="0"/>
+            </w:pPr>
+            <w:r>
+              <w:rPr>
+                <w:rFonts w:ascii="Arial" w:cs="Arial" w:eastAsia="Arial" w:hAnsi="Arial"/>
+                <w:sz w:val="18"/>
+                <w:szCs w:val="18"/>
+              </w:rPr>
+              <w:t xml:space="preserve">Easy Eye Sound</w:t>
+            </w:r>
+          </w:p>
+        </w:tc>
+        <w:tc>
+          <w:tcPr>
+            <w:tcW w:type="dxa" w:w="900"/>
+            <w:tcBorders>
+              <w:top w:val="single" w:color="B7B7B7" w:sz="4"/>
+              <w:left w:val="single" w:color="B7B7B7" w:sz="4"/>
+              <w:bottom w:val="single" w:color="B7B7B7" w:sz="4"/>
+              <w:right w:val="single" w:color="B7B7B7" w:sz="4"/>
+            </w:tcBorders>
+            <w:shd w:fill="F5F7FA" w:color="auto" w:val="clear"/>
+            <w:tcMar>
+              <w:top w:type="dxa" w:w="50"/>
+              <w:left w:type="dxa" w:w="90"/>
+              <w:bottom w:type="dxa" w:w="50"/>
+              <w:right w:type="dxa" w:w="90"/>
+            </w:tcMar>
+            <w:vAlign w:val="center"/>
+          </w:tcPr>
+          <w:p>
+            <w:pPr>
+              <w:keepNext/>
+              <w:spacing w:after="0" w:before="0"/>
+            </w:pPr>
+            <w:r>
+              <w:rPr>
+                <w:rFonts w:ascii="Arial" w:cs="Arial" w:eastAsia="Arial" w:hAnsi="Arial"/>
+                <w:sz w:val="18"/>
+                <w:szCs w:val="18"/>
+              </w:rPr>
+              <w:t xml:space="preserve">1156452</w:t>
+            </w:r>
+          </w:p>
+        </w:tc>
+        <w:tc>
+          <w:tcPr>
+            <w:tcW w:type="dxa" w:w="650"/>
+            <w:tcBorders>
+              <w:top w:val="single" w:color="B7B7B7" w:sz="4"/>
+              <w:left w:val="single" w:color="B7B7B7" w:sz="4"/>
+              <w:bottom w:val="single" w:color="B7B7B7" w:sz="4"/>
+              <w:right w:val="single" w:color="B7B7B7" w:sz="4"/>
+            </w:tcBorders>
+            <w:shd w:fill="F5F7FA" w:color="auto" w:val="clear"/>
+            <w:tcMar>
+              <w:top w:type="dxa" w:w="50"/>
+              <w:left w:type="dxa" w:w="90"/>
+              <w:bottom w:type="dxa" w:w="50"/>
+              <w:right w:type="dxa" w:w="90"/>
+            </w:tcMar>
+            <w:vAlign w:val="center"/>
+          </w:tcPr>
+          <w:p>
+            <w:pPr>
+              <w:keepNext/>
+              <w:spacing w:after="0" w:before="0"/>
+            </w:pPr>
+            <w:r>
+              <w:rPr>
+                <w:rFonts w:ascii="Arial" w:cs="Arial" w:eastAsia="Arial" w:hAnsi="Arial"/>
+                <w:sz w:val="18"/>
+                <w:szCs w:val="18"/>
+              </w:rPr>
+              <w:t xml:space="preserve">3:49</w:t>
+            </w:r>
+          </w:p>
+        </w:tc>
+        <w:tc>
+          <w:tcPr>
+            <w:tcW w:type="dxa" w:w="1300"/>
+            <w:tcBorders>
+              <w:top w:val="single" w:color="B7B7B7" w:sz="4"/>
+              <w:left w:val="single" w:color="B7B7B7" w:sz="4"/>
+              <w:bottom w:val="single" w:color="B7B7B7" w:sz="4"/>
+              <w:right w:val="single" w:color="B7B7B7" w:sz="4"/>
+            </w:tcBorders>
+            <w:shd w:fill="F5F7FA" w:color="auto" w:val="clear"/>
+            <w:tcMar>
+              <w:top w:type="dxa" w:w="50"/>
+              <w:left w:type="dxa" w:w="90"/>
+              <w:bottom w:type="dxa" w:w="50"/>
+              <w:right w:type="dxa" w:w="90"/>
+            </w:tcMar>
+            <w:vAlign w:val="center"/>
+          </w:tcPr>
+          <w:p>
+            <w:pPr>
+              <w:keepNext/>
+              <w:spacing w:after="0" w:before="0"/>
+            </w:pPr>
+            <w:r>
+              <w:rPr>
+                <w:rFonts w:ascii="Arial" w:cs="Arial" w:eastAsia="Arial" w:hAnsi="Arial"/>
+                <w:b/>
+                <w:bCs/>
+                <w:color w:val="1B7F3B"/>
+                <w:sz w:val="18"/>
+                <w:szCs w:val="18"/>
+              </w:rPr>
+              <w:t xml:space="preserve">CLEAN</w:t>
+            </w:r>
+          </w:p>
+        </w:tc>
+        <w:tc>
+          <w:tcPr>
+            <w:tcW w:type="dxa" w:w="3000"/>
+            <w:tcBorders>
+              <w:top w:val="single" w:color="B7B7B7" w:sz="4"/>
+              <w:left w:val="single" w:color="B7B7B7" w:sz="4"/>
+              <w:bottom w:val="single" w:color="B7B7B7" w:sz="4"/>
+              <w:right w:val="single" w:color="B7B7B7" w:sz="4"/>
+            </w:tcBorders>
+            <w:shd w:fill="F5F7FA" w:color="auto" w:val="clear"/>
+            <w:tcMar>
+              <w:top w:type="dxa" w:w="50"/>
+              <w:left w:type="dxa" w:w="90"/>
+              <w:bottom w:type="dxa" w:w="50"/>
+              <w:right w:type="dxa" w:w="90"/>
+            </w:tcMar>
+            <w:vAlign w:val="center"/>
+          </w:tcPr>
+          <w:p>
+            <w:pPr>
+              <w:keepNext/>
+              <w:spacing w:after="0" w:before="0"/>
+            </w:pPr>
+            <w:r>
+              <w:rPr>
+                <w:rFonts w:ascii="Arial" w:cs="Arial" w:eastAsia="Arial" w:hAnsi="Arial"/>
+                <w:sz w:val="16"/>
+                <w:szCs w:val="16"/>
+              </w:rPr>
               <w:t xml:space="preserve">Reviewed rotation, week 2: five stars. Lead single, heavy play on the show.</w:t>
+            </w:r>
+          </w:p>
+        </w:tc>
+      </w:tr>
+      <w:tr>
+        <w:trPr>
+          <w:cantSplit/>
+        </w:trPr>
+        <w:tc>
+          <w:tcPr>
+            <w:tcW w:type="dxa" w:w="450"/>
+            <w:tcBorders>
+              <w:top w:val="single" w:color="B7B7B7" w:sz="4"/>
+              <w:left w:val="single" w:color="B7B7B7" w:sz="4"/>
+              <w:bottom w:val="single" w:color="B7B7B7" w:sz="4"/>
+              <w:right w:val="single" w:color="B7B7B7" w:sz="4"/>
+            </w:tcBorders>
+            <w:tcMar>
+              <w:top w:type="dxa" w:w="50"/>
+              <w:left w:type="dxa" w:w="90"/>
+              <w:bottom w:type="dxa" w:w="50"/>
+              <w:right w:type="dxa" w:w="90"/>
+            </w:tcMar>
+            <w:vAlign w:val="center"/>
+          </w:tcPr>
+          <w:p>
+            <w:pPr>
+              <w:keepNext w:val="false"/>
+              <w:spacing w:after="0" w:before="0"/>
+            </w:pPr>
+            <w:r>
+              <w:rPr>
+                <w:rFonts w:ascii="Arial" w:cs="Arial" w:eastAsia="Arial" w:hAnsi="Arial"/>
+                <w:b/>
+                <w:bCs/>
+                <w:sz w:val="18"/>
+                <w:szCs w:val="18"/>
+              </w:rPr>
+              <w:t xml:space="preserve">9</w:t>
+            </w:r>
+          </w:p>
+        </w:tc>
+        <w:tc>
+          <w:tcPr>
+            <w:tcW w:type="dxa" w:w="1800"/>
+            <w:tcBorders>
+              <w:top w:val="single" w:color="B7B7B7" w:sz="4"/>
+              <w:left w:val="single" w:color="B7B7B7" w:sz="4"/>
+              <w:bottom w:val="single" w:color="B7B7B7" w:sz="4"/>
+              <w:right w:val="single" w:color="B7B7B7" w:sz="4"/>
+            </w:tcBorders>
+            <w:tcMar>
+              <w:top w:type="dxa" w:w="50"/>
+              <w:left w:type="dxa" w:w="90"/>
+              <w:bottom w:type="dxa" w:w="50"/>
+              <w:right w:type="dxa" w:w="90"/>
+            </w:tcMar>
+            <w:vAlign w:val="center"/>
+          </w:tcPr>
+          <w:p>
+            <w:pPr>
+              <w:keepNext w:val="false"/>
+              <w:spacing w:after="0" w:before="0"/>
+            </w:pPr>
+            <w:r>
+              <w:rPr>
+                <w:rFonts w:ascii="Arial" w:cs="Arial" w:eastAsia="Arial" w:hAnsi="Arial"/>
+                <w:b/>
+                <w:bCs/>
+                <w:sz w:val="18"/>
+                <w:szCs w:val="18"/>
+              </w:rPr>
+              <w:t xml:space="preserve">Royal Blood</w:t>
+            </w:r>
+          </w:p>
+        </w:tc>
+        <w:tc>
+          <w:tcPr>
+            <w:tcW w:type="dxa" w:w="2600"/>
+            <w:tcBorders>
+              <w:top w:val="single" w:color="B7B7B7" w:sz="4"/>
+              <w:left w:val="single" w:color="B7B7B7" w:sz="4"/>
+              <w:bottom w:val="single" w:color="B7B7B7" w:sz="4"/>
+              <w:right w:val="single" w:color="B7B7B7" w:sz="4"/>
+            </w:tcBorders>
+            <w:tcMar>
+              <w:top w:type="dxa" w:w="50"/>
+              <w:left w:type="dxa" w:w="90"/>
+              <w:bottom w:type="dxa" w:w="50"/>
+              <w:right w:type="dxa" w:w="90"/>
+            </w:tcMar>
+            <w:vAlign w:val="center"/>
+          </w:tcPr>
+          <w:p>
+            <w:pPr>
+              <w:keepNext w:val="false"/>
+              <w:spacing w:after="0" w:before="0"/>
+            </w:pPr>
+            <w:r>
+              <w:rPr>
+                <w:rFonts w:ascii="Arial" w:cs="Arial" w:eastAsia="Arial" w:hAnsi="Arial"/>
+                <w:b/>
+                <w:bCs/>
+                <w:sz w:val="20"/>
+                <w:szCs w:val="20"/>
+              </w:rPr>
+              <w:t xml:space="preserve">Ten Over Ten</w:t>
+            </w:r>
+          </w:p>
+        </w:tc>
+        <w:tc>
+          <w:tcPr>
+            <w:tcW w:type="dxa" w:w="2100"/>
+            <w:tcBorders>
+              <w:top w:val="single" w:color="B7B7B7" w:sz="4"/>
+              <w:left w:val="single" w:color="B7B7B7" w:sz="4"/>
+              <w:bottom w:val="single" w:color="B7B7B7" w:sz="4"/>
+              <w:right w:val="single" w:color="B7B7B7" w:sz="4"/>
+            </w:tcBorders>
+            <w:tcMar>
+              <w:top w:type="dxa" w:w="50"/>
+              <w:left w:type="dxa" w:w="90"/>
+              <w:bottom w:type="dxa" w:w="50"/>
+              <w:right w:type="dxa" w:w="90"/>
+            </w:tcMar>
+            <w:vAlign w:val="center"/>
+          </w:tcPr>
+          <w:p>
+            <w:pPr>
+              <w:keepNext w:val="false"/>
+              <w:spacing w:after="0" w:before="0"/>
+            </w:pPr>
+            <w:r>
+              <w:rPr>
+                <w:rFonts w:ascii="Arial" w:cs="Arial" w:eastAsia="Arial" w:hAnsi="Arial"/>
+                <w:sz w:val="18"/>
+                <w:szCs w:val="18"/>
+              </w:rPr>
+              <w:t xml:space="preserve">Ten Over Ten</w:t>
+            </w:r>
+          </w:p>
+        </w:tc>
+        <w:tc>
+          <w:tcPr>
+            <w:tcW w:type="dxa" w:w="1600"/>
+            <w:tcBorders>
+              <w:top w:val="single" w:color="B7B7B7" w:sz="4"/>
+              <w:left w:val="single" w:color="B7B7B7" w:sz="4"/>
+              <w:bottom w:val="single" w:color="B7B7B7" w:sz="4"/>
+              <w:right w:val="single" w:color="B7B7B7" w:sz="4"/>
+            </w:tcBorders>
+            <w:tcMar>
+              <w:top w:type="dxa" w:w="50"/>
+              <w:left w:type="dxa" w:w="90"/>
+              <w:bottom w:type="dxa" w:w="50"/>
+              <w:right w:type="dxa" w:w="90"/>
+            </w:tcMar>
+            <w:vAlign w:val="center"/>
+          </w:tcPr>
+          <w:p>
+            <w:pPr>
+              <w:keepNext w:val="false"/>
+              <w:spacing w:after="0" w:before="0"/>
+            </w:pPr>
+            <w:r>
+              <w:rPr>
+                <w:rFonts w:ascii="Arial" w:cs="Arial" w:eastAsia="Arial" w:hAnsi="Arial"/>
+                <w:sz w:val="18"/>
+                <w:szCs w:val="18"/>
+              </w:rPr>
+              <w:t xml:space="preserve">Warner Records</w:t>
+            </w:r>
+          </w:p>
+        </w:tc>
+        <w:tc>
+          <w:tcPr>
+            <w:tcW w:type="dxa" w:w="900"/>
+            <w:tcBorders>
+              <w:top w:val="single" w:color="B7B7B7" w:sz="4"/>
+              <w:left w:val="single" w:color="B7B7B7" w:sz="4"/>
+              <w:bottom w:val="single" w:color="B7B7B7" w:sz="4"/>
+              <w:right w:val="single" w:color="B7B7B7" w:sz="4"/>
+            </w:tcBorders>
+            <w:tcMar>
+              <w:top w:type="dxa" w:w="50"/>
+              <w:left w:type="dxa" w:w="90"/>
+              <w:bottom w:type="dxa" w:w="50"/>
+              <w:right w:type="dxa" w:w="90"/>
+            </w:tcMar>
+            <w:vAlign w:val="center"/>
+          </w:tcPr>
+          <w:p>
+            <w:pPr>
+              <w:keepNext w:val="false"/>
+              <w:spacing w:after="0" w:before="0"/>
+            </w:pPr>
+            <w:r>
+              <w:rPr>
+                <w:rFonts w:ascii="Arial" w:cs="Arial" w:eastAsia="Arial" w:hAnsi="Arial"/>
+                <w:sz w:val="18"/>
+                <w:szCs w:val="18"/>
+              </w:rPr>
+              <w:t xml:space="preserve">-</w:t>
+            </w:r>
+          </w:p>
+        </w:tc>
+        <w:tc>
+          <w:tcPr>
+            <w:tcW w:type="dxa" w:w="650"/>
+            <w:tcBorders>
+              <w:top w:val="single" w:color="B7B7B7" w:sz="4"/>
+              <w:left w:val="single" w:color="B7B7B7" w:sz="4"/>
+              <w:bottom w:val="single" w:color="B7B7B7" w:sz="4"/>
+              <w:right w:val="single" w:color="B7B7B7" w:sz="4"/>
+            </w:tcBorders>
+            <w:tcMar>
+              <w:top w:type="dxa" w:w="50"/>
+              <w:left w:type="dxa" w:w="90"/>
+              <w:bottom w:type="dxa" w:w="50"/>
+              <w:right w:type="dxa" w:w="90"/>
+            </w:tcMar>
+            <w:vAlign w:val="center"/>
+          </w:tcPr>
+          <w:p>
+            <w:pPr>
+              <w:keepNext w:val="false"/>
+              <w:spacing w:after="0" w:before="0"/>
+            </w:pPr>
+            <w:r>
+              <w:rPr>
+                <w:rFonts w:ascii="Arial" w:cs="Arial" w:eastAsia="Arial" w:hAnsi="Arial"/>
+                <w:sz w:val="18"/>
+                <w:szCs w:val="18"/>
+              </w:rPr>
+              <w:t xml:space="preserve">3:18</w:t>
+            </w:r>
+          </w:p>
+        </w:tc>
+        <w:tc>
+          <w:tcPr>
+            <w:tcW w:type="dxa" w:w="1300"/>
+            <w:tcBorders>
+              <w:top w:val="single" w:color="B7B7B7" w:sz="4"/>
+              <w:left w:val="single" w:color="B7B7B7" w:sz="4"/>
+              <w:bottom w:val="single" w:color="B7B7B7" w:sz="4"/>
+              <w:right w:val="single" w:color="B7B7B7" w:sz="4"/>
+            </w:tcBorders>
+            <w:tcMar>
+              <w:top w:type="dxa" w:w="50"/>
+              <w:left w:type="dxa" w:w="90"/>
+              <w:bottom w:type="dxa" w:w="50"/>
+              <w:right w:type="dxa" w:w="90"/>
+            </w:tcMar>
+            <w:vAlign w:val="center"/>
+          </w:tcPr>
+          <w:p>
+            <w:pPr>
+              <w:keepNext w:val="false"/>
+              <w:spacing w:after="0" w:before="0"/>
+            </w:pPr>
+            <w:r>
+              <w:rPr>
+                <w:rFonts w:ascii="Arial" w:cs="Arial" w:eastAsia="Arial" w:hAnsi="Arial"/>
+                <w:b/>
+                <w:bCs/>
+                <w:color w:val="1B7F3B"/>
+                <w:sz w:val="18"/>
+                <w:szCs w:val="18"/>
+              </w:rPr>
+              <w:t xml:space="preserve">CLEAN</w:t>
+            </w:r>
+          </w:p>
+        </w:tc>
+        <w:tc>
+          <w:tcPr>
+            <w:tcW w:type="dxa" w:w="3000"/>
+            <w:tcBorders>
+              <w:top w:val="single" w:color="B7B7B7" w:sz="4"/>
+              <w:left w:val="single" w:color="B7B7B7" w:sz="4"/>
+              <w:bottom w:val="single" w:color="B7B7B7" w:sz="4"/>
+              <w:right w:val="single" w:color="B7B7B7" w:sz="4"/>
+            </w:tcBorders>
+            <w:tcMar>
+              <w:top w:type="dxa" w:w="50"/>
+              <w:left w:type="dxa" w:w="90"/>
+              <w:bottom w:type="dxa" w:w="50"/>
+              <w:right w:type="dxa" w:w="90"/>
+            </w:tcMar>
+            <w:vAlign w:val="center"/>
+          </w:tcPr>
+          <w:p>
+            <w:pPr>
+              <w:keepNext w:val="false"/>
+              <w:spacing w:after="0" w:before="0"/>
+            </w:pPr>
+            <w:r>
+              <w:rPr>
+                <w:rFonts w:ascii="Arial" w:cs="Arial" w:eastAsia="Arial" w:hAnsi="Arial"/>
+                <w:sz w:val="16"/>
+                <w:szCs w:val="16"/>
+              </w:rPr>
+              <w:t xml:space="preserve">Last six, placed at the end of Set 1 (loud and new, after Little Barrie). New single, first music since Back to the Water Below (2023). Dead Company is due Nov. 13 on Warner Records; sources list Nov. 6, 12 and 13, so verify. Zookeeper has Warner Bros. Records but not Warner Records.</w:t>
             </w:r>
           </w:p>
         </w:tc>
@@ -11178,7 +12263,7 @@
                 <w:sz w:val="22"/>
                 <w:szCs w:val="22"/>
               </w:rPr>
-              <w:t xml:space="preserve">Hour 1, Set 2: Texas punk (Austin and San Antonio)   |   6 tracks   |   20:26   |   on air through 41:20</w:t>
+              <w:t xml:space="preserve">Hour 1, Set 2: Texas punk (Austin, San Antonio and Dallas)   |   8 tracks   |   25:53   |   on air through 54:02</w:t>
             </w:r>
           </w:p>
         </w:tc>
@@ -11547,7 +12632,7 @@
                 <w:sz w:val="18"/>
                 <w:szCs w:val="18"/>
               </w:rPr>
-              <w:t xml:space="preserve">8</w:t>
+              <w:t xml:space="preserve">10</w:t>
             </w:r>
           </w:p>
         </w:tc>
@@ -11581,7 +12666,7 @@
                 <w:sz w:val="18"/>
                 <w:szCs w:val="18"/>
               </w:rPr>
-              <w:t xml:space="preserve">Big Boys</w:t>
+              <w:t xml:space="preserve">Nervebreakers</w:t>
             </w:r>
           </w:p>
         </w:tc>
@@ -11615,7 +12700,7 @@
                 <w:sz w:val="20"/>
                 <w:szCs w:val="20"/>
               </w:rPr>
-              <w:t xml:space="preserve">Fun Fun Fun</w:t>
+              <w:t xml:space="preserve">My Girlfriend is a Rock (Radio Edit)</w:t>
             </w:r>
           </w:p>
         </w:tc>
@@ -11647,7 +12732,7 @@
                 <w:sz w:val="18"/>
                 <w:szCs w:val="18"/>
               </w:rPr>
-              <w:t xml:space="preserve">Fun Fun Fun</w:t>
+              <w:t xml:space="preserve">Politics EP</w:t>
             </w:r>
           </w:p>
         </w:tc>
@@ -11679,7 +12764,7 @@
                 <w:sz w:val="18"/>
                 <w:szCs w:val="18"/>
               </w:rPr>
-              <w:t xml:space="preserve">Moment Records</w:t>
+              <w:t xml:space="preserve">Wild Child Records</w:t>
             </w:r>
           </w:p>
         </w:tc>
@@ -11743,7 +12828,7 @@
                 <w:sz w:val="18"/>
                 <w:szCs w:val="18"/>
               </w:rPr>
-              <w:t xml:space="preserve">3:15</w:t>
+              <w:t xml:space="preserve">2:59</w:t>
             </w:r>
           </w:p>
         </w:tc>
@@ -11810,7 +12895,7 @@
                 <w:sz w:val="16"/>
                 <w:szCs w:val="16"/>
               </w:rPr>
-              <w:t xml:space="preserve">Texas punk arc (config/show_focus.json), Austin. Funk-punk from Randy 'Biscuit' Turner's band.</w:t>
+              <w:t xml:space="preserve">Stace added this to the Air Order (Oct. 22). Dallas punk band; the song is from the 1978 Politics EP on Wild Child Records (Get Hip reissued it in 2021). The library has it only on the compilation Bloodstains Across Texas (Swedish Meathead Products, tag 487829). Label source conflict: one seller lists the EP as self-released.</w:t>
             </w:r>
           </w:p>
         </w:tc>
@@ -11850,7 +12935,7 @@
                 <w:sz w:val="18"/>
                 <w:szCs w:val="18"/>
               </w:rPr>
-              <w:t xml:space="preserve">9</w:t>
+              <w:t xml:space="preserve">11</w:t>
             </w:r>
           </w:p>
         </w:tc>
@@ -11885,7 +12970,7 @@
                 <w:sz w:val="18"/>
                 <w:szCs w:val="18"/>
               </w:rPr>
-              <w:t xml:space="preserve">Scratch Acid</w:t>
+              <w:t xml:space="preserve">Big Boys</w:t>
             </w:r>
           </w:p>
         </w:tc>
@@ -11920,7 +13005,7 @@
                 <w:sz w:val="20"/>
                 <w:szCs w:val="20"/>
               </w:rPr>
-              <w:t xml:space="preserve">Greatest Gift</w:t>
+              <w:t xml:space="preserve">Fun Fun Fun</w:t>
             </w:r>
           </w:p>
         </w:tc>
@@ -11953,7 +13038,7 @@
                 <w:sz w:val="18"/>
                 <w:szCs w:val="18"/>
               </w:rPr>
-              <w:t xml:space="preserve">The Greatest Gift</w:t>
+              <w:t xml:space="preserve">Fun Fun Fun</w:t>
             </w:r>
           </w:p>
         </w:tc>
@@ -11986,7 +13071,7 @@
                 <w:sz w:val="18"/>
                 <w:szCs w:val="18"/>
               </w:rPr>
-              <w:t xml:space="preserve">Touch and Go</w:t>
+              <w:t xml:space="preserve">Moment Records</w:t>
             </w:r>
           </w:p>
         </w:tc>
@@ -12019,7 +13104,7 @@
                 <w:sz w:val="18"/>
                 <w:szCs w:val="18"/>
               </w:rPr>
-              <w:t xml:space="preserve">1082955</w:t>
+              <w:t xml:space="preserve">-</w:t>
             </w:r>
           </w:p>
         </w:tc>
@@ -12052,7 +13137,7 @@
                 <w:sz w:val="18"/>
                 <w:szCs w:val="18"/>
               </w:rPr>
-              <w:t xml:space="preserve">2:11</w:t>
+              <w:t xml:space="preserve">3:15</w:t>
             </w:r>
           </w:p>
         </w:tc>
@@ -12065,30 +13150,30 @@
               <w:bottom w:val="single" w:color="B7B7B7" w:sz="4"/>
               <w:right w:val="single" w:color="B7B7B7" w:sz="4"/>
             </w:tcBorders>
-            <w:shd w:fill="FFF3CD" w:color="auto" w:val="clear"/>
-            <w:tcMar>
-              <w:top w:type="dxa" w:w="50"/>
-              <w:left w:type="dxa" w:w="90"/>
-              <w:bottom w:type="dxa" w:w="50"/>
-              <w:right w:type="dxa" w:w="90"/>
-            </w:tcMar>
-            <w:vAlign w:val="center"/>
-          </w:tcPr>
-          <w:p>
-            <w:pPr>
-              <w:keepNext/>
-              <w:spacing w:after="0" w:before="0"/>
-            </w:pPr>
-            <w:r>
-              <w:rPr>
-                <w:rFonts w:ascii="Arial" w:cs="Arial" w:eastAsia="Arial" w:hAnsi="Arial"/>
-                <w:b/>
-                <w:bCs/>
-                <w:color w:val="8A6100"/>
-                <w:sz w:val="18"/>
-                <w:szCs w:val="18"/>
-              </w:rPr>
-              <w:t xml:space="preserve">CLEAN, check ear</w:t>
+            <w:shd w:fill="F5F7FA" w:color="auto" w:val="clear"/>
+            <w:tcMar>
+              <w:top w:type="dxa" w:w="50"/>
+              <w:left w:type="dxa" w:w="90"/>
+              <w:bottom w:type="dxa" w:w="50"/>
+              <w:right w:type="dxa" w:w="90"/>
+            </w:tcMar>
+            <w:vAlign w:val="center"/>
+          </w:tcPr>
+          <w:p>
+            <w:pPr>
+              <w:keepNext/>
+              <w:spacing w:after="0" w:before="0"/>
+            </w:pPr>
+            <w:r>
+              <w:rPr>
+                <w:rFonts w:ascii="Arial" w:cs="Arial" w:eastAsia="Arial" w:hAnsi="Arial"/>
+                <w:b/>
+                <w:bCs/>
+                <w:color w:val="1B7F3B"/>
+                <w:sz w:val="18"/>
+                <w:szCs w:val="18"/>
+              </w:rPr>
+              <w:t xml:space="preserve">CLEAN</w:t>
             </w:r>
           </w:p>
         </w:tc>
@@ -12121,7 +13206,7 @@
                 <w:sz w:val="16"/>
                 <w:szCs w:val="16"/>
               </w:rPr>
-              <w:t xml:space="preserve">Stace swapped this in for "Mary Had a Little Drug Problem" on the Air Order (seen Oct. 20). Texas punk arc, Austin. Library copy is the Touch and Go compilation The Greatest Gift; original 1984 EP label not confirmed. CLEAN (Genius, 747 chars; short, check by ear).</w:t>
+              <w:t xml:space="preserve">Texas punk arc (config/show_focus.json), Austin. Funk-punk from Randy 'Biscuit' Turner's band.</w:t>
             </w:r>
           </w:p>
         </w:tc>
@@ -12160,7 +13245,7 @@
                 <w:sz w:val="18"/>
                 <w:szCs w:val="18"/>
               </w:rPr>
-              <w:t xml:space="preserve">10</w:t>
+              <w:t xml:space="preserve">12</w:t>
             </w:r>
           </w:p>
         </w:tc>
@@ -12194,7 +13279,7 @@
                 <w:sz w:val="18"/>
                 <w:szCs w:val="18"/>
               </w:rPr>
-              <w:t xml:space="preserve">Butthole Surfers</w:t>
+              <w:t xml:space="preserve">Scratch Acid</w:t>
             </w:r>
           </w:p>
         </w:tc>
@@ -12228,7 +13313,7 @@
                 <w:sz w:val="20"/>
                 <w:szCs w:val="20"/>
               </w:rPr>
-              <w:t xml:space="preserve">Pepper</w:t>
+              <w:t xml:space="preserve">Greatest Gift</w:t>
             </w:r>
           </w:p>
         </w:tc>
@@ -12260,7 +13345,7 @@
                 <w:sz w:val="18"/>
                 <w:szCs w:val="18"/>
               </w:rPr>
-              <w:t xml:space="preserve">Electriclarryland</w:t>
+              <w:t xml:space="preserve">The Greatest Gift</w:t>
             </w:r>
           </w:p>
         </w:tc>
@@ -12292,7 +13377,7 @@
                 <w:sz w:val="18"/>
                 <w:szCs w:val="18"/>
               </w:rPr>
-              <w:t xml:space="preserve">Capitol Records (Jazz)</w:t>
+              <w:t xml:space="preserve">Touch and Go</w:t>
             </w:r>
           </w:p>
         </w:tc>
@@ -12324,7 +13409,7 @@
                 <w:sz w:val="18"/>
                 <w:szCs w:val="18"/>
               </w:rPr>
-              <w:t xml:space="preserve">316886</w:t>
+              <w:t xml:space="preserve">1082955</w:t>
             </w:r>
           </w:p>
         </w:tc>
@@ -12356,7 +13441,7 @@
                 <w:sz w:val="18"/>
                 <w:szCs w:val="18"/>
               </w:rPr>
-              <w:t xml:space="preserve">4:58</w:t>
+              <w:t xml:space="preserve">2:11</w:t>
             </w:r>
           </w:p>
         </w:tc>
@@ -12369,29 +13454,30 @@
               <w:bottom w:val="single" w:color="B7B7B7" w:sz="4"/>
               <w:right w:val="single" w:color="B7B7B7" w:sz="4"/>
             </w:tcBorders>
-            <w:tcMar>
-              <w:top w:type="dxa" w:w="50"/>
-              <w:left w:type="dxa" w:w="90"/>
-              <w:bottom w:type="dxa" w:w="50"/>
-              <w:right w:type="dxa" w:w="90"/>
-            </w:tcMar>
-            <w:vAlign w:val="center"/>
-          </w:tcPr>
-          <w:p>
-            <w:pPr>
-              <w:keepNext/>
-              <w:spacing w:after="0" w:before="0"/>
-            </w:pPr>
-            <w:r>
-              <w:rPr>
-                <w:rFonts w:ascii="Arial" w:cs="Arial" w:eastAsia="Arial" w:hAnsi="Arial"/>
-                <w:b/>
-                <w:bCs/>
-                <w:color w:val="1B7F3B"/>
-                <w:sz w:val="18"/>
-                <w:szCs w:val="18"/>
-              </w:rPr>
-              <w:t xml:space="preserve">CLEAN</w:t>
+            <w:shd w:fill="FFF3CD" w:color="auto" w:val="clear"/>
+            <w:tcMar>
+              <w:top w:type="dxa" w:w="50"/>
+              <w:left w:type="dxa" w:w="90"/>
+              <w:bottom w:type="dxa" w:w="50"/>
+              <w:right w:type="dxa" w:w="90"/>
+            </w:tcMar>
+            <w:vAlign w:val="center"/>
+          </w:tcPr>
+          <w:p>
+            <w:pPr>
+              <w:keepNext/>
+              <w:spacing w:after="0" w:before="0"/>
+            </w:pPr>
+            <w:r>
+              <w:rPr>
+                <w:rFonts w:ascii="Arial" w:cs="Arial" w:eastAsia="Arial" w:hAnsi="Arial"/>
+                <w:b/>
+                <w:bCs/>
+                <w:color w:val="8A6100"/>
+                <w:sz w:val="18"/>
+                <w:szCs w:val="18"/>
+              </w:rPr>
+              <w:t xml:space="preserve">CLEAN, check ear</w:t>
             </w:r>
           </w:p>
         </w:tc>
@@ -12423,7 +13509,7 @@
                 <w:sz w:val="16"/>
                 <w:szCs w:val="16"/>
               </w:rPr>
-              <w:t xml:space="preserve">Texas punk arc, San Antonio. Last spin Aug. 6, 2026.</w:t>
+              <w:t xml:space="preserve">Stace swapped this in for "Mary Had a Little Drug Problem" on the Air Order (seen Oct. 20). Texas punk arc, Austin. Library copy is the Touch and Go compilation The Greatest Gift; original 1984 EP label not confirmed. CLEAN (Genius, 747 chars; short, check by ear).</w:t>
             </w:r>
           </w:p>
         </w:tc>
@@ -12463,7 +13549,7 @@
                 <w:sz w:val="18"/>
                 <w:szCs w:val="18"/>
               </w:rPr>
-              <w:t xml:space="preserve">11</w:t>
+              <w:t xml:space="preserve">13</w:t>
             </w:r>
           </w:p>
         </w:tc>
@@ -12498,7 +13584,7 @@
                 <w:sz w:val="18"/>
                 <w:szCs w:val="18"/>
               </w:rPr>
-              <w:t xml:space="preserve">The Jesus Lizard</w:t>
+              <w:t xml:space="preserve">Butthole Surfers</w:t>
             </w:r>
           </w:p>
         </w:tc>
@@ -12533,7 +13619,7 @@
                 <w:sz w:val="20"/>
                 <w:szCs w:val="20"/>
               </w:rPr>
-              <w:t xml:space="preserve">Monkey Trick</w:t>
+              <w:t xml:space="preserve">Pepper</w:t>
             </w:r>
           </w:p>
         </w:tc>
@@ -12566,7 +13652,7 @@
                 <w:sz w:val="18"/>
                 <w:szCs w:val="18"/>
               </w:rPr>
-              <w:t xml:space="preserve">Goat</w:t>
+              <w:t xml:space="preserve">Electriclarryland</w:t>
             </w:r>
           </w:p>
         </w:tc>
@@ -12599,7 +13685,7 @@
                 <w:sz w:val="18"/>
                 <w:szCs w:val="18"/>
               </w:rPr>
-              <w:t xml:space="preserve">Touch and Go</w:t>
+              <w:t xml:space="preserve">Capitol Records (Jazz)</w:t>
             </w:r>
           </w:p>
         </w:tc>
@@ -12632,7 +13718,7 @@
                 <w:sz w:val="18"/>
                 <w:szCs w:val="18"/>
               </w:rPr>
-              <w:t xml:space="preserve">1086342</w:t>
+              <w:t xml:space="preserve">316886</w:t>
             </w:r>
           </w:p>
         </w:tc>
@@ -12665,7 +13751,7 @@
                 <w:sz w:val="18"/>
                 <w:szCs w:val="18"/>
               </w:rPr>
-              <w:t xml:space="preserve">4:19</w:t>
+              <w:t xml:space="preserve">4:58</w:t>
             </w:r>
           </w:p>
         </w:tc>
@@ -12734,7 +13820,7 @@
                 <w:sz w:val="16"/>
                 <w:szCs w:val="16"/>
               </w:rPr>
-              <w:t xml:space="preserve">Texas punk arc. David Yow's band after Scratch Acid. Mouth Breather (piss x1) and Seasick (fuck x1) were skipped.</w:t>
+              <w:t xml:space="preserve">Texas punk arc, San Antonio. Last spin Aug. 6, 2026.</w:t>
             </w:r>
           </w:p>
         </w:tc>
@@ -12773,7 +13859,7 @@
                 <w:sz w:val="18"/>
                 <w:szCs w:val="18"/>
               </w:rPr>
-              <w:t xml:space="preserve">12</w:t>
+              <w:t xml:space="preserve">14</w:t>
             </w:r>
           </w:p>
         </w:tc>
@@ -12807,7 +13893,7 @@
                 <w:sz w:val="18"/>
                 <w:szCs w:val="18"/>
               </w:rPr>
-              <w:t xml:space="preserve">Ty Segall</w:t>
+              <w:t xml:space="preserve">The Jesus Lizard</w:t>
             </w:r>
           </w:p>
         </w:tc>
@@ -12841,7 +13927,7 @@
                 <w:sz w:val="20"/>
                 <w:szCs w:val="20"/>
               </w:rPr>
-              <w:t xml:space="preserve">Separation</w:t>
+              <w:t xml:space="preserve">Monkey Trick</w:t>
             </w:r>
           </w:p>
         </w:tc>
@@ -12873,7 +13959,7 @@
                 <w:sz w:val="18"/>
                 <w:szCs w:val="18"/>
               </w:rPr>
-              <w:t xml:space="preserve">Chrome</w:t>
+              <w:t xml:space="preserve">Goat</w:t>
             </w:r>
           </w:p>
         </w:tc>
@@ -12905,7 +13991,7 @@
                 <w:sz w:val="18"/>
                 <w:szCs w:val="18"/>
               </w:rPr>
-              <w:t xml:space="preserve">Drag City</w:t>
+              <w:t xml:space="preserve">Touch and Go</w:t>
             </w:r>
           </w:p>
         </w:tc>
@@ -12937,7 +14023,7 @@
                 <w:sz w:val="18"/>
                 <w:szCs w:val="18"/>
               </w:rPr>
-              <w:t xml:space="preserve">1156508</w:t>
+              <w:t xml:space="preserve">1086342</w:t>
             </w:r>
           </w:p>
         </w:tc>
@@ -12969,7 +14055,7 @@
                 <w:sz w:val="18"/>
                 <w:szCs w:val="18"/>
               </w:rPr>
-              <w:t xml:space="preserve">2:52</w:t>
+              <w:t xml:space="preserve">4:19</w:t>
             </w:r>
           </w:p>
         </w:tc>
@@ -13036,7 +14122,7 @@
                 <w:sz w:val="16"/>
                 <w:szCs w:val="16"/>
               </w:rPr>
-              <w:t xml:space="preserve">Reviewed rotation, week 2 (three stars: fast, snared-out punk rocker). Pairs with the Texas set. Play Cowboys aired Oct. 1 and Oct. 8; Black Paint is in cool-off.</w:t>
+              <w:t xml:space="preserve">Texas punk arc. David Yow's band after Scratch Acid. Mouth Breather (piss x1) and Seasick (fuck x1) were skipped.</w:t>
             </w:r>
           </w:p>
         </w:tc>
@@ -13065,6 +14151,619 @@
           </w:tcPr>
           <w:p>
             <w:pPr>
+              <w:keepNext/>
+              <w:spacing w:after="0" w:before="0"/>
+            </w:pPr>
+            <w:r>
+              <w:rPr>
+                <w:rFonts w:ascii="Arial" w:cs="Arial" w:eastAsia="Arial" w:hAnsi="Arial"/>
+                <w:b/>
+                <w:bCs/>
+                <w:sz w:val="18"/>
+                <w:szCs w:val="18"/>
+              </w:rPr>
+              <w:t xml:space="preserve">15</w:t>
+            </w:r>
+          </w:p>
+        </w:tc>
+        <w:tc>
+          <w:tcPr>
+            <w:tcW w:type="dxa" w:w="1800"/>
+            <w:tcBorders>
+              <w:top w:val="single" w:color="B7B7B7" w:sz="4"/>
+              <w:left w:val="single" w:color="B7B7B7" w:sz="4"/>
+              <w:bottom w:val="single" w:color="B7B7B7" w:sz="4"/>
+              <w:right w:val="single" w:color="B7B7B7" w:sz="4"/>
+            </w:tcBorders>
+            <w:shd w:fill="F5F7FA" w:color="auto" w:val="clear"/>
+            <w:tcMar>
+              <w:top w:type="dxa" w:w="50"/>
+              <w:left w:type="dxa" w:w="90"/>
+              <w:bottom w:type="dxa" w:w="50"/>
+              <w:right w:type="dxa" w:w="90"/>
+            </w:tcMar>
+            <w:vAlign w:val="center"/>
+          </w:tcPr>
+          <w:p>
+            <w:pPr>
+              <w:keepNext/>
+              <w:spacing w:after="0" w:before="0"/>
+            </w:pPr>
+            <w:r>
+              <w:rPr>
+                <w:rFonts w:ascii="Arial" w:cs="Arial" w:eastAsia="Arial" w:hAnsi="Arial"/>
+                <w:b/>
+                <w:bCs/>
+                <w:sz w:val="18"/>
+                <w:szCs w:val="18"/>
+              </w:rPr>
+              <w:t xml:space="preserve">Loco Gringos</w:t>
+            </w:r>
+          </w:p>
+        </w:tc>
+        <w:tc>
+          <w:tcPr>
+            <w:tcW w:type="dxa" w:w="2600"/>
+            <w:tcBorders>
+              <w:top w:val="single" w:color="B7B7B7" w:sz="4"/>
+              <w:left w:val="single" w:color="B7B7B7" w:sz="4"/>
+              <w:bottom w:val="single" w:color="B7B7B7" w:sz="4"/>
+              <w:right w:val="single" w:color="B7B7B7" w:sz="4"/>
+            </w:tcBorders>
+            <w:shd w:fill="F5F7FA" w:color="auto" w:val="clear"/>
+            <w:tcMar>
+              <w:top w:type="dxa" w:w="50"/>
+              <w:left w:type="dxa" w:w="90"/>
+              <w:bottom w:type="dxa" w:w="50"/>
+              <w:right w:type="dxa" w:w="90"/>
+            </w:tcMar>
+            <w:vAlign w:val="center"/>
+          </w:tcPr>
+          <w:p>
+            <w:pPr>
+              <w:keepNext/>
+              <w:spacing w:after="0" w:before="0"/>
+            </w:pPr>
+            <w:r>
+              <w:rPr>
+                <w:rFonts w:ascii="Arial" w:cs="Arial" w:eastAsia="Arial" w:hAnsi="Arial"/>
+                <w:b/>
+                <w:bCs/>
+                <w:sz w:val="20"/>
+                <w:szCs w:val="20"/>
+              </w:rPr>
+              <w:t xml:space="preserve">Ain't No Corndogs</w:t>
+            </w:r>
+          </w:p>
+        </w:tc>
+        <w:tc>
+          <w:tcPr>
+            <w:tcW w:type="dxa" w:w="2100"/>
+            <w:tcBorders>
+              <w:top w:val="single" w:color="B7B7B7" w:sz="4"/>
+              <w:left w:val="single" w:color="B7B7B7" w:sz="4"/>
+              <w:bottom w:val="single" w:color="B7B7B7" w:sz="4"/>
+              <w:right w:val="single" w:color="B7B7B7" w:sz="4"/>
+            </w:tcBorders>
+            <w:shd w:fill="F5F7FA" w:color="auto" w:val="clear"/>
+            <w:tcMar>
+              <w:top w:type="dxa" w:w="50"/>
+              <w:left w:type="dxa" w:w="90"/>
+              <w:bottom w:type="dxa" w:w="50"/>
+              <w:right w:type="dxa" w:w="90"/>
+            </w:tcMar>
+            <w:vAlign w:val="center"/>
+          </w:tcPr>
+          <w:p>
+            <w:pPr>
+              <w:keepNext/>
+              <w:spacing w:after="0" w:before="0"/>
+            </w:pPr>
+            <w:r>
+              <w:rPr>
+                <w:rFonts w:ascii="Arial" w:cs="Arial" w:eastAsia="Arial" w:hAnsi="Arial"/>
+                <w:sz w:val="18"/>
+                <w:szCs w:val="18"/>
+              </w:rPr>
+              <w:t xml:space="preserve">Loco Gringos</w:t>
+            </w:r>
+          </w:p>
+        </w:tc>
+        <w:tc>
+          <w:tcPr>
+            <w:tcW w:type="dxa" w:w="1600"/>
+            <w:tcBorders>
+              <w:top w:val="single" w:color="B7B7B7" w:sz="4"/>
+              <w:left w:val="single" w:color="B7B7B7" w:sz="4"/>
+              <w:bottom w:val="single" w:color="B7B7B7" w:sz="4"/>
+              <w:right w:val="single" w:color="B7B7B7" w:sz="4"/>
+            </w:tcBorders>
+            <w:shd w:fill="F5F7FA" w:color="auto" w:val="clear"/>
+            <w:tcMar>
+              <w:top w:type="dxa" w:w="50"/>
+              <w:left w:type="dxa" w:w="90"/>
+              <w:bottom w:type="dxa" w:w="50"/>
+              <w:right w:type="dxa" w:w="90"/>
+            </w:tcMar>
+            <w:vAlign w:val="center"/>
+          </w:tcPr>
+          <w:p>
+            <w:pPr>
+              <w:keepNext/>
+              <w:spacing w:after="0" w:before="0"/>
+            </w:pPr>
+            <w:r>
+              <w:rPr>
+                <w:rFonts w:ascii="Arial" w:cs="Arial" w:eastAsia="Arial" w:hAnsi="Arial"/>
+                <w:sz w:val="18"/>
+                <w:szCs w:val="18"/>
+              </w:rPr>
+              <w:t xml:space="preserve">Existential Vacuum</w:t>
+            </w:r>
+          </w:p>
+        </w:tc>
+        <w:tc>
+          <w:tcPr>
+            <w:tcW w:type="dxa" w:w="900"/>
+            <w:tcBorders>
+              <w:top w:val="single" w:color="B7B7B7" w:sz="4"/>
+              <w:left w:val="single" w:color="B7B7B7" w:sz="4"/>
+              <w:bottom w:val="single" w:color="B7B7B7" w:sz="4"/>
+              <w:right w:val="single" w:color="B7B7B7" w:sz="4"/>
+            </w:tcBorders>
+            <w:shd w:fill="F5F7FA" w:color="auto" w:val="clear"/>
+            <w:tcMar>
+              <w:top w:type="dxa" w:w="50"/>
+              <w:left w:type="dxa" w:w="90"/>
+              <w:bottom w:type="dxa" w:w="50"/>
+              <w:right w:type="dxa" w:w="90"/>
+            </w:tcMar>
+            <w:vAlign w:val="center"/>
+          </w:tcPr>
+          <w:p>
+            <w:pPr>
+              <w:keepNext/>
+              <w:spacing w:after="0" w:before="0"/>
+            </w:pPr>
+            <w:r>
+              <w:rPr>
+                <w:rFonts w:ascii="Arial" w:cs="Arial" w:eastAsia="Arial" w:hAnsi="Arial"/>
+                <w:sz w:val="18"/>
+                <w:szCs w:val="18"/>
+              </w:rPr>
+              <w:t xml:space="preserve">1089648</w:t>
+            </w:r>
+          </w:p>
+        </w:tc>
+        <w:tc>
+          <w:tcPr>
+            <w:tcW w:type="dxa" w:w="650"/>
+            <w:tcBorders>
+              <w:top w:val="single" w:color="B7B7B7" w:sz="4"/>
+              <w:left w:val="single" w:color="B7B7B7" w:sz="4"/>
+              <w:bottom w:val="single" w:color="B7B7B7" w:sz="4"/>
+              <w:right w:val="single" w:color="B7B7B7" w:sz="4"/>
+            </w:tcBorders>
+            <w:shd w:fill="F5F7FA" w:color="auto" w:val="clear"/>
+            <w:tcMar>
+              <w:top w:type="dxa" w:w="50"/>
+              <w:left w:type="dxa" w:w="90"/>
+              <w:bottom w:type="dxa" w:w="50"/>
+              <w:right w:type="dxa" w:w="90"/>
+            </w:tcMar>
+            <w:vAlign w:val="center"/>
+          </w:tcPr>
+          <w:p>
+            <w:pPr>
+              <w:keepNext/>
+              <w:spacing w:after="0" w:before="0"/>
+            </w:pPr>
+            <w:r>
+              <w:rPr>
+                <w:rFonts w:ascii="Arial" w:cs="Arial" w:eastAsia="Arial" w:hAnsi="Arial"/>
+                <w:sz w:val="18"/>
+                <w:szCs w:val="18"/>
+              </w:rPr>
+              <w:t xml:space="preserve">2:28</w:t>
+            </w:r>
+          </w:p>
+        </w:tc>
+        <w:tc>
+          <w:tcPr>
+            <w:tcW w:type="dxa" w:w="1300"/>
+            <w:tcBorders>
+              <w:top w:val="single" w:color="B7B7B7" w:sz="4"/>
+              <w:left w:val="single" w:color="B7B7B7" w:sz="4"/>
+              <w:bottom w:val="single" w:color="B7B7B7" w:sz="4"/>
+              <w:right w:val="single" w:color="B7B7B7" w:sz="4"/>
+            </w:tcBorders>
+            <w:shd w:fill="FFF3CD" w:color="auto" w:val="clear"/>
+            <w:tcMar>
+              <w:top w:type="dxa" w:w="50"/>
+              <w:left w:type="dxa" w:w="90"/>
+              <w:bottom w:type="dxa" w:w="50"/>
+              <w:right w:type="dxa" w:w="90"/>
+            </w:tcMar>
+            <w:vAlign w:val="center"/>
+          </w:tcPr>
+          <w:p>
+            <w:pPr>
+              <w:keepNext/>
+              <w:spacing w:after="0" w:before="0"/>
+            </w:pPr>
+            <w:r>
+              <w:rPr>
+                <w:rFonts w:ascii="Arial" w:cs="Arial" w:eastAsia="Arial" w:hAnsi="Arial"/>
+                <w:b/>
+                <w:bCs/>
+                <w:color w:val="8A6100"/>
+                <w:sz w:val="18"/>
+                <w:szCs w:val="18"/>
+              </w:rPr>
+              <w:t xml:space="preserve">LISTEN FIRST</w:t>
+            </w:r>
+          </w:p>
+        </w:tc>
+        <w:tc>
+          <w:tcPr>
+            <w:tcW w:type="dxa" w:w="3000"/>
+            <w:tcBorders>
+              <w:top w:val="single" w:color="B7B7B7" w:sz="4"/>
+              <w:left w:val="single" w:color="B7B7B7" w:sz="4"/>
+              <w:bottom w:val="single" w:color="B7B7B7" w:sz="4"/>
+              <w:right w:val="single" w:color="B7B7B7" w:sz="4"/>
+            </w:tcBorders>
+            <w:shd w:fill="F5F7FA" w:color="auto" w:val="clear"/>
+            <w:tcMar>
+              <w:top w:type="dxa" w:w="50"/>
+              <w:left w:type="dxa" w:w="90"/>
+              <w:bottom w:type="dxa" w:w="50"/>
+              <w:right w:type="dxa" w:w="90"/>
+            </w:tcMar>
+            <w:vAlign w:val="center"/>
+          </w:tcPr>
+          <w:p>
+            <w:pPr>
+              <w:keepNext/>
+              <w:spacing w:after="0" w:before="0"/>
+            </w:pPr>
+            <w:r>
+              <w:rPr>
+                <w:rFonts w:ascii="Arial" w:cs="Arial" w:eastAsia="Arial" w:hAnsi="Arial"/>
+                <w:sz w:val="16"/>
+                <w:szCs w:val="16"/>
+              </w:rPr>
+              <w:t xml:space="preserve">Stace added this to the Air Order (Oct. 22). Dallas punk band. Their only album came out after singer Tom Foote died in 1990. In the library. No lyrics posted anywhere checked: listen first.</w:t>
+            </w:r>
+          </w:p>
+        </w:tc>
+      </w:tr>
+      <w:tr>
+        <w:trPr>
+          <w:cantSplit/>
+        </w:trPr>
+        <w:tc>
+          <w:tcPr>
+            <w:tcW w:type="dxa" w:w="450"/>
+            <w:tcBorders>
+              <w:top w:val="single" w:color="B7B7B7" w:sz="4"/>
+              <w:left w:val="single" w:color="B7B7B7" w:sz="4"/>
+              <w:bottom w:val="single" w:color="B7B7B7" w:sz="4"/>
+              <w:right w:val="single" w:color="B7B7B7" w:sz="4"/>
+            </w:tcBorders>
+            <w:tcMar>
+              <w:top w:type="dxa" w:w="50"/>
+              <w:left w:type="dxa" w:w="90"/>
+              <w:bottom w:type="dxa" w:w="50"/>
+              <w:right w:type="dxa" w:w="90"/>
+            </w:tcMar>
+            <w:vAlign w:val="center"/>
+          </w:tcPr>
+          <w:p>
+            <w:pPr>
+              <w:keepNext/>
+              <w:spacing w:after="0" w:before="0"/>
+            </w:pPr>
+            <w:r>
+              <w:rPr>
+                <w:rFonts w:ascii="Arial" w:cs="Arial" w:eastAsia="Arial" w:hAnsi="Arial"/>
+                <w:b/>
+                <w:bCs/>
+                <w:sz w:val="18"/>
+                <w:szCs w:val="18"/>
+              </w:rPr>
+              <w:t xml:space="preserve">16</w:t>
+            </w:r>
+          </w:p>
+        </w:tc>
+        <w:tc>
+          <w:tcPr>
+            <w:tcW w:type="dxa" w:w="1800"/>
+            <w:tcBorders>
+              <w:top w:val="single" w:color="B7B7B7" w:sz="4"/>
+              <w:left w:val="single" w:color="B7B7B7" w:sz="4"/>
+              <w:bottom w:val="single" w:color="B7B7B7" w:sz="4"/>
+              <w:right w:val="single" w:color="B7B7B7" w:sz="4"/>
+            </w:tcBorders>
+            <w:tcMar>
+              <w:top w:type="dxa" w:w="50"/>
+              <w:left w:type="dxa" w:w="90"/>
+              <w:bottom w:type="dxa" w:w="50"/>
+              <w:right w:type="dxa" w:w="90"/>
+            </w:tcMar>
+            <w:vAlign w:val="center"/>
+          </w:tcPr>
+          <w:p>
+            <w:pPr>
+              <w:keepNext/>
+              <w:spacing w:after="0" w:before="0"/>
+            </w:pPr>
+            <w:r>
+              <w:rPr>
+                <w:rFonts w:ascii="Arial" w:cs="Arial" w:eastAsia="Arial" w:hAnsi="Arial"/>
+                <w:b/>
+                <w:bCs/>
+                <w:sz w:val="18"/>
+                <w:szCs w:val="18"/>
+              </w:rPr>
+              <w:t xml:space="preserve">Ty Segall</w:t>
+            </w:r>
+          </w:p>
+        </w:tc>
+        <w:tc>
+          <w:tcPr>
+            <w:tcW w:type="dxa" w:w="2600"/>
+            <w:tcBorders>
+              <w:top w:val="single" w:color="B7B7B7" w:sz="4"/>
+              <w:left w:val="single" w:color="B7B7B7" w:sz="4"/>
+              <w:bottom w:val="single" w:color="B7B7B7" w:sz="4"/>
+              <w:right w:val="single" w:color="B7B7B7" w:sz="4"/>
+            </w:tcBorders>
+            <w:tcMar>
+              <w:top w:type="dxa" w:w="50"/>
+              <w:left w:type="dxa" w:w="90"/>
+              <w:bottom w:type="dxa" w:w="50"/>
+              <w:right w:type="dxa" w:w="90"/>
+            </w:tcMar>
+            <w:vAlign w:val="center"/>
+          </w:tcPr>
+          <w:p>
+            <w:pPr>
+              <w:keepNext/>
+              <w:spacing w:after="0" w:before="0"/>
+            </w:pPr>
+            <w:r>
+              <w:rPr>
+                <w:rFonts w:ascii="Arial" w:cs="Arial" w:eastAsia="Arial" w:hAnsi="Arial"/>
+                <w:b/>
+                <w:bCs/>
+                <w:sz w:val="20"/>
+                <w:szCs w:val="20"/>
+              </w:rPr>
+              <w:t xml:space="preserve">Separation</w:t>
+            </w:r>
+          </w:p>
+        </w:tc>
+        <w:tc>
+          <w:tcPr>
+            <w:tcW w:type="dxa" w:w="2100"/>
+            <w:tcBorders>
+              <w:top w:val="single" w:color="B7B7B7" w:sz="4"/>
+              <w:left w:val="single" w:color="B7B7B7" w:sz="4"/>
+              <w:bottom w:val="single" w:color="B7B7B7" w:sz="4"/>
+              <w:right w:val="single" w:color="B7B7B7" w:sz="4"/>
+            </w:tcBorders>
+            <w:tcMar>
+              <w:top w:type="dxa" w:w="50"/>
+              <w:left w:type="dxa" w:w="90"/>
+              <w:bottom w:type="dxa" w:w="50"/>
+              <w:right w:type="dxa" w:w="90"/>
+            </w:tcMar>
+            <w:vAlign w:val="center"/>
+          </w:tcPr>
+          <w:p>
+            <w:pPr>
+              <w:keepNext/>
+              <w:spacing w:after="0" w:before="0"/>
+            </w:pPr>
+            <w:r>
+              <w:rPr>
+                <w:rFonts w:ascii="Arial" w:cs="Arial" w:eastAsia="Arial" w:hAnsi="Arial"/>
+                <w:sz w:val="18"/>
+                <w:szCs w:val="18"/>
+              </w:rPr>
+              <w:t xml:space="preserve">Chrome</w:t>
+            </w:r>
+          </w:p>
+        </w:tc>
+        <w:tc>
+          <w:tcPr>
+            <w:tcW w:type="dxa" w:w="1600"/>
+            <w:tcBorders>
+              <w:top w:val="single" w:color="B7B7B7" w:sz="4"/>
+              <w:left w:val="single" w:color="B7B7B7" w:sz="4"/>
+              <w:bottom w:val="single" w:color="B7B7B7" w:sz="4"/>
+              <w:right w:val="single" w:color="B7B7B7" w:sz="4"/>
+            </w:tcBorders>
+            <w:tcMar>
+              <w:top w:type="dxa" w:w="50"/>
+              <w:left w:type="dxa" w:w="90"/>
+              <w:bottom w:type="dxa" w:w="50"/>
+              <w:right w:type="dxa" w:w="90"/>
+            </w:tcMar>
+            <w:vAlign w:val="center"/>
+          </w:tcPr>
+          <w:p>
+            <w:pPr>
+              <w:keepNext/>
+              <w:spacing w:after="0" w:before="0"/>
+            </w:pPr>
+            <w:r>
+              <w:rPr>
+                <w:rFonts w:ascii="Arial" w:cs="Arial" w:eastAsia="Arial" w:hAnsi="Arial"/>
+                <w:sz w:val="18"/>
+                <w:szCs w:val="18"/>
+              </w:rPr>
+              <w:t xml:space="preserve">Drag City</w:t>
+            </w:r>
+          </w:p>
+        </w:tc>
+        <w:tc>
+          <w:tcPr>
+            <w:tcW w:type="dxa" w:w="900"/>
+            <w:tcBorders>
+              <w:top w:val="single" w:color="B7B7B7" w:sz="4"/>
+              <w:left w:val="single" w:color="B7B7B7" w:sz="4"/>
+              <w:bottom w:val="single" w:color="B7B7B7" w:sz="4"/>
+              <w:right w:val="single" w:color="B7B7B7" w:sz="4"/>
+            </w:tcBorders>
+            <w:tcMar>
+              <w:top w:type="dxa" w:w="50"/>
+              <w:left w:type="dxa" w:w="90"/>
+              <w:bottom w:type="dxa" w:w="50"/>
+              <w:right w:type="dxa" w:w="90"/>
+            </w:tcMar>
+            <w:vAlign w:val="center"/>
+          </w:tcPr>
+          <w:p>
+            <w:pPr>
+              <w:keepNext/>
+              <w:spacing w:after="0" w:before="0"/>
+            </w:pPr>
+            <w:r>
+              <w:rPr>
+                <w:rFonts w:ascii="Arial" w:cs="Arial" w:eastAsia="Arial" w:hAnsi="Arial"/>
+                <w:sz w:val="18"/>
+                <w:szCs w:val="18"/>
+              </w:rPr>
+              <w:t xml:space="preserve">1156508</w:t>
+            </w:r>
+          </w:p>
+        </w:tc>
+        <w:tc>
+          <w:tcPr>
+            <w:tcW w:type="dxa" w:w="650"/>
+            <w:tcBorders>
+              <w:top w:val="single" w:color="B7B7B7" w:sz="4"/>
+              <w:left w:val="single" w:color="B7B7B7" w:sz="4"/>
+              <w:bottom w:val="single" w:color="B7B7B7" w:sz="4"/>
+              <w:right w:val="single" w:color="B7B7B7" w:sz="4"/>
+            </w:tcBorders>
+            <w:tcMar>
+              <w:top w:type="dxa" w:w="50"/>
+              <w:left w:type="dxa" w:w="90"/>
+              <w:bottom w:type="dxa" w:w="50"/>
+              <w:right w:type="dxa" w:w="90"/>
+            </w:tcMar>
+            <w:vAlign w:val="center"/>
+          </w:tcPr>
+          <w:p>
+            <w:pPr>
+              <w:keepNext/>
+              <w:spacing w:after="0" w:before="0"/>
+            </w:pPr>
+            <w:r>
+              <w:rPr>
+                <w:rFonts w:ascii="Arial" w:cs="Arial" w:eastAsia="Arial" w:hAnsi="Arial"/>
+                <w:sz w:val="18"/>
+                <w:szCs w:val="18"/>
+              </w:rPr>
+              <w:t xml:space="preserve">2:52</w:t>
+            </w:r>
+          </w:p>
+        </w:tc>
+        <w:tc>
+          <w:tcPr>
+            <w:tcW w:type="dxa" w:w="1300"/>
+            <w:tcBorders>
+              <w:top w:val="single" w:color="B7B7B7" w:sz="4"/>
+              <w:left w:val="single" w:color="B7B7B7" w:sz="4"/>
+              <w:bottom w:val="single" w:color="B7B7B7" w:sz="4"/>
+              <w:right w:val="single" w:color="B7B7B7" w:sz="4"/>
+            </w:tcBorders>
+            <w:tcMar>
+              <w:top w:type="dxa" w:w="50"/>
+              <w:left w:type="dxa" w:w="90"/>
+              <w:bottom w:type="dxa" w:w="50"/>
+              <w:right w:type="dxa" w:w="90"/>
+            </w:tcMar>
+            <w:vAlign w:val="center"/>
+          </w:tcPr>
+          <w:p>
+            <w:pPr>
+              <w:keepNext/>
+              <w:spacing w:after="0" w:before="0"/>
+            </w:pPr>
+            <w:r>
+              <w:rPr>
+                <w:rFonts w:ascii="Arial" w:cs="Arial" w:eastAsia="Arial" w:hAnsi="Arial"/>
+                <w:b/>
+                <w:bCs/>
+                <w:color w:val="1B7F3B"/>
+                <w:sz w:val="18"/>
+                <w:szCs w:val="18"/>
+              </w:rPr>
+              <w:t xml:space="preserve">CLEAN</w:t>
+            </w:r>
+          </w:p>
+        </w:tc>
+        <w:tc>
+          <w:tcPr>
+            <w:tcW w:type="dxa" w:w="3000"/>
+            <w:tcBorders>
+              <w:top w:val="single" w:color="B7B7B7" w:sz="4"/>
+              <w:left w:val="single" w:color="B7B7B7" w:sz="4"/>
+              <w:bottom w:val="single" w:color="B7B7B7" w:sz="4"/>
+              <w:right w:val="single" w:color="B7B7B7" w:sz="4"/>
+            </w:tcBorders>
+            <w:tcMar>
+              <w:top w:type="dxa" w:w="50"/>
+              <w:left w:type="dxa" w:w="90"/>
+              <w:bottom w:type="dxa" w:w="50"/>
+              <w:right w:type="dxa" w:w="90"/>
+            </w:tcMar>
+            <w:vAlign w:val="center"/>
+          </w:tcPr>
+          <w:p>
+            <w:pPr>
+              <w:keepNext/>
+              <w:spacing w:after="0" w:before="0"/>
+            </w:pPr>
+            <w:r>
+              <w:rPr>
+                <w:rFonts w:ascii="Arial" w:cs="Arial" w:eastAsia="Arial" w:hAnsi="Arial"/>
+                <w:sz w:val="16"/>
+                <w:szCs w:val="16"/>
+              </w:rPr>
+              <w:t xml:space="preserve">Reviewed rotation, week 2 (three stars: fast, snared-out punk rocker). Pairs with the Texas set. Play Cowboys aired Oct. 1 and Oct. 8; Black Paint is in cool-off.</w:t>
+            </w:r>
+          </w:p>
+        </w:tc>
+      </w:tr>
+      <w:tr>
+        <w:trPr>
+          <w:cantSplit/>
+        </w:trPr>
+        <w:tc>
+          <w:tcPr>
+            <w:tcW w:type="dxa" w:w="450"/>
+            <w:tcBorders>
+              <w:top w:val="single" w:color="B7B7B7" w:sz="4"/>
+              <w:left w:val="single" w:color="B7B7B7" w:sz="4"/>
+              <w:bottom w:val="single" w:color="B7B7B7" w:sz="4"/>
+              <w:right w:val="single" w:color="B7B7B7" w:sz="4"/>
+            </w:tcBorders>
+            <w:shd w:fill="F5F7FA" w:color="auto" w:val="clear"/>
+            <w:tcMar>
+              <w:top w:type="dxa" w:w="50"/>
+              <w:left w:type="dxa" w:w="90"/>
+              <w:bottom w:type="dxa" w:w="50"/>
+              <w:right w:type="dxa" w:w="90"/>
+            </w:tcMar>
+            <w:vAlign w:val="center"/>
+          </w:tcPr>
+          <w:p>
+            <w:pPr>
               <w:keepNext w:val="false"/>
               <w:spacing w:after="0" w:before="0"/>
             </w:pPr>
@@ -13076,7 +14775,7 @@
                 <w:sz w:val="18"/>
                 <w:szCs w:val="18"/>
               </w:rPr>
-              <w:t xml:space="preserve">13</w:t>
+              <w:t xml:space="preserve">17</w:t>
             </w:r>
           </w:p>
         </w:tc>
@@ -13410,6 +15109,79 @@
                 <w:szCs w:val="18"/>
               </w:rPr>
               <w:t xml:space="preserve">MIC BREAK: AFTER SET 2 (TEXAS PUNK)</w:t>
+            </w:r>
+          </w:p>
+        </w:tc>
+        <w:tc>
+          <w:tcPr>
+            <w:tcW w:type="dxa" w:w="11800"/>
+            <w:tcBorders>
+              <w:top w:val="single" w:color="B7B7B7" w:sz="4"/>
+              <w:left w:val="single" w:color="B7B7B7" w:sz="4"/>
+              <w:bottom w:val="single" w:color="B7B7B7" w:sz="4"/>
+              <w:right w:val="single" w:color="B7B7B7" w:sz="4"/>
+            </w:tcBorders>
+            <w:shd w:fill="E2F0D9" w:color="auto" w:val="clear"/>
+            <w:tcMar>
+              <w:top w:type="dxa" w:w="50"/>
+              <w:left w:type="dxa" w:w="90"/>
+              <w:bottom w:type="dxa" w:w="50"/>
+              <w:right w:type="dxa" w:w="90"/>
+            </w:tcMar>
+            <w:vAlign w:val="center"/>
+          </w:tcPr>
+          <w:p>
+            <w:pPr>
+              <w:keepNext/>
+              <w:spacing w:after="0" w:before="0"/>
+            </w:pPr>
+            <w:r>
+              <w:rPr>
+                <w:rFonts w:ascii="Arial" w:cs="Arial" w:eastAsia="Arial" w:hAnsi="Arial"/>
+                <w:sz w:val="20"/>
+                <w:szCs w:val="20"/>
+              </w:rPr>
+              <w:t xml:space="preserve">Dallas first: Nervebreakers, My Girlfriend Is a Rock, from the 1978 Politics EP on Wild Child Records. Loco Gringos, also Dallas, released their only album after singer Tom Foote died in 1990.</w:t>
+            </w:r>
+          </w:p>
+        </w:tc>
+      </w:tr>
+      <w:tr>
+        <w:trPr>
+          <w:cantSplit/>
+        </w:trPr>
+        <w:tc>
+          <w:tcPr>
+            <w:tcW w:type="dxa" w:w="2600"/>
+            <w:tcBorders>
+              <w:top w:val="single" w:color="B7B7B7" w:sz="4"/>
+              <w:left w:val="single" w:color="B7B7B7" w:sz="4"/>
+              <w:bottom w:val="single" w:color="B7B7B7" w:sz="4"/>
+              <w:right w:val="single" w:color="B7B7B7" w:sz="4"/>
+            </w:tcBorders>
+            <w:shd w:fill="E2F0D9" w:color="auto" w:val="clear"/>
+            <w:tcMar>
+              <w:top w:type="dxa" w:w="50"/>
+              <w:left w:type="dxa" w:w="90"/>
+              <w:bottom w:type="dxa" w:w="50"/>
+              <w:right w:type="dxa" w:w="90"/>
+            </w:tcMar>
+            <w:vAlign w:val="center"/>
+          </w:tcPr>
+          <w:p>
+            <w:pPr>
+              <w:keepNext/>
+              <w:spacing w:after="0" w:before="0"/>
+            </w:pPr>
+            <w:r>
+              <w:rPr>
+                <w:rFonts w:ascii="Arial" w:cs="Arial" w:eastAsia="Arial" w:hAnsi="Arial"/>
+                <w:b/>
+                <w:bCs/>
+                <w:sz w:val="18"/>
+                <w:szCs w:val="18"/>
+              </w:rPr>
+              <w:t xml:space="preserve"/>
             </w:r>
           </w:p>
         </w:tc>
@@ -13586,7 +15358,7 @@
                 <w:sz w:val="22"/>
                 <w:szCs w:val="22"/>
               </w:rPr>
-              <w:t xml:space="preserve">Hour 1, Set 3: Fontaines D.C., Dopamine Chamber (out Oct. 16)   |   4 tracks   |   17:55   |   on air through 59:15</w:t>
+              <w:t xml:space="preserve">Hour 1, Set 3: Fontaines D.C., Dopamine Chamber (out Oct. 16)   |   1 tracks   |   3:49   |   on air through 57:51</w:t>
             </w:r>
           </w:p>
         </w:tc>
@@ -13944,18 +15716,18 @@
           </w:tcPr>
           <w:p>
             <w:pPr>
-              <w:keepNext/>
-              <w:spacing w:after="0" w:before="0"/>
-            </w:pPr>
-            <w:r>
-              <w:rPr>
-                <w:rFonts w:ascii="Arial" w:cs="Arial" w:eastAsia="Arial" w:hAnsi="Arial"/>
-                <w:b/>
-                <w:bCs/>
-                <w:sz w:val="18"/>
-                <w:szCs w:val="18"/>
-              </w:rPr>
-              <w:t xml:space="preserve">14</w:t>
+              <w:keepNext w:val="false"/>
+              <w:spacing w:after="0" w:before="0"/>
+            </w:pPr>
+            <w:r>
+              <w:rPr>
+                <w:rFonts w:ascii="Arial" w:cs="Arial" w:eastAsia="Arial" w:hAnsi="Arial"/>
+                <w:b/>
+                <w:bCs/>
+                <w:sz w:val="18"/>
+                <w:szCs w:val="18"/>
+              </w:rPr>
+              <w:t xml:space="preserve">18</w:t>
             </w:r>
           </w:p>
         </w:tc>
@@ -13978,7 +15750,7 @@
           </w:tcPr>
           <w:p>
             <w:pPr>
-              <w:keepNext/>
+              <w:keepNext w:val="false"/>
               <w:spacing w:after="0" w:before="0"/>
             </w:pPr>
             <w:r>
@@ -14012,7 +15784,7 @@
           </w:tcPr>
           <w:p>
             <w:pPr>
-              <w:keepNext/>
+              <w:keepNext w:val="false"/>
               <w:spacing w:after="0" w:before="0"/>
             </w:pPr>
             <w:r>
@@ -14023,7 +15795,7 @@
                 <w:sz w:val="20"/>
                 <w:szCs w:val="20"/>
               </w:rPr>
-              <w:t xml:space="preserve">Six Shot Morning</w:t>
+              <w:t xml:space="preserve">Happy For You</w:t>
             </w:r>
           </w:p>
         </w:tc>
@@ -14046,7 +15818,7 @@
           </w:tcPr>
           <w:p>
             <w:pPr>
-              <w:keepNext/>
+              <w:keepNext w:val="false"/>
               <w:spacing w:after="0" w:before="0"/>
             </w:pPr>
             <w:r>
@@ -14078,7 +15850,7 @@
           </w:tcPr>
           <w:p>
             <w:pPr>
-              <w:keepNext/>
+              <w:keepNext w:val="false"/>
               <w:spacing w:after="0" w:before="0"/>
             </w:pPr>
             <w:r>
@@ -14110,7 +15882,7 @@
           </w:tcPr>
           <w:p>
             <w:pPr>
-              <w:keepNext/>
+              <w:keepNext w:val="false"/>
               <w:spacing w:after="0" w:before="0"/>
             </w:pPr>
             <w:r>
@@ -14142,16 +15914,16 @@
           </w:tcPr>
           <w:p>
             <w:pPr>
-              <w:keepNext/>
-              <w:spacing w:after="0" w:before="0"/>
-            </w:pPr>
-            <w:r>
-              <w:rPr>
-                <w:rFonts w:ascii="Arial" w:cs="Arial" w:eastAsia="Arial" w:hAnsi="Arial"/>
-                <w:sz w:val="18"/>
-                <w:szCs w:val="18"/>
-              </w:rPr>
-              <w:t xml:space="preserve">4:57</w:t>
+              <w:keepNext w:val="false"/>
+              <w:spacing w:after="0" w:before="0"/>
+            </w:pPr>
+            <w:r>
+              <w:rPr>
+                <w:rFonts w:ascii="Arial" w:cs="Arial" w:eastAsia="Arial" w:hAnsi="Arial"/>
+                <w:sz w:val="18"/>
+                <w:szCs w:val="18"/>
+              </w:rPr>
+              <w:t xml:space="preserve">3:49</w:t>
             </w:r>
           </w:p>
         </w:tc>
@@ -14174,7 +15946,7 @@
           </w:tcPr>
           <w:p>
             <w:pPr>
-              <w:keepNext/>
+              <w:keepNext w:val="false"/>
               <w:spacing w:after="0" w:before="0"/>
             </w:pPr>
             <w:r>
@@ -14209,7 +15981,7 @@
           </w:tcPr>
           <w:p>
             <w:pPr>
-              <w:keepNext/>
+              <w:keepNext w:val="false"/>
               <w:spacing w:after="0" w:before="0"/>
             </w:pPr>
             <w:r>
@@ -14218,931 +15990,7 @@
                 <w:sz w:val="16"/>
                 <w:szCs w:val="16"/>
               </w:rPr>
-              <w:t xml:space="preserve">Requested by DJ Stace (Oct. 16). Album opener. All Genius lyrics screened Oct. 16 after release.</w:t>
-            </w:r>
-          </w:p>
-        </w:tc>
-      </w:tr>
-      <w:tr>
-        <w:trPr>
-          <w:cantSplit/>
-        </w:trPr>
-        <w:tc>
-          <w:tcPr>
-            <w:tcW w:type="dxa" w:w="450"/>
-            <w:tcBorders>
-              <w:top w:val="single" w:color="B7B7B7" w:sz="4"/>
-              <w:left w:val="single" w:color="B7B7B7" w:sz="4"/>
-              <w:bottom w:val="single" w:color="B7B7B7" w:sz="4"/>
-              <w:right w:val="single" w:color="B7B7B7" w:sz="4"/>
-            </w:tcBorders>
-            <w:shd w:fill="F5F7FA" w:color="auto" w:val="clear"/>
-            <w:tcMar>
-              <w:top w:type="dxa" w:w="50"/>
-              <w:left w:type="dxa" w:w="90"/>
-              <w:bottom w:type="dxa" w:w="50"/>
-              <w:right w:type="dxa" w:w="90"/>
-            </w:tcMar>
-            <w:vAlign w:val="center"/>
-          </w:tcPr>
-          <w:p>
-            <w:pPr>
-              <w:keepNext/>
-              <w:spacing w:after="0" w:before="0"/>
-            </w:pPr>
-            <w:r>
-              <w:rPr>
-                <w:rFonts w:ascii="Arial" w:cs="Arial" w:eastAsia="Arial" w:hAnsi="Arial"/>
-                <w:b/>
-                <w:bCs/>
-                <w:sz w:val="18"/>
-                <w:szCs w:val="18"/>
-              </w:rPr>
-              <w:t xml:space="preserve">15</w:t>
-            </w:r>
-          </w:p>
-        </w:tc>
-        <w:tc>
-          <w:tcPr>
-            <w:tcW w:type="dxa" w:w="1800"/>
-            <w:tcBorders>
-              <w:top w:val="single" w:color="B7B7B7" w:sz="4"/>
-              <w:left w:val="single" w:color="B7B7B7" w:sz="4"/>
-              <w:bottom w:val="single" w:color="B7B7B7" w:sz="4"/>
-              <w:right w:val="single" w:color="B7B7B7" w:sz="4"/>
-            </w:tcBorders>
-            <w:shd w:fill="F5F7FA" w:color="auto" w:val="clear"/>
-            <w:tcMar>
-              <w:top w:type="dxa" w:w="50"/>
-              <w:left w:type="dxa" w:w="90"/>
-              <w:bottom w:type="dxa" w:w="50"/>
-              <w:right w:type="dxa" w:w="90"/>
-            </w:tcMar>
-            <w:vAlign w:val="center"/>
-          </w:tcPr>
-          <w:p>
-            <w:pPr>
-              <w:keepNext/>
-              <w:spacing w:after="0" w:before="0"/>
-            </w:pPr>
-            <w:r>
-              <w:rPr>
-                <w:rFonts w:ascii="Arial" w:cs="Arial" w:eastAsia="Arial" w:hAnsi="Arial"/>
-                <w:b/>
-                <w:bCs/>
-                <w:sz w:val="18"/>
-                <w:szCs w:val="18"/>
-              </w:rPr>
-              <w:t xml:space="preserve">Fontaines D.C.</w:t>
-            </w:r>
-          </w:p>
-        </w:tc>
-        <w:tc>
-          <w:tcPr>
-            <w:tcW w:type="dxa" w:w="2600"/>
-            <w:tcBorders>
-              <w:top w:val="single" w:color="B7B7B7" w:sz="4"/>
-              <w:left w:val="single" w:color="B7B7B7" w:sz="4"/>
-              <w:bottom w:val="single" w:color="B7B7B7" w:sz="4"/>
-              <w:right w:val="single" w:color="B7B7B7" w:sz="4"/>
-            </w:tcBorders>
-            <w:shd w:fill="F5F7FA" w:color="auto" w:val="clear"/>
-            <w:tcMar>
-              <w:top w:type="dxa" w:w="50"/>
-              <w:left w:type="dxa" w:w="90"/>
-              <w:bottom w:type="dxa" w:w="50"/>
-              <w:right w:type="dxa" w:w="90"/>
-            </w:tcMar>
-            <w:vAlign w:val="center"/>
-          </w:tcPr>
-          <w:p>
-            <w:pPr>
-              <w:keepNext/>
-              <w:spacing w:after="0" w:before="0"/>
-            </w:pPr>
-            <w:r>
-              <w:rPr>
-                <w:rFonts w:ascii="Arial" w:cs="Arial" w:eastAsia="Arial" w:hAnsi="Arial"/>
-                <w:b/>
-                <w:bCs/>
-                <w:sz w:val="20"/>
-                <w:szCs w:val="20"/>
-              </w:rPr>
-              <w:t xml:space="preserve">Mimesis</w:t>
-            </w:r>
-          </w:p>
-        </w:tc>
-        <w:tc>
-          <w:tcPr>
-            <w:tcW w:type="dxa" w:w="2100"/>
-            <w:tcBorders>
-              <w:top w:val="single" w:color="B7B7B7" w:sz="4"/>
-              <w:left w:val="single" w:color="B7B7B7" w:sz="4"/>
-              <w:bottom w:val="single" w:color="B7B7B7" w:sz="4"/>
-              <w:right w:val="single" w:color="B7B7B7" w:sz="4"/>
-            </w:tcBorders>
-            <w:shd w:fill="F5F7FA" w:color="auto" w:val="clear"/>
-            <w:tcMar>
-              <w:top w:type="dxa" w:w="50"/>
-              <w:left w:type="dxa" w:w="90"/>
-              <w:bottom w:type="dxa" w:w="50"/>
-              <w:right w:type="dxa" w:w="90"/>
-            </w:tcMar>
-            <w:vAlign w:val="center"/>
-          </w:tcPr>
-          <w:p>
-            <w:pPr>
-              <w:keepNext/>
-              <w:spacing w:after="0" w:before="0"/>
-            </w:pPr>
-            <w:r>
-              <w:rPr>
-                <w:rFonts w:ascii="Arial" w:cs="Arial" w:eastAsia="Arial" w:hAnsi="Arial"/>
-                <w:sz w:val="18"/>
-                <w:szCs w:val="18"/>
-              </w:rPr>
-              <w:t xml:space="preserve">Dopamine Chamber</w:t>
-            </w:r>
-          </w:p>
-        </w:tc>
-        <w:tc>
-          <w:tcPr>
-            <w:tcW w:type="dxa" w:w="1600"/>
-            <w:tcBorders>
-              <w:top w:val="single" w:color="B7B7B7" w:sz="4"/>
-              <w:left w:val="single" w:color="B7B7B7" w:sz="4"/>
-              <w:bottom w:val="single" w:color="B7B7B7" w:sz="4"/>
-              <w:right w:val="single" w:color="B7B7B7" w:sz="4"/>
-            </w:tcBorders>
-            <w:shd w:fill="F5F7FA" w:color="auto" w:val="clear"/>
-            <w:tcMar>
-              <w:top w:type="dxa" w:w="50"/>
-              <w:left w:type="dxa" w:w="90"/>
-              <w:bottom w:type="dxa" w:w="50"/>
-              <w:right w:type="dxa" w:w="90"/>
-            </w:tcMar>
-            <w:vAlign w:val="center"/>
-          </w:tcPr>
-          <w:p>
-            <w:pPr>
-              <w:keepNext/>
-              <w:spacing w:after="0" w:before="0"/>
-            </w:pPr>
-            <w:r>
-              <w:rPr>
-                <w:rFonts w:ascii="Arial" w:cs="Arial" w:eastAsia="Arial" w:hAnsi="Arial"/>
-                <w:sz w:val="18"/>
-                <w:szCs w:val="18"/>
-              </w:rPr>
-              <w:t xml:space="preserve">Xl Recordings</w:t>
-            </w:r>
-          </w:p>
-        </w:tc>
-        <w:tc>
-          <w:tcPr>
-            <w:tcW w:type="dxa" w:w="900"/>
-            <w:tcBorders>
-              <w:top w:val="single" w:color="B7B7B7" w:sz="4"/>
-              <w:left w:val="single" w:color="B7B7B7" w:sz="4"/>
-              <w:bottom w:val="single" w:color="B7B7B7" w:sz="4"/>
-              <w:right w:val="single" w:color="B7B7B7" w:sz="4"/>
-            </w:tcBorders>
-            <w:shd w:fill="F5F7FA" w:color="auto" w:val="clear"/>
-            <w:tcMar>
-              <w:top w:type="dxa" w:w="50"/>
-              <w:left w:type="dxa" w:w="90"/>
-              <w:bottom w:type="dxa" w:w="50"/>
-              <w:right w:type="dxa" w:w="90"/>
-            </w:tcMar>
-            <w:vAlign w:val="center"/>
-          </w:tcPr>
-          <w:p>
-            <w:pPr>
-              <w:keepNext/>
-              <w:spacing w:after="0" w:before="0"/>
-            </w:pPr>
-            <w:r>
-              <w:rPr>
-                <w:rFonts w:ascii="Arial" w:cs="Arial" w:eastAsia="Arial" w:hAnsi="Arial"/>
-                <w:sz w:val="18"/>
-                <w:szCs w:val="18"/>
-              </w:rPr>
-              <w:t xml:space="preserve">-</w:t>
-            </w:r>
-          </w:p>
-        </w:tc>
-        <w:tc>
-          <w:tcPr>
-            <w:tcW w:type="dxa" w:w="650"/>
-            <w:tcBorders>
-              <w:top w:val="single" w:color="B7B7B7" w:sz="4"/>
-              <w:left w:val="single" w:color="B7B7B7" w:sz="4"/>
-              <w:bottom w:val="single" w:color="B7B7B7" w:sz="4"/>
-              <w:right w:val="single" w:color="B7B7B7" w:sz="4"/>
-            </w:tcBorders>
-            <w:shd w:fill="F5F7FA" w:color="auto" w:val="clear"/>
-            <w:tcMar>
-              <w:top w:type="dxa" w:w="50"/>
-              <w:left w:type="dxa" w:w="90"/>
-              <w:bottom w:type="dxa" w:w="50"/>
-              <w:right w:type="dxa" w:w="90"/>
-            </w:tcMar>
-            <w:vAlign w:val="center"/>
-          </w:tcPr>
-          <w:p>
-            <w:pPr>
-              <w:keepNext/>
-              <w:spacing w:after="0" w:before="0"/>
-            </w:pPr>
-            <w:r>
-              <w:rPr>
-                <w:rFonts w:ascii="Arial" w:cs="Arial" w:eastAsia="Arial" w:hAnsi="Arial"/>
-                <w:sz w:val="18"/>
-                <w:szCs w:val="18"/>
-              </w:rPr>
-              <w:t xml:space="preserve">3:52</w:t>
-            </w:r>
-          </w:p>
-        </w:tc>
-        <w:tc>
-          <w:tcPr>
-            <w:tcW w:type="dxa" w:w="1300"/>
-            <w:tcBorders>
-              <w:top w:val="single" w:color="B7B7B7" w:sz="4"/>
-              <w:left w:val="single" w:color="B7B7B7" w:sz="4"/>
-              <w:bottom w:val="single" w:color="B7B7B7" w:sz="4"/>
-              <w:right w:val="single" w:color="B7B7B7" w:sz="4"/>
-            </w:tcBorders>
-            <w:shd w:fill="F5F7FA" w:color="auto" w:val="clear"/>
-            <w:tcMar>
-              <w:top w:type="dxa" w:w="50"/>
-              <w:left w:type="dxa" w:w="90"/>
-              <w:bottom w:type="dxa" w:w="50"/>
-              <w:right w:type="dxa" w:w="90"/>
-            </w:tcMar>
-            <w:vAlign w:val="center"/>
-          </w:tcPr>
-          <w:p>
-            <w:pPr>
-              <w:keepNext/>
-              <w:spacing w:after="0" w:before="0"/>
-            </w:pPr>
-            <w:r>
-              <w:rPr>
-                <w:rFonts w:ascii="Arial" w:cs="Arial" w:eastAsia="Arial" w:hAnsi="Arial"/>
-                <w:b/>
-                <w:bCs/>
-                <w:color w:val="1B7F3B"/>
-                <w:sz w:val="18"/>
-                <w:szCs w:val="18"/>
-              </w:rPr>
-              <w:t xml:space="preserve">CLEAN</w:t>
-            </w:r>
-          </w:p>
-        </w:tc>
-        <w:tc>
-          <w:tcPr>
-            <w:tcW w:type="dxa" w:w="3000"/>
-            <w:tcBorders>
-              <w:top w:val="single" w:color="B7B7B7" w:sz="4"/>
-              <w:left w:val="single" w:color="B7B7B7" w:sz="4"/>
-              <w:bottom w:val="single" w:color="B7B7B7" w:sz="4"/>
-              <w:right w:val="single" w:color="B7B7B7" w:sz="4"/>
-            </w:tcBorders>
-            <w:shd w:fill="F5F7FA" w:color="auto" w:val="clear"/>
-            <w:tcMar>
-              <w:top w:type="dxa" w:w="50"/>
-              <w:left w:type="dxa" w:w="90"/>
-              <w:bottom w:type="dxa" w:w="50"/>
-              <w:right w:type="dxa" w:w="90"/>
-            </w:tcMar>
-            <w:vAlign w:val="center"/>
-          </w:tcPr>
-          <w:p>
-            <w:pPr>
-              <w:keepNext/>
-              <w:spacing w:after="0" w:before="0"/>
-            </w:pPr>
-            <w:r>
-              <w:rPr>
-                <w:rFonts w:ascii="Arial" w:cs="Arial" w:eastAsia="Arial" w:hAnsi="Arial"/>
-                <w:sz w:val="16"/>
-                <w:szCs w:val="16"/>
-              </w:rPr>
-              <w:t xml:space="preserve">Requested by DJ Stace. Album track 3.</w:t>
-            </w:r>
-          </w:p>
-        </w:tc>
-      </w:tr>
-      <w:tr>
-        <w:trPr>
-          <w:cantSplit/>
-        </w:trPr>
-        <w:tc>
-          <w:tcPr>
-            <w:tcW w:type="dxa" w:w="450"/>
-            <w:tcBorders>
-              <w:top w:val="single" w:color="B7B7B7" w:sz="4"/>
-              <w:left w:val="single" w:color="B7B7B7" w:sz="4"/>
-              <w:bottom w:val="single" w:color="B7B7B7" w:sz="4"/>
-              <w:right w:val="single" w:color="B7B7B7" w:sz="4"/>
-            </w:tcBorders>
-            <w:tcMar>
-              <w:top w:type="dxa" w:w="50"/>
-              <w:left w:type="dxa" w:w="90"/>
-              <w:bottom w:type="dxa" w:w="50"/>
-              <w:right w:type="dxa" w:w="90"/>
-            </w:tcMar>
-            <w:vAlign w:val="center"/>
-          </w:tcPr>
-          <w:p>
-            <w:pPr>
-              <w:keepNext/>
-              <w:spacing w:after="0" w:before="0"/>
-            </w:pPr>
-            <w:r>
-              <w:rPr>
-                <w:rFonts w:ascii="Arial" w:cs="Arial" w:eastAsia="Arial" w:hAnsi="Arial"/>
-                <w:b/>
-                <w:bCs/>
-                <w:sz w:val="18"/>
-                <w:szCs w:val="18"/>
-              </w:rPr>
-              <w:t xml:space="preserve">16</w:t>
-            </w:r>
-          </w:p>
-        </w:tc>
-        <w:tc>
-          <w:tcPr>
-            <w:tcW w:type="dxa" w:w="1800"/>
-            <w:tcBorders>
-              <w:top w:val="single" w:color="B7B7B7" w:sz="4"/>
-              <w:left w:val="single" w:color="B7B7B7" w:sz="4"/>
-              <w:bottom w:val="single" w:color="B7B7B7" w:sz="4"/>
-              <w:right w:val="single" w:color="B7B7B7" w:sz="4"/>
-            </w:tcBorders>
-            <w:tcMar>
-              <w:top w:type="dxa" w:w="50"/>
-              <w:left w:type="dxa" w:w="90"/>
-              <w:bottom w:type="dxa" w:w="50"/>
-              <w:right w:type="dxa" w:w="90"/>
-            </w:tcMar>
-            <w:vAlign w:val="center"/>
-          </w:tcPr>
-          <w:p>
-            <w:pPr>
-              <w:keepNext/>
-              <w:spacing w:after="0" w:before="0"/>
-            </w:pPr>
-            <w:r>
-              <w:rPr>
-                <w:rFonts w:ascii="Arial" w:cs="Arial" w:eastAsia="Arial" w:hAnsi="Arial"/>
-                <w:b/>
-                <w:bCs/>
-                <w:sz w:val="18"/>
-                <w:szCs w:val="18"/>
-              </w:rPr>
-              <w:t xml:space="preserve">Fontaines D.C.</w:t>
-            </w:r>
-          </w:p>
-        </w:tc>
-        <w:tc>
-          <w:tcPr>
-            <w:tcW w:type="dxa" w:w="2600"/>
-            <w:tcBorders>
-              <w:top w:val="single" w:color="B7B7B7" w:sz="4"/>
-              <w:left w:val="single" w:color="B7B7B7" w:sz="4"/>
-              <w:bottom w:val="single" w:color="B7B7B7" w:sz="4"/>
-              <w:right w:val="single" w:color="B7B7B7" w:sz="4"/>
-            </w:tcBorders>
-            <w:tcMar>
-              <w:top w:type="dxa" w:w="50"/>
-              <w:left w:type="dxa" w:w="90"/>
-              <w:bottom w:type="dxa" w:w="50"/>
-              <w:right w:type="dxa" w:w="90"/>
-            </w:tcMar>
-            <w:vAlign w:val="center"/>
-          </w:tcPr>
-          <w:p>
-            <w:pPr>
-              <w:keepNext/>
-              <w:spacing w:after="0" w:before="0"/>
-            </w:pPr>
-            <w:r>
-              <w:rPr>
-                <w:rFonts w:ascii="Arial" w:cs="Arial" w:eastAsia="Arial" w:hAnsi="Arial"/>
-                <w:b/>
-                <w:bCs/>
-                <w:sz w:val="20"/>
-                <w:szCs w:val="20"/>
-              </w:rPr>
-              <w:t xml:space="preserve">Happy For You</w:t>
-            </w:r>
-          </w:p>
-        </w:tc>
-        <w:tc>
-          <w:tcPr>
-            <w:tcW w:type="dxa" w:w="2100"/>
-            <w:tcBorders>
-              <w:top w:val="single" w:color="B7B7B7" w:sz="4"/>
-              <w:left w:val="single" w:color="B7B7B7" w:sz="4"/>
-              <w:bottom w:val="single" w:color="B7B7B7" w:sz="4"/>
-              <w:right w:val="single" w:color="B7B7B7" w:sz="4"/>
-            </w:tcBorders>
-            <w:tcMar>
-              <w:top w:type="dxa" w:w="50"/>
-              <w:left w:type="dxa" w:w="90"/>
-              <w:bottom w:type="dxa" w:w="50"/>
-              <w:right w:type="dxa" w:w="90"/>
-            </w:tcMar>
-            <w:vAlign w:val="center"/>
-          </w:tcPr>
-          <w:p>
-            <w:pPr>
-              <w:keepNext/>
-              <w:spacing w:after="0" w:before="0"/>
-            </w:pPr>
-            <w:r>
-              <w:rPr>
-                <w:rFonts w:ascii="Arial" w:cs="Arial" w:eastAsia="Arial" w:hAnsi="Arial"/>
-                <w:sz w:val="18"/>
-                <w:szCs w:val="18"/>
-              </w:rPr>
-              <w:t xml:space="preserve">Dopamine Chamber</w:t>
-            </w:r>
-          </w:p>
-        </w:tc>
-        <w:tc>
-          <w:tcPr>
-            <w:tcW w:type="dxa" w:w="1600"/>
-            <w:tcBorders>
-              <w:top w:val="single" w:color="B7B7B7" w:sz="4"/>
-              <w:left w:val="single" w:color="B7B7B7" w:sz="4"/>
-              <w:bottom w:val="single" w:color="B7B7B7" w:sz="4"/>
-              <w:right w:val="single" w:color="B7B7B7" w:sz="4"/>
-            </w:tcBorders>
-            <w:tcMar>
-              <w:top w:type="dxa" w:w="50"/>
-              <w:left w:type="dxa" w:w="90"/>
-              <w:bottom w:type="dxa" w:w="50"/>
-              <w:right w:type="dxa" w:w="90"/>
-            </w:tcMar>
-            <w:vAlign w:val="center"/>
-          </w:tcPr>
-          <w:p>
-            <w:pPr>
-              <w:keepNext/>
-              <w:spacing w:after="0" w:before="0"/>
-            </w:pPr>
-            <w:r>
-              <w:rPr>
-                <w:rFonts w:ascii="Arial" w:cs="Arial" w:eastAsia="Arial" w:hAnsi="Arial"/>
-                <w:sz w:val="18"/>
-                <w:szCs w:val="18"/>
-              </w:rPr>
-              <w:t xml:space="preserve">Xl Recordings</w:t>
-            </w:r>
-          </w:p>
-        </w:tc>
-        <w:tc>
-          <w:tcPr>
-            <w:tcW w:type="dxa" w:w="900"/>
-            <w:tcBorders>
-              <w:top w:val="single" w:color="B7B7B7" w:sz="4"/>
-              <w:left w:val="single" w:color="B7B7B7" w:sz="4"/>
-              <w:bottom w:val="single" w:color="B7B7B7" w:sz="4"/>
-              <w:right w:val="single" w:color="B7B7B7" w:sz="4"/>
-            </w:tcBorders>
-            <w:tcMar>
-              <w:top w:type="dxa" w:w="50"/>
-              <w:left w:type="dxa" w:w="90"/>
-              <w:bottom w:type="dxa" w:w="50"/>
-              <w:right w:type="dxa" w:w="90"/>
-            </w:tcMar>
-            <w:vAlign w:val="center"/>
-          </w:tcPr>
-          <w:p>
-            <w:pPr>
-              <w:keepNext/>
-              <w:spacing w:after="0" w:before="0"/>
-            </w:pPr>
-            <w:r>
-              <w:rPr>
-                <w:rFonts w:ascii="Arial" w:cs="Arial" w:eastAsia="Arial" w:hAnsi="Arial"/>
-                <w:sz w:val="18"/>
-                <w:szCs w:val="18"/>
-              </w:rPr>
-              <w:t xml:space="preserve">-</w:t>
-            </w:r>
-          </w:p>
-        </w:tc>
-        <w:tc>
-          <w:tcPr>
-            <w:tcW w:type="dxa" w:w="650"/>
-            <w:tcBorders>
-              <w:top w:val="single" w:color="B7B7B7" w:sz="4"/>
-              <w:left w:val="single" w:color="B7B7B7" w:sz="4"/>
-              <w:bottom w:val="single" w:color="B7B7B7" w:sz="4"/>
-              <w:right w:val="single" w:color="B7B7B7" w:sz="4"/>
-            </w:tcBorders>
-            <w:tcMar>
-              <w:top w:type="dxa" w:w="50"/>
-              <w:left w:type="dxa" w:w="90"/>
-              <w:bottom w:type="dxa" w:w="50"/>
-              <w:right w:type="dxa" w:w="90"/>
-            </w:tcMar>
-            <w:vAlign w:val="center"/>
-          </w:tcPr>
-          <w:p>
-            <w:pPr>
-              <w:keepNext/>
-              <w:spacing w:after="0" w:before="0"/>
-            </w:pPr>
-            <w:r>
-              <w:rPr>
-                <w:rFonts w:ascii="Arial" w:cs="Arial" w:eastAsia="Arial" w:hAnsi="Arial"/>
-                <w:sz w:val="18"/>
-                <w:szCs w:val="18"/>
-              </w:rPr>
-              <w:t xml:space="preserve">3:49</w:t>
-            </w:r>
-          </w:p>
-        </w:tc>
-        <w:tc>
-          <w:tcPr>
-            <w:tcW w:type="dxa" w:w="1300"/>
-            <w:tcBorders>
-              <w:top w:val="single" w:color="B7B7B7" w:sz="4"/>
-              <w:left w:val="single" w:color="B7B7B7" w:sz="4"/>
-              <w:bottom w:val="single" w:color="B7B7B7" w:sz="4"/>
-              <w:right w:val="single" w:color="B7B7B7" w:sz="4"/>
-            </w:tcBorders>
-            <w:tcMar>
-              <w:top w:type="dxa" w:w="50"/>
-              <w:left w:type="dxa" w:w="90"/>
-              <w:bottom w:type="dxa" w:w="50"/>
-              <w:right w:type="dxa" w:w="90"/>
-            </w:tcMar>
-            <w:vAlign w:val="center"/>
-          </w:tcPr>
-          <w:p>
-            <w:pPr>
-              <w:keepNext/>
-              <w:spacing w:after="0" w:before="0"/>
-            </w:pPr>
-            <w:r>
-              <w:rPr>
-                <w:rFonts w:ascii="Arial" w:cs="Arial" w:eastAsia="Arial" w:hAnsi="Arial"/>
-                <w:b/>
-                <w:bCs/>
-                <w:color w:val="1B7F3B"/>
-                <w:sz w:val="18"/>
-                <w:szCs w:val="18"/>
-              </w:rPr>
-              <w:t xml:space="preserve">CLEAN</w:t>
-            </w:r>
-          </w:p>
-        </w:tc>
-        <w:tc>
-          <w:tcPr>
-            <w:tcW w:type="dxa" w:w="3000"/>
-            <w:tcBorders>
-              <w:top w:val="single" w:color="B7B7B7" w:sz="4"/>
-              <w:left w:val="single" w:color="B7B7B7" w:sz="4"/>
-              <w:bottom w:val="single" w:color="B7B7B7" w:sz="4"/>
-              <w:right w:val="single" w:color="B7B7B7" w:sz="4"/>
-            </w:tcBorders>
-            <w:tcMar>
-              <w:top w:type="dxa" w:w="50"/>
-              <w:left w:type="dxa" w:w="90"/>
-              <w:bottom w:type="dxa" w:w="50"/>
-              <w:right w:type="dxa" w:w="90"/>
-            </w:tcMar>
-            <w:vAlign w:val="center"/>
-          </w:tcPr>
-          <w:p>
-            <w:pPr>
-              <w:keepNext/>
-              <w:spacing w:after="0" w:before="0"/>
-            </w:pPr>
-            <w:r>
-              <w:rPr>
-                <w:rFonts w:ascii="Arial" w:cs="Arial" w:eastAsia="Arial" w:hAnsi="Arial"/>
-                <w:sz w:val="16"/>
-                <w:szCs w:val="16"/>
-              </w:rPr>
-              <w:t xml:space="preserve">Requested by DJ Stace. Debuted live at Leeds Festival Aug. 29.</w:t>
-            </w:r>
-          </w:p>
-        </w:tc>
-      </w:tr>
-      <w:tr>
-        <w:trPr>
-          <w:cantSplit/>
-        </w:trPr>
-        <w:tc>
-          <w:tcPr>
-            <w:tcW w:type="dxa" w:w="450"/>
-            <w:tcBorders>
-              <w:top w:val="single" w:color="B7B7B7" w:sz="4"/>
-              <w:left w:val="single" w:color="B7B7B7" w:sz="4"/>
-              <w:bottom w:val="single" w:color="B7B7B7" w:sz="4"/>
-              <w:right w:val="single" w:color="B7B7B7" w:sz="4"/>
-            </w:tcBorders>
-            <w:shd w:fill="F5F7FA" w:color="auto" w:val="clear"/>
-            <w:tcMar>
-              <w:top w:type="dxa" w:w="50"/>
-              <w:left w:type="dxa" w:w="90"/>
-              <w:bottom w:type="dxa" w:w="50"/>
-              <w:right w:type="dxa" w:w="90"/>
-            </w:tcMar>
-            <w:vAlign w:val="center"/>
-          </w:tcPr>
-          <w:p>
-            <w:pPr>
-              <w:keepNext w:val="false"/>
-              <w:spacing w:after="0" w:before="0"/>
-            </w:pPr>
-            <w:r>
-              <w:rPr>
-                <w:rFonts w:ascii="Arial" w:cs="Arial" w:eastAsia="Arial" w:hAnsi="Arial"/>
-                <w:b/>
-                <w:bCs/>
-                <w:sz w:val="18"/>
-                <w:szCs w:val="18"/>
-              </w:rPr>
-              <w:t xml:space="preserve">17</w:t>
-            </w:r>
-          </w:p>
-        </w:tc>
-        <w:tc>
-          <w:tcPr>
-            <w:tcW w:type="dxa" w:w="1800"/>
-            <w:tcBorders>
-              <w:top w:val="single" w:color="B7B7B7" w:sz="4"/>
-              <w:left w:val="single" w:color="B7B7B7" w:sz="4"/>
-              <w:bottom w:val="single" w:color="B7B7B7" w:sz="4"/>
-              <w:right w:val="single" w:color="B7B7B7" w:sz="4"/>
-            </w:tcBorders>
-            <w:shd w:fill="F5F7FA" w:color="auto" w:val="clear"/>
-            <w:tcMar>
-              <w:top w:type="dxa" w:w="50"/>
-              <w:left w:type="dxa" w:w="90"/>
-              <w:bottom w:type="dxa" w:w="50"/>
-              <w:right w:type="dxa" w:w="90"/>
-            </w:tcMar>
-            <w:vAlign w:val="center"/>
-          </w:tcPr>
-          <w:p>
-            <w:pPr>
-              <w:keepNext w:val="false"/>
-              <w:spacing w:after="0" w:before="0"/>
-            </w:pPr>
-            <w:r>
-              <w:rPr>
-                <w:rFonts w:ascii="Arial" w:cs="Arial" w:eastAsia="Arial" w:hAnsi="Arial"/>
-                <w:b/>
-                <w:bCs/>
-                <w:sz w:val="18"/>
-                <w:szCs w:val="18"/>
-              </w:rPr>
-              <w:t xml:space="preserve">Fontaines D.C. &amp; ROSALIA</w:t>
-            </w:r>
-          </w:p>
-        </w:tc>
-        <w:tc>
-          <w:tcPr>
-            <w:tcW w:type="dxa" w:w="2600"/>
-            <w:tcBorders>
-              <w:top w:val="single" w:color="B7B7B7" w:sz="4"/>
-              <w:left w:val="single" w:color="B7B7B7" w:sz="4"/>
-              <w:bottom w:val="single" w:color="B7B7B7" w:sz="4"/>
-              <w:right w:val="single" w:color="B7B7B7" w:sz="4"/>
-            </w:tcBorders>
-            <w:shd w:fill="F5F7FA" w:color="auto" w:val="clear"/>
-            <w:tcMar>
-              <w:top w:type="dxa" w:w="50"/>
-              <w:left w:type="dxa" w:w="90"/>
-              <w:bottom w:type="dxa" w:w="50"/>
-              <w:right w:type="dxa" w:w="90"/>
-            </w:tcMar>
-            <w:vAlign w:val="center"/>
-          </w:tcPr>
-          <w:p>
-            <w:pPr>
-              <w:keepNext w:val="false"/>
-              <w:spacing w:after="0" w:before="0"/>
-            </w:pPr>
-            <w:r>
-              <w:rPr>
-                <w:rFonts w:ascii="Arial" w:cs="Arial" w:eastAsia="Arial" w:hAnsi="Arial"/>
-                <w:b/>
-                <w:bCs/>
-                <w:sz w:val="20"/>
-                <w:szCs w:val="20"/>
-              </w:rPr>
-              <w:t xml:space="preserve">Where Is Gone?</w:t>
-            </w:r>
-          </w:p>
-        </w:tc>
-        <w:tc>
-          <w:tcPr>
-            <w:tcW w:type="dxa" w:w="2100"/>
-            <w:tcBorders>
-              <w:top w:val="single" w:color="B7B7B7" w:sz="4"/>
-              <w:left w:val="single" w:color="B7B7B7" w:sz="4"/>
-              <w:bottom w:val="single" w:color="B7B7B7" w:sz="4"/>
-              <w:right w:val="single" w:color="B7B7B7" w:sz="4"/>
-            </w:tcBorders>
-            <w:shd w:fill="F5F7FA" w:color="auto" w:val="clear"/>
-            <w:tcMar>
-              <w:top w:type="dxa" w:w="50"/>
-              <w:left w:type="dxa" w:w="90"/>
-              <w:bottom w:type="dxa" w:w="50"/>
-              <w:right w:type="dxa" w:w="90"/>
-            </w:tcMar>
-            <w:vAlign w:val="center"/>
-          </w:tcPr>
-          <w:p>
-            <w:pPr>
-              <w:keepNext w:val="false"/>
-              <w:spacing w:after="0" w:before="0"/>
-            </w:pPr>
-            <w:r>
-              <w:rPr>
-                <w:rFonts w:ascii="Arial" w:cs="Arial" w:eastAsia="Arial" w:hAnsi="Arial"/>
-                <w:sz w:val="18"/>
-                <w:szCs w:val="18"/>
-              </w:rPr>
-              <w:t xml:space="preserve">Dopamine Chamber</w:t>
-            </w:r>
-          </w:p>
-        </w:tc>
-        <w:tc>
-          <w:tcPr>
-            <w:tcW w:type="dxa" w:w="1600"/>
-            <w:tcBorders>
-              <w:top w:val="single" w:color="B7B7B7" w:sz="4"/>
-              <w:left w:val="single" w:color="B7B7B7" w:sz="4"/>
-              <w:bottom w:val="single" w:color="B7B7B7" w:sz="4"/>
-              <w:right w:val="single" w:color="B7B7B7" w:sz="4"/>
-            </w:tcBorders>
-            <w:shd w:fill="F5F7FA" w:color="auto" w:val="clear"/>
-            <w:tcMar>
-              <w:top w:type="dxa" w:w="50"/>
-              <w:left w:type="dxa" w:w="90"/>
-              <w:bottom w:type="dxa" w:w="50"/>
-              <w:right w:type="dxa" w:w="90"/>
-            </w:tcMar>
-            <w:vAlign w:val="center"/>
-          </w:tcPr>
-          <w:p>
-            <w:pPr>
-              <w:keepNext w:val="false"/>
-              <w:spacing w:after="0" w:before="0"/>
-            </w:pPr>
-            <w:r>
-              <w:rPr>
-                <w:rFonts w:ascii="Arial" w:cs="Arial" w:eastAsia="Arial" w:hAnsi="Arial"/>
-                <w:sz w:val="18"/>
-                <w:szCs w:val="18"/>
-              </w:rPr>
-              <w:t xml:space="preserve">Xl Recordings</w:t>
-            </w:r>
-          </w:p>
-        </w:tc>
-        <w:tc>
-          <w:tcPr>
-            <w:tcW w:type="dxa" w:w="900"/>
-            <w:tcBorders>
-              <w:top w:val="single" w:color="B7B7B7" w:sz="4"/>
-              <w:left w:val="single" w:color="B7B7B7" w:sz="4"/>
-              <w:bottom w:val="single" w:color="B7B7B7" w:sz="4"/>
-              <w:right w:val="single" w:color="B7B7B7" w:sz="4"/>
-            </w:tcBorders>
-            <w:shd w:fill="F5F7FA" w:color="auto" w:val="clear"/>
-            <w:tcMar>
-              <w:top w:type="dxa" w:w="50"/>
-              <w:left w:type="dxa" w:w="90"/>
-              <w:bottom w:type="dxa" w:w="50"/>
-              <w:right w:type="dxa" w:w="90"/>
-            </w:tcMar>
-            <w:vAlign w:val="center"/>
-          </w:tcPr>
-          <w:p>
-            <w:pPr>
-              <w:keepNext w:val="false"/>
-              <w:spacing w:after="0" w:before="0"/>
-            </w:pPr>
-            <w:r>
-              <w:rPr>
-                <w:rFonts w:ascii="Arial" w:cs="Arial" w:eastAsia="Arial" w:hAnsi="Arial"/>
-                <w:sz w:val="18"/>
-                <w:szCs w:val="18"/>
-              </w:rPr>
-              <w:t xml:space="preserve">-</w:t>
-            </w:r>
-          </w:p>
-        </w:tc>
-        <w:tc>
-          <w:tcPr>
-            <w:tcW w:type="dxa" w:w="650"/>
-            <w:tcBorders>
-              <w:top w:val="single" w:color="B7B7B7" w:sz="4"/>
-              <w:left w:val="single" w:color="B7B7B7" w:sz="4"/>
-              <w:bottom w:val="single" w:color="B7B7B7" w:sz="4"/>
-              <w:right w:val="single" w:color="B7B7B7" w:sz="4"/>
-            </w:tcBorders>
-            <w:shd w:fill="F5F7FA" w:color="auto" w:val="clear"/>
-            <w:tcMar>
-              <w:top w:type="dxa" w:w="50"/>
-              <w:left w:type="dxa" w:w="90"/>
-              <w:bottom w:type="dxa" w:w="50"/>
-              <w:right w:type="dxa" w:w="90"/>
-            </w:tcMar>
-            <w:vAlign w:val="center"/>
-          </w:tcPr>
-          <w:p>
-            <w:pPr>
-              <w:keepNext w:val="false"/>
-              <w:spacing w:after="0" w:before="0"/>
-            </w:pPr>
-            <w:r>
-              <w:rPr>
-                <w:rFonts w:ascii="Arial" w:cs="Arial" w:eastAsia="Arial" w:hAnsi="Arial"/>
-                <w:sz w:val="18"/>
-                <w:szCs w:val="18"/>
-              </w:rPr>
-              <w:t xml:space="preserve">5:17</w:t>
-            </w:r>
-          </w:p>
-        </w:tc>
-        <w:tc>
-          <w:tcPr>
-            <w:tcW w:type="dxa" w:w="1300"/>
-            <w:tcBorders>
-              <w:top w:val="single" w:color="B7B7B7" w:sz="4"/>
-              <w:left w:val="single" w:color="B7B7B7" w:sz="4"/>
-              <w:bottom w:val="single" w:color="B7B7B7" w:sz="4"/>
-              <w:right w:val="single" w:color="B7B7B7" w:sz="4"/>
-            </w:tcBorders>
-            <w:shd w:fill="F5F7FA" w:color="auto" w:val="clear"/>
-            <w:tcMar>
-              <w:top w:type="dxa" w:w="50"/>
-              <w:left w:type="dxa" w:w="90"/>
-              <w:bottom w:type="dxa" w:w="50"/>
-              <w:right w:type="dxa" w:w="90"/>
-            </w:tcMar>
-            <w:vAlign w:val="center"/>
-          </w:tcPr>
-          <w:p>
-            <w:pPr>
-              <w:keepNext w:val="false"/>
-              <w:spacing w:after="0" w:before="0"/>
-            </w:pPr>
-            <w:r>
-              <w:rPr>
-                <w:rFonts w:ascii="Arial" w:cs="Arial" w:eastAsia="Arial" w:hAnsi="Arial"/>
-                <w:b/>
-                <w:bCs/>
-                <w:color w:val="1B7F3B"/>
-                <w:sz w:val="18"/>
-                <w:szCs w:val="18"/>
-              </w:rPr>
-              <w:t xml:space="preserve">CLEAN</w:t>
-            </w:r>
-          </w:p>
-        </w:tc>
-        <w:tc>
-          <w:tcPr>
-            <w:tcW w:type="dxa" w:w="3000"/>
-            <w:tcBorders>
-              <w:top w:val="single" w:color="B7B7B7" w:sz="4"/>
-              <w:left w:val="single" w:color="B7B7B7" w:sz="4"/>
-              <w:bottom w:val="single" w:color="B7B7B7" w:sz="4"/>
-              <w:right w:val="single" w:color="B7B7B7" w:sz="4"/>
-            </w:tcBorders>
-            <w:shd w:fill="F5F7FA" w:color="auto" w:val="clear"/>
-            <w:tcMar>
-              <w:top w:type="dxa" w:w="50"/>
-              <w:left w:type="dxa" w:w="90"/>
-              <w:bottom w:type="dxa" w:w="50"/>
-              <w:right w:type="dxa" w:w="90"/>
-            </w:tcMar>
-            <w:vAlign w:val="center"/>
-          </w:tcPr>
-          <w:p>
-            <w:pPr>
-              <w:keepNext w:val="false"/>
-              <w:spacing w:after="0" w:before="0"/>
-            </w:pPr>
-            <w:r>
-              <w:rPr>
-                <w:rFonts w:ascii="Arial" w:cs="Arial" w:eastAsia="Arial" w:hAnsi="Arial"/>
-                <w:sz w:val="16"/>
-                <w:szCs w:val="16"/>
-              </w:rPr>
-              <w:t xml:space="preserve">Requested by DJ Stace. Guest spot from Rosalia, the band's first guest on a record. Longest track on the album.</w:t>
+              <w:t xml:space="preserve">Requested by DJ Stace (Oct. 16). She cut the other three Dopamine Chamber tracks from the Air Order on Oct. 22; this one stays. Debuted live at Leeds Festival Aug. 29.</w:t>
             </w:r>
           </w:p>
         </w:tc>
@@ -15237,7 +16085,7 @@
                 <w:sz w:val="20"/>
                 <w:szCs w:val="20"/>
               </w:rPr>
-              <w:t xml:space="preserve">Dopamine Chamber is the band's fifth album and the second with James Ford. Rosalia is the first guest on a Fontaines record.</w:t>
+              <w:t xml:space="preserve">Dopamine Chamber is the band's fifth album and the second with James Ford. Happy For You debuted live at Leeds Festival on Aug. 29.</w:t>
             </w:r>
           </w:p>
         </w:tc>
@@ -15381,7 +16229,7 @@
                 <w:sz w:val="22"/>
                 <w:szCs w:val="22"/>
               </w:rPr>
-              <w:t xml:space="preserve">Hour 1, Set 4: Reviewed albums in rotation   |   5 tracks   |   19:20   |   on air through 1:18:35</w:t>
+              <w:t xml:space="preserve">Hour 1, Set 4: Reviewed albums in rotation   |   6 tracks   |   24:16   |   on air through 1:22:07</w:t>
             </w:r>
           </w:p>
         </w:tc>
@@ -15750,7 +16598,7 @@
                 <w:sz w:val="18"/>
                 <w:szCs w:val="18"/>
               </w:rPr>
-              <w:t xml:space="preserve">18</w:t>
+              <w:t xml:space="preserve">19</w:t>
             </w:r>
           </w:p>
         </w:tc>
@@ -16053,7 +16901,7 @@
                 <w:sz w:val="18"/>
                 <w:szCs w:val="18"/>
               </w:rPr>
-              <w:t xml:space="preserve">19</w:t>
+              <w:t xml:space="preserve">20</w:t>
             </w:r>
           </w:p>
         </w:tc>
@@ -16363,7 +17211,7 @@
                 <w:sz w:val="18"/>
                 <w:szCs w:val="18"/>
               </w:rPr>
-              <w:t xml:space="preserve">20</w:t>
+              <w:t xml:space="preserve">21</w:t>
             </w:r>
           </w:p>
         </w:tc>
@@ -16666,7 +17514,7 @@
                 <w:sz w:val="18"/>
                 <w:szCs w:val="18"/>
               </w:rPr>
-              <w:t xml:space="preserve">21</w:t>
+              <w:t xml:space="preserve">22</w:t>
             </w:r>
           </w:p>
         </w:tc>
@@ -16701,7 +17549,7 @@
                 <w:sz w:val="18"/>
                 <w:szCs w:val="18"/>
               </w:rPr>
-              <w:t xml:space="preserve">Dread Spectre Council</w:t>
+              <w:t xml:space="preserve">This Is Lorelei &amp; MJ Lenderman</w:t>
             </w:r>
           </w:p>
         </w:tc>
@@ -16736,7 +17584,7 @@
                 <w:sz w:val="20"/>
                 <w:szCs w:val="20"/>
               </w:rPr>
-              <w:t xml:space="preserve">Hooves &amp; Cloves</w:t>
+              <w:t xml:space="preserve">Dancing in the Club (MJ Lenderman Version) (Radio Edit)</w:t>
             </w:r>
           </w:p>
         </w:tc>
@@ -16769,7 +17617,7 @@
                 <w:sz w:val="18"/>
                 <w:szCs w:val="18"/>
               </w:rPr>
-              <w:t xml:space="preserve">Thetans</w:t>
+              <w:t xml:space="preserve">Box for Buddy, Box for Star (Deluxe)</w:t>
             </w:r>
           </w:p>
         </w:tc>
@@ -16802,7 +17650,7 @@
                 <w:sz w:val="18"/>
                 <w:szCs w:val="18"/>
               </w:rPr>
-              <w:t xml:space="preserve">Handmade Records</w:t>
+              <w:t xml:space="preserve">Double Double Whammy</w:t>
             </w:r>
           </w:p>
         </w:tc>
@@ -16835,7 +17683,7 @@
                 <w:sz w:val="18"/>
                 <w:szCs w:val="18"/>
               </w:rPr>
-              <w:t xml:space="preserve">1156474</w:t>
+              <w:t xml:space="preserve">-</w:t>
             </w:r>
           </w:p>
         </w:tc>
@@ -16868,7 +17716,7 @@
                 <w:sz w:val="18"/>
                 <w:szCs w:val="18"/>
               </w:rPr>
-              <w:t xml:space="preserve">3:24</w:t>
+              <w:t xml:space="preserve">4:56</w:t>
             </w:r>
           </w:p>
         </w:tc>
@@ -16881,30 +17729,30 @@
               <w:bottom w:val="single" w:color="B7B7B7" w:sz="4"/>
               <w:right w:val="single" w:color="B7B7B7" w:sz="4"/>
             </w:tcBorders>
-            <w:shd w:fill="F5F7FA" w:color="auto" w:val="clear"/>
-            <w:tcMar>
-              <w:top w:type="dxa" w:w="50"/>
-              <w:left w:type="dxa" w:w="90"/>
-              <w:bottom w:type="dxa" w:w="50"/>
-              <w:right w:type="dxa" w:w="90"/>
-            </w:tcMar>
-            <w:vAlign w:val="center"/>
-          </w:tcPr>
-          <w:p>
-            <w:pPr>
-              <w:keepNext/>
-              <w:spacing w:after="0" w:before="0"/>
-            </w:pPr>
-            <w:r>
-              <w:rPr>
-                <w:rFonts w:ascii="Arial" w:cs="Arial" w:eastAsia="Arial" w:hAnsi="Arial"/>
-                <w:b/>
-                <w:bCs/>
-                <w:color w:val="1B7F3B"/>
-                <w:sz w:val="18"/>
-                <w:szCs w:val="18"/>
-              </w:rPr>
-              <w:t xml:space="preserve">CLEAN</w:t>
+            <w:shd w:fill="FFF3CD" w:color="auto" w:val="clear"/>
+            <w:tcMar>
+              <w:top w:type="dxa" w:w="50"/>
+              <w:left w:type="dxa" w:w="90"/>
+              <w:bottom w:type="dxa" w:w="50"/>
+              <w:right w:type="dxa" w:w="90"/>
+            </w:tcMar>
+            <w:vAlign w:val="center"/>
+          </w:tcPr>
+          <w:p>
+            <w:pPr>
+              <w:keepNext/>
+              <w:spacing w:after="0" w:before="0"/>
+            </w:pPr>
+            <w:r>
+              <w:rPr>
+                <w:rFonts w:ascii="Arial" w:cs="Arial" w:eastAsia="Arial" w:hAnsi="Arial"/>
+                <w:b/>
+                <w:bCs/>
+                <w:color w:val="8A6100"/>
+                <w:sz w:val="18"/>
+                <w:szCs w:val="18"/>
+              </w:rPr>
+              <w:t xml:space="preserve">LISTEN FIRST</w:t>
             </w:r>
           </w:p>
         </w:tc>
@@ -16937,7 +17785,7 @@
                 <w:sz w:val="16"/>
                 <w:szCs w:val="16"/>
               </w:rPr>
-              <w:t xml:space="preserve">Reviewed rotation, week 2: five stars. Hex's Up aired Oct. 8.</w:t>
+              <w:t xml:space="preserve">Stace added this to the Air Order (Oct. 22). Lenderman's cover of Lorelei's own song, from the 2025 deluxe edition of Box for Buddy, Box for Star. Second Lorelei track tonight (the album track comes just before it). The original has fuck x2 (Verse 4); YTM lists this as the Radio Edit: confirm the edit by ear.</w:t>
             </w:r>
           </w:p>
         </w:tc>
@@ -16965,18 +17813,18 @@
           </w:tcPr>
           <w:p>
             <w:pPr>
-              <w:keepNext w:val="false"/>
-              <w:spacing w:after="0" w:before="0"/>
-            </w:pPr>
-            <w:r>
-              <w:rPr>
-                <w:rFonts w:ascii="Arial" w:cs="Arial" w:eastAsia="Arial" w:hAnsi="Arial"/>
-                <w:b/>
-                <w:bCs/>
-                <w:sz w:val="18"/>
-                <w:szCs w:val="18"/>
-              </w:rPr>
-              <w:t xml:space="preserve">22</w:t>
+              <w:keepNext/>
+              <w:spacing w:after="0" w:before="0"/>
+            </w:pPr>
+            <w:r>
+              <w:rPr>
+                <w:rFonts w:ascii="Arial" w:cs="Arial" w:eastAsia="Arial" w:hAnsi="Arial"/>
+                <w:b/>
+                <w:bCs/>
+                <w:sz w:val="18"/>
+                <w:szCs w:val="18"/>
+              </w:rPr>
+              <w:t xml:space="preserve">23</w:t>
             </w:r>
           </w:p>
         </w:tc>
@@ -16999,18 +17847,18 @@
           </w:tcPr>
           <w:p>
             <w:pPr>
-              <w:keepNext w:val="false"/>
-              <w:spacing w:after="0" w:before="0"/>
-            </w:pPr>
-            <w:r>
-              <w:rPr>
-                <w:rFonts w:ascii="Arial" w:cs="Arial" w:eastAsia="Arial" w:hAnsi="Arial"/>
-                <w:b/>
-                <w:bCs/>
-                <w:sz w:val="18"/>
-                <w:szCs w:val="18"/>
-              </w:rPr>
-              <w:t xml:space="preserve">Tricky</w:t>
+              <w:keepNext/>
+              <w:spacing w:after="0" w:before="0"/>
+            </w:pPr>
+            <w:r>
+              <w:rPr>
+                <w:rFonts w:ascii="Arial" w:cs="Arial" w:eastAsia="Arial" w:hAnsi="Arial"/>
+                <w:b/>
+                <w:bCs/>
+                <w:sz w:val="18"/>
+                <w:szCs w:val="18"/>
+              </w:rPr>
+              <w:t xml:space="preserve">Dread Spectre Council</w:t>
             </w:r>
           </w:p>
         </w:tc>
@@ -17033,7 +17881,7 @@
           </w:tcPr>
           <w:p>
             <w:pPr>
-              <w:keepNext w:val="false"/>
+              <w:keepNext/>
               <w:spacing w:after="0" w:before="0"/>
             </w:pPr>
             <w:r>
@@ -17044,6 +17892,311 @@
                 <w:sz w:val="20"/>
                 <w:szCs w:val="20"/>
               </w:rPr>
+              <w:t xml:space="preserve">Hooves &amp; Cloves</w:t>
+            </w:r>
+          </w:p>
+        </w:tc>
+        <w:tc>
+          <w:tcPr>
+            <w:tcW w:type="dxa" w:w="2100"/>
+            <w:tcBorders>
+              <w:top w:val="single" w:color="B7B7B7" w:sz="4"/>
+              <w:left w:val="single" w:color="B7B7B7" w:sz="4"/>
+              <w:bottom w:val="single" w:color="B7B7B7" w:sz="4"/>
+              <w:right w:val="single" w:color="B7B7B7" w:sz="4"/>
+            </w:tcBorders>
+            <w:tcMar>
+              <w:top w:type="dxa" w:w="50"/>
+              <w:left w:type="dxa" w:w="90"/>
+              <w:bottom w:type="dxa" w:w="50"/>
+              <w:right w:type="dxa" w:w="90"/>
+            </w:tcMar>
+            <w:vAlign w:val="center"/>
+          </w:tcPr>
+          <w:p>
+            <w:pPr>
+              <w:keepNext/>
+              <w:spacing w:after="0" w:before="0"/>
+            </w:pPr>
+            <w:r>
+              <w:rPr>
+                <w:rFonts w:ascii="Arial" w:cs="Arial" w:eastAsia="Arial" w:hAnsi="Arial"/>
+                <w:sz w:val="18"/>
+                <w:szCs w:val="18"/>
+              </w:rPr>
+              <w:t xml:space="preserve">Thetans</w:t>
+            </w:r>
+          </w:p>
+        </w:tc>
+        <w:tc>
+          <w:tcPr>
+            <w:tcW w:type="dxa" w:w="1600"/>
+            <w:tcBorders>
+              <w:top w:val="single" w:color="B7B7B7" w:sz="4"/>
+              <w:left w:val="single" w:color="B7B7B7" w:sz="4"/>
+              <w:bottom w:val="single" w:color="B7B7B7" w:sz="4"/>
+              <w:right w:val="single" w:color="B7B7B7" w:sz="4"/>
+            </w:tcBorders>
+            <w:tcMar>
+              <w:top w:type="dxa" w:w="50"/>
+              <w:left w:type="dxa" w:w="90"/>
+              <w:bottom w:type="dxa" w:w="50"/>
+              <w:right w:type="dxa" w:w="90"/>
+            </w:tcMar>
+            <w:vAlign w:val="center"/>
+          </w:tcPr>
+          <w:p>
+            <w:pPr>
+              <w:keepNext/>
+              <w:spacing w:after="0" w:before="0"/>
+            </w:pPr>
+            <w:r>
+              <w:rPr>
+                <w:rFonts w:ascii="Arial" w:cs="Arial" w:eastAsia="Arial" w:hAnsi="Arial"/>
+                <w:sz w:val="18"/>
+                <w:szCs w:val="18"/>
+              </w:rPr>
+              <w:t xml:space="preserve">Handmade Records</w:t>
+            </w:r>
+          </w:p>
+        </w:tc>
+        <w:tc>
+          <w:tcPr>
+            <w:tcW w:type="dxa" w:w="900"/>
+            <w:tcBorders>
+              <w:top w:val="single" w:color="B7B7B7" w:sz="4"/>
+              <w:left w:val="single" w:color="B7B7B7" w:sz="4"/>
+              <w:bottom w:val="single" w:color="B7B7B7" w:sz="4"/>
+              <w:right w:val="single" w:color="B7B7B7" w:sz="4"/>
+            </w:tcBorders>
+            <w:tcMar>
+              <w:top w:type="dxa" w:w="50"/>
+              <w:left w:type="dxa" w:w="90"/>
+              <w:bottom w:type="dxa" w:w="50"/>
+              <w:right w:type="dxa" w:w="90"/>
+            </w:tcMar>
+            <w:vAlign w:val="center"/>
+          </w:tcPr>
+          <w:p>
+            <w:pPr>
+              <w:keepNext/>
+              <w:spacing w:after="0" w:before="0"/>
+            </w:pPr>
+            <w:r>
+              <w:rPr>
+                <w:rFonts w:ascii="Arial" w:cs="Arial" w:eastAsia="Arial" w:hAnsi="Arial"/>
+                <w:sz w:val="18"/>
+                <w:szCs w:val="18"/>
+              </w:rPr>
+              <w:t xml:space="preserve">1156474</w:t>
+            </w:r>
+          </w:p>
+        </w:tc>
+        <w:tc>
+          <w:tcPr>
+            <w:tcW w:type="dxa" w:w="650"/>
+            <w:tcBorders>
+              <w:top w:val="single" w:color="B7B7B7" w:sz="4"/>
+              <w:left w:val="single" w:color="B7B7B7" w:sz="4"/>
+              <w:bottom w:val="single" w:color="B7B7B7" w:sz="4"/>
+              <w:right w:val="single" w:color="B7B7B7" w:sz="4"/>
+            </w:tcBorders>
+            <w:tcMar>
+              <w:top w:type="dxa" w:w="50"/>
+              <w:left w:type="dxa" w:w="90"/>
+              <w:bottom w:type="dxa" w:w="50"/>
+              <w:right w:type="dxa" w:w="90"/>
+            </w:tcMar>
+            <w:vAlign w:val="center"/>
+          </w:tcPr>
+          <w:p>
+            <w:pPr>
+              <w:keepNext/>
+              <w:spacing w:after="0" w:before="0"/>
+            </w:pPr>
+            <w:r>
+              <w:rPr>
+                <w:rFonts w:ascii="Arial" w:cs="Arial" w:eastAsia="Arial" w:hAnsi="Arial"/>
+                <w:sz w:val="18"/>
+                <w:szCs w:val="18"/>
+              </w:rPr>
+              <w:t xml:space="preserve">3:24</w:t>
+            </w:r>
+          </w:p>
+        </w:tc>
+        <w:tc>
+          <w:tcPr>
+            <w:tcW w:type="dxa" w:w="1300"/>
+            <w:tcBorders>
+              <w:top w:val="single" w:color="B7B7B7" w:sz="4"/>
+              <w:left w:val="single" w:color="B7B7B7" w:sz="4"/>
+              <w:bottom w:val="single" w:color="B7B7B7" w:sz="4"/>
+              <w:right w:val="single" w:color="B7B7B7" w:sz="4"/>
+            </w:tcBorders>
+            <w:tcMar>
+              <w:top w:type="dxa" w:w="50"/>
+              <w:left w:type="dxa" w:w="90"/>
+              <w:bottom w:type="dxa" w:w="50"/>
+              <w:right w:type="dxa" w:w="90"/>
+            </w:tcMar>
+            <w:vAlign w:val="center"/>
+          </w:tcPr>
+          <w:p>
+            <w:pPr>
+              <w:keepNext/>
+              <w:spacing w:after="0" w:before="0"/>
+            </w:pPr>
+            <w:r>
+              <w:rPr>
+                <w:rFonts w:ascii="Arial" w:cs="Arial" w:eastAsia="Arial" w:hAnsi="Arial"/>
+                <w:b/>
+                <w:bCs/>
+                <w:color w:val="1B7F3B"/>
+                <w:sz w:val="18"/>
+                <w:szCs w:val="18"/>
+              </w:rPr>
+              <w:t xml:space="preserve">CLEAN</w:t>
+            </w:r>
+          </w:p>
+        </w:tc>
+        <w:tc>
+          <w:tcPr>
+            <w:tcW w:type="dxa" w:w="3000"/>
+            <w:tcBorders>
+              <w:top w:val="single" w:color="B7B7B7" w:sz="4"/>
+              <w:left w:val="single" w:color="B7B7B7" w:sz="4"/>
+              <w:bottom w:val="single" w:color="B7B7B7" w:sz="4"/>
+              <w:right w:val="single" w:color="B7B7B7" w:sz="4"/>
+            </w:tcBorders>
+            <w:tcMar>
+              <w:top w:type="dxa" w:w="50"/>
+              <w:left w:type="dxa" w:w="90"/>
+              <w:bottom w:type="dxa" w:w="50"/>
+              <w:right w:type="dxa" w:w="90"/>
+            </w:tcMar>
+            <w:vAlign w:val="center"/>
+          </w:tcPr>
+          <w:p>
+            <w:pPr>
+              <w:keepNext/>
+              <w:spacing w:after="0" w:before="0"/>
+            </w:pPr>
+            <w:r>
+              <w:rPr>
+                <w:rFonts w:ascii="Arial" w:cs="Arial" w:eastAsia="Arial" w:hAnsi="Arial"/>
+                <w:sz w:val="16"/>
+                <w:szCs w:val="16"/>
+              </w:rPr>
+              <w:t xml:space="preserve">Reviewed rotation, week 2: five stars. Hex's Up aired Oct. 8.</w:t>
+            </w:r>
+          </w:p>
+        </w:tc>
+      </w:tr>
+      <w:tr>
+        <w:trPr>
+          <w:cantSplit/>
+        </w:trPr>
+        <w:tc>
+          <w:tcPr>
+            <w:tcW w:type="dxa" w:w="450"/>
+            <w:tcBorders>
+              <w:top w:val="single" w:color="B7B7B7" w:sz="4"/>
+              <w:left w:val="single" w:color="B7B7B7" w:sz="4"/>
+              <w:bottom w:val="single" w:color="B7B7B7" w:sz="4"/>
+              <w:right w:val="single" w:color="B7B7B7" w:sz="4"/>
+            </w:tcBorders>
+            <w:shd w:fill="F5F7FA" w:color="auto" w:val="clear"/>
+            <w:tcMar>
+              <w:top w:type="dxa" w:w="50"/>
+              <w:left w:type="dxa" w:w="90"/>
+              <w:bottom w:type="dxa" w:w="50"/>
+              <w:right w:type="dxa" w:w="90"/>
+            </w:tcMar>
+            <w:vAlign w:val="center"/>
+          </w:tcPr>
+          <w:p>
+            <w:pPr>
+              <w:keepNext w:val="false"/>
+              <w:spacing w:after="0" w:before="0"/>
+            </w:pPr>
+            <w:r>
+              <w:rPr>
+                <w:rFonts w:ascii="Arial" w:cs="Arial" w:eastAsia="Arial" w:hAnsi="Arial"/>
+                <w:b/>
+                <w:bCs/>
+                <w:sz w:val="18"/>
+                <w:szCs w:val="18"/>
+              </w:rPr>
+              <w:t xml:space="preserve">24</w:t>
+            </w:r>
+          </w:p>
+        </w:tc>
+        <w:tc>
+          <w:tcPr>
+            <w:tcW w:type="dxa" w:w="1800"/>
+            <w:tcBorders>
+              <w:top w:val="single" w:color="B7B7B7" w:sz="4"/>
+              <w:left w:val="single" w:color="B7B7B7" w:sz="4"/>
+              <w:bottom w:val="single" w:color="B7B7B7" w:sz="4"/>
+              <w:right w:val="single" w:color="B7B7B7" w:sz="4"/>
+            </w:tcBorders>
+            <w:shd w:fill="F5F7FA" w:color="auto" w:val="clear"/>
+            <w:tcMar>
+              <w:top w:type="dxa" w:w="50"/>
+              <w:left w:type="dxa" w:w="90"/>
+              <w:bottom w:type="dxa" w:w="50"/>
+              <w:right w:type="dxa" w:w="90"/>
+            </w:tcMar>
+            <w:vAlign w:val="center"/>
+          </w:tcPr>
+          <w:p>
+            <w:pPr>
+              <w:keepNext w:val="false"/>
+              <w:spacing w:after="0" w:before="0"/>
+            </w:pPr>
+            <w:r>
+              <w:rPr>
+                <w:rFonts w:ascii="Arial" w:cs="Arial" w:eastAsia="Arial" w:hAnsi="Arial"/>
+                <w:b/>
+                <w:bCs/>
+                <w:sz w:val="18"/>
+                <w:szCs w:val="18"/>
+              </w:rPr>
+              <w:t xml:space="preserve">Tricky</w:t>
+            </w:r>
+          </w:p>
+        </w:tc>
+        <w:tc>
+          <w:tcPr>
+            <w:tcW w:type="dxa" w:w="2600"/>
+            <w:tcBorders>
+              <w:top w:val="single" w:color="B7B7B7" w:sz="4"/>
+              <w:left w:val="single" w:color="B7B7B7" w:sz="4"/>
+              <w:bottom w:val="single" w:color="B7B7B7" w:sz="4"/>
+              <w:right w:val="single" w:color="B7B7B7" w:sz="4"/>
+            </w:tcBorders>
+            <w:shd w:fill="F5F7FA" w:color="auto" w:val="clear"/>
+            <w:tcMar>
+              <w:top w:type="dxa" w:w="50"/>
+              <w:left w:type="dxa" w:w="90"/>
+              <w:bottom w:type="dxa" w:w="50"/>
+              <w:right w:type="dxa" w:w="90"/>
+            </w:tcMar>
+            <w:vAlign w:val="center"/>
+          </w:tcPr>
+          <w:p>
+            <w:pPr>
+              <w:keepNext w:val="false"/>
+              <w:spacing w:after="0" w:before="0"/>
+            </w:pPr>
+            <w:r>
+              <w:rPr>
+                <w:rFonts w:ascii="Arial" w:cs="Arial" w:eastAsia="Arial" w:hAnsi="Arial"/>
+                <w:b/>
+                <w:bCs/>
+                <w:sz w:val="20"/>
+                <w:szCs w:val="20"/>
+              </w:rPr>
               <w:t xml:space="preserve">Because I Don't Know</w:t>
             </w:r>
           </w:p>
@@ -17057,6 +18210,7 @@
               <w:bottom w:val="single" w:color="B7B7B7" w:sz="4"/>
               <w:right w:val="single" w:color="B7B7B7" w:sz="4"/>
             </w:tcBorders>
+            <w:shd w:fill="F5F7FA" w:color="auto" w:val="clear"/>
             <w:tcMar>
               <w:top w:type="dxa" w:w="50"/>
               <w:left w:type="dxa" w:w="90"/>
@@ -17089,6 +18243,7 @@
               <w:bottom w:val="single" w:color="B7B7B7" w:sz="4"/>
               <w:right w:val="single" w:color="B7B7B7" w:sz="4"/>
             </w:tcBorders>
+            <w:shd w:fill="F5F7FA" w:color="auto" w:val="clear"/>
             <w:tcMar>
               <w:top w:type="dxa" w:w="50"/>
               <w:left w:type="dxa" w:w="90"/>
@@ -17121,6 +18276,7 @@
               <w:bottom w:val="single" w:color="B7B7B7" w:sz="4"/>
               <w:right w:val="single" w:color="B7B7B7" w:sz="4"/>
             </w:tcBorders>
+            <w:shd w:fill="F5F7FA" w:color="auto" w:val="clear"/>
             <w:tcMar>
               <w:top w:type="dxa" w:w="50"/>
               <w:left w:type="dxa" w:w="90"/>
@@ -17153,6 +18309,7 @@
               <w:bottom w:val="single" w:color="B7B7B7" w:sz="4"/>
               <w:right w:val="single" w:color="B7B7B7" w:sz="4"/>
             </w:tcBorders>
+            <w:shd w:fill="F5F7FA" w:color="auto" w:val="clear"/>
             <w:tcMar>
               <w:top w:type="dxa" w:w="50"/>
               <w:left w:type="dxa" w:w="90"/>
@@ -17185,6 +18342,7 @@
               <w:bottom w:val="single" w:color="B7B7B7" w:sz="4"/>
               <w:right w:val="single" w:color="B7B7B7" w:sz="4"/>
             </w:tcBorders>
+            <w:shd w:fill="F5F7FA" w:color="auto" w:val="clear"/>
             <w:tcMar>
               <w:top w:type="dxa" w:w="50"/>
               <w:left w:type="dxa" w:w="90"/>
@@ -17220,6 +18378,7 @@
               <w:bottom w:val="single" w:color="B7B7B7" w:sz="4"/>
               <w:right w:val="single" w:color="B7B7B7" w:sz="4"/>
             </w:tcBorders>
+            <w:shd w:fill="F5F7FA" w:color="auto" w:val="clear"/>
             <w:tcMar>
               <w:top w:type="dxa" w:w="50"/>
               <w:left w:type="dxa" w:w="90"/>
@@ -17335,6 +18494,79 @@
                 <w:szCs w:val="20"/>
               </w:rPr>
               <w:t xml:space="preserve">Reviewed this month and in rotation: Twisted Teens (two albums), Lex Walton, Yard Act, Little Barrie, Palace, Sluice, This Is Lorelei, Dread Spectre Council, Tricky, Ty Segall.</w:t>
+            </w:r>
+          </w:p>
+        </w:tc>
+      </w:tr>
+      <w:tr>
+        <w:trPr>
+          <w:cantSplit/>
+        </w:trPr>
+        <w:tc>
+          <w:tcPr>
+            <w:tcW w:type="dxa" w:w="2600"/>
+            <w:tcBorders>
+              <w:top w:val="single" w:color="B7B7B7" w:sz="4"/>
+              <w:left w:val="single" w:color="B7B7B7" w:sz="4"/>
+              <w:bottom w:val="single" w:color="B7B7B7" w:sz="4"/>
+              <w:right w:val="single" w:color="B7B7B7" w:sz="4"/>
+            </w:tcBorders>
+            <w:shd w:fill="E2F0D9" w:color="auto" w:val="clear"/>
+            <w:tcMar>
+              <w:top w:type="dxa" w:w="50"/>
+              <w:left w:type="dxa" w:w="90"/>
+              <w:bottom w:type="dxa" w:w="50"/>
+              <w:right w:type="dxa" w:w="90"/>
+            </w:tcMar>
+            <w:vAlign w:val="center"/>
+          </w:tcPr>
+          <w:p>
+            <w:pPr>
+              <w:keepNext/>
+              <w:spacing w:after="0" w:before="0"/>
+            </w:pPr>
+            <w:r>
+              <w:rPr>
+                <w:rFonts w:ascii="Arial" w:cs="Arial" w:eastAsia="Arial" w:hAnsi="Arial"/>
+                <w:b/>
+                <w:bCs/>
+                <w:sz w:val="18"/>
+                <w:szCs w:val="18"/>
+              </w:rPr>
+              <w:t xml:space="preserve"/>
+            </w:r>
+          </w:p>
+        </w:tc>
+        <w:tc>
+          <w:tcPr>
+            <w:tcW w:type="dxa" w:w="11800"/>
+            <w:tcBorders>
+              <w:top w:val="single" w:color="B7B7B7" w:sz="4"/>
+              <w:left w:val="single" w:color="B7B7B7" w:sz="4"/>
+              <w:bottom w:val="single" w:color="B7B7B7" w:sz="4"/>
+              <w:right w:val="single" w:color="B7B7B7" w:sz="4"/>
+            </w:tcBorders>
+            <w:shd w:fill="E2F0D9" w:color="auto" w:val="clear"/>
+            <w:tcMar>
+              <w:top w:type="dxa" w:w="50"/>
+              <w:left w:type="dxa" w:w="90"/>
+              <w:bottom w:type="dxa" w:w="50"/>
+              <w:right w:type="dxa" w:w="90"/>
+            </w:tcMar>
+            <w:vAlign w:val="center"/>
+          </w:tcPr>
+          <w:p>
+            <w:pPr>
+              <w:keepNext/>
+              <w:spacing w:after="0" w:before="0"/>
+            </w:pPr>
+            <w:r>
+              <w:rPr>
+                <w:rFonts w:ascii="Arial" w:cs="Arial" w:eastAsia="Arial" w:hAnsi="Arial"/>
+                <w:sz w:val="20"/>
+                <w:szCs w:val="20"/>
+              </w:rPr>
+              <w:t xml:space="preserve">This Is Lorelei twice: the album track, then MJ Lenderman's version of Dancing in the Club (2025, Double Double Whammy). Radio edit: confirm by ear.</w:t>
             </w:r>
           </w:p>
         </w:tc>
@@ -17732,7 +18964,7 @@
                 <w:sz w:val="22"/>
                 <w:szCs w:val="22"/>
               </w:rPr>
-              <w:t xml:space="preserve">Hour 2, Thursday Triple Shot: The Damned   |   4 tracks   |   10:36   |   on air through 1:29:11</w:t>
+              <w:t xml:space="preserve">Hour 2, Thursday Triple Shot: The Damned   |   4 tracks   |   10:36   |   on air through 1:32:43</w:t>
             </w:r>
           </w:p>
         </w:tc>
@@ -18140,7 +19372,7 @@
                 <w:sz w:val="18"/>
                 <w:szCs w:val="18"/>
               </w:rPr>
-              <w:t xml:space="preserve">23</w:t>
+              <w:t xml:space="preserve">25</w:t>
             </w:r>
           </w:p>
         </w:tc>
@@ -18443,7 +19675,7 @@
                 <w:sz w:val="18"/>
                 <w:szCs w:val="18"/>
               </w:rPr>
-              <w:t xml:space="preserve">24</w:t>
+              <w:t xml:space="preserve">26</w:t>
             </w:r>
           </w:p>
         </w:tc>
@@ -18753,7 +19985,7 @@
                 <w:sz w:val="18"/>
                 <w:szCs w:val="18"/>
               </w:rPr>
-              <w:t xml:space="preserve">25</w:t>
+              <w:t xml:space="preserve">27</w:t>
             </w:r>
           </w:p>
         </w:tc>
@@ -19056,7 +20288,7 @@
                 <w:sz w:val="18"/>
                 <w:szCs w:val="18"/>
               </w:rPr>
-              <w:t xml:space="preserve">26</w:t>
+              <w:t xml:space="preserve">28</w:t>
             </w:r>
           </w:p>
         </w:tc>
@@ -19398,7 +20630,7 @@
                 <w:sz w:val="22"/>
                 <w:szCs w:val="22"/>
               </w:rPr>
-              <w:t xml:space="preserve">Hour 2, Set 6: Bay Area, this weekend and next (upcoming shows only)   |   6 tracks   |   18:43   |   on air through 1:47:54</w:t>
+              <w:t xml:space="preserve">Hour 2, Set 6: Bay Area, this weekend and next (upcoming shows only)   |   6 tracks   |   18:43   |   on air through 1:51:26</w:t>
             </w:r>
           </w:p>
         </w:tc>
@@ -19767,7 +20999,7 @@
                 <w:sz w:val="18"/>
                 <w:szCs w:val="18"/>
               </w:rPr>
-              <w:t xml:space="preserve">27</w:t>
+              <w:t xml:space="preserve">29</w:t>
             </w:r>
           </w:p>
         </w:tc>
@@ -20070,7 +21302,7 @@
                 <w:sz w:val="18"/>
                 <w:szCs w:val="18"/>
               </w:rPr>
-              <w:t xml:space="preserve">28</w:t>
+              <w:t xml:space="preserve">30</w:t>
             </w:r>
           </w:p>
         </w:tc>
@@ -20380,7 +21612,7 @@
                 <w:sz w:val="18"/>
                 <w:szCs w:val="18"/>
               </w:rPr>
-              <w:t xml:space="preserve">29</w:t>
+              <w:t xml:space="preserve">31</w:t>
             </w:r>
           </w:p>
         </w:tc>
@@ -20683,7 +21915,7 @@
                 <w:sz w:val="18"/>
                 <w:szCs w:val="18"/>
               </w:rPr>
-              <w:t xml:space="preserve">30</w:t>
+              <w:t xml:space="preserve">32</w:t>
             </w:r>
           </w:p>
         </w:tc>
@@ -20993,7 +22225,7 @@
                 <w:sz w:val="18"/>
                 <w:szCs w:val="18"/>
               </w:rPr>
-              <w:t xml:space="preserve">31</w:t>
+              <w:t xml:space="preserve">33</w:t>
             </w:r>
           </w:p>
         </w:tc>
@@ -21296,7 +22528,7 @@
                 <w:sz w:val="18"/>
                 <w:szCs w:val="18"/>
               </w:rPr>
-              <w:t xml:space="preserve">32</w:t>
+              <w:t xml:space="preserve">34</w:t>
             </w:r>
           </w:p>
         </w:tc>
@@ -21964,7 +23196,7 @@
                 <w:sz w:val="18"/>
                 <w:szCs w:val="18"/>
               </w:rPr>
-              <w:t xml:space="preserve">#27 No Fly Zone, #28 Territorial Call of the Female</w:t>
+              <w:t xml:space="preserve">#29 No Fly Zone, #30 Territorial Call of the Female</w:t>
             </w:r>
           </w:p>
         </w:tc>
@@ -22136,7 +23368,7 @@
                 <w:sz w:val="18"/>
                 <w:szCs w:val="18"/>
               </w:rPr>
-              <w:t xml:space="preserve">#29 Big Bang</w:t>
+              <w:t xml:space="preserve">#31 Big Bang</w:t>
             </w:r>
           </w:p>
         </w:tc>
@@ -22304,7 +23536,7 @@
                 <w:sz w:val="18"/>
                 <w:szCs w:val="18"/>
               </w:rPr>
-              <w:t xml:space="preserve">#30 Get Away From Me</w:t>
+              <w:t xml:space="preserve">#32 Get Away From Me</w:t>
             </w:r>
           </w:p>
         </w:tc>
@@ -22476,7 +23708,7 @@
                 <w:sz w:val="18"/>
                 <w:szCs w:val="18"/>
               </w:rPr>
-              <w:t xml:space="preserve">#31 Feast of Stephen</w:t>
+              <w:t xml:space="preserve">#33 Feast of Stephen</w:t>
             </w:r>
           </w:p>
         </w:tc>
@@ -22643,7 +23875,7 @@
                 <w:sz w:val="18"/>
                 <w:szCs w:val="18"/>
               </w:rPr>
-              <w:t xml:space="preserve">#32 Rise Above</w:t>
+              <w:t xml:space="preserve">#34 Rise Above</w:t>
             </w:r>
           </w:p>
         </w:tc>
@@ -22815,7 +24047,7 @@
                 <w:sz w:val="18"/>
                 <w:szCs w:val="18"/>
               </w:rPr>
-              <w:t xml:space="preserve">#32 Rise Above</w:t>
+              <w:t xml:space="preserve">#34 Rise Above</w:t>
             </w:r>
           </w:p>
         </w:tc>
@@ -23235,7 +24467,7 @@
                 <w:sz w:val="22"/>
                 <w:szCs w:val="22"/>
               </w:rPr>
-              <w:t xml:space="preserve">Hour 2, Set 7: Machines and motorik   |   3 tracks   |   13:52   |   on air through 2:01:46</w:t>
+              <w:t xml:space="preserve">Hour 2, Set 7: Machines and motorik   |   5 tracks   |   22:46   |   on air through 2:14:12</w:t>
             </w:r>
           </w:p>
         </w:tc>
@@ -23604,7 +24836,7 @@
                 <w:sz w:val="18"/>
                 <w:szCs w:val="18"/>
               </w:rPr>
-              <w:t xml:space="preserve">33</w:t>
+              <w:t xml:space="preserve">35</w:t>
             </w:r>
           </w:p>
         </w:tc>
@@ -23907,7 +25139,7 @@
                 <w:sz w:val="18"/>
                 <w:szCs w:val="18"/>
               </w:rPr>
-              <w:t xml:space="preserve">34</w:t>
+              <w:t xml:space="preserve">36</w:t>
             </w:r>
           </w:p>
         </w:tc>
@@ -24206,6 +25438,619 @@
           </w:tcPr>
           <w:p>
             <w:pPr>
+              <w:keepNext/>
+              <w:spacing w:after="0" w:before="0"/>
+            </w:pPr>
+            <w:r>
+              <w:rPr>
+                <w:rFonts w:ascii="Arial" w:cs="Arial" w:eastAsia="Arial" w:hAnsi="Arial"/>
+                <w:b/>
+                <w:bCs/>
+                <w:sz w:val="18"/>
+                <w:szCs w:val="18"/>
+              </w:rPr>
+              <w:t xml:space="preserve">37</w:t>
+            </w:r>
+          </w:p>
+        </w:tc>
+        <w:tc>
+          <w:tcPr>
+            <w:tcW w:type="dxa" w:w="1800"/>
+            <w:tcBorders>
+              <w:top w:val="single" w:color="B7B7B7" w:sz="4"/>
+              <w:left w:val="single" w:color="B7B7B7" w:sz="4"/>
+              <w:bottom w:val="single" w:color="B7B7B7" w:sz="4"/>
+              <w:right w:val="single" w:color="B7B7B7" w:sz="4"/>
+            </w:tcBorders>
+            <w:tcMar>
+              <w:top w:type="dxa" w:w="50"/>
+              <w:left w:type="dxa" w:w="90"/>
+              <w:bottom w:type="dxa" w:w="50"/>
+              <w:right w:type="dxa" w:w="90"/>
+            </w:tcMar>
+            <w:vAlign w:val="center"/>
+          </w:tcPr>
+          <w:p>
+            <w:pPr>
+              <w:keepNext/>
+              <w:spacing w:after="0" w:before="0"/>
+            </w:pPr>
+            <w:r>
+              <w:rPr>
+                <w:rFonts w:ascii="Arial" w:cs="Arial" w:eastAsia="Arial" w:hAnsi="Arial"/>
+                <w:b/>
+                <w:bCs/>
+                <w:sz w:val="18"/>
+                <w:szCs w:val="18"/>
+              </w:rPr>
+              <w:t xml:space="preserve">Bauhaus</w:t>
+            </w:r>
+          </w:p>
+        </w:tc>
+        <w:tc>
+          <w:tcPr>
+            <w:tcW w:type="dxa" w:w="2600"/>
+            <w:tcBorders>
+              <w:top w:val="single" w:color="B7B7B7" w:sz="4"/>
+              <w:left w:val="single" w:color="B7B7B7" w:sz="4"/>
+              <w:bottom w:val="single" w:color="B7B7B7" w:sz="4"/>
+              <w:right w:val="single" w:color="B7B7B7" w:sz="4"/>
+            </w:tcBorders>
+            <w:tcMar>
+              <w:top w:type="dxa" w:w="50"/>
+              <w:left w:type="dxa" w:w="90"/>
+              <w:bottom w:type="dxa" w:w="50"/>
+              <w:right w:type="dxa" w:w="90"/>
+            </w:tcMar>
+            <w:vAlign w:val="center"/>
+          </w:tcPr>
+          <w:p>
+            <w:pPr>
+              <w:keepNext/>
+              <w:spacing w:after="0" w:before="0"/>
+            </w:pPr>
+            <w:r>
+              <w:rPr>
+                <w:rFonts w:ascii="Arial" w:cs="Arial" w:eastAsia="Arial" w:hAnsi="Arial"/>
+                <w:b/>
+                <w:bCs/>
+                <w:sz w:val="20"/>
+                <w:szCs w:val="20"/>
+              </w:rPr>
+              <w:t xml:space="preserve">The Passion of Lovers</w:t>
+            </w:r>
+          </w:p>
+        </w:tc>
+        <w:tc>
+          <w:tcPr>
+            <w:tcW w:type="dxa" w:w="2100"/>
+            <w:tcBorders>
+              <w:top w:val="single" w:color="B7B7B7" w:sz="4"/>
+              <w:left w:val="single" w:color="B7B7B7" w:sz="4"/>
+              <w:bottom w:val="single" w:color="B7B7B7" w:sz="4"/>
+              <w:right w:val="single" w:color="B7B7B7" w:sz="4"/>
+            </w:tcBorders>
+            <w:tcMar>
+              <w:top w:type="dxa" w:w="50"/>
+              <w:left w:type="dxa" w:w="90"/>
+              <w:bottom w:type="dxa" w:w="50"/>
+              <w:right w:type="dxa" w:w="90"/>
+            </w:tcMar>
+            <w:vAlign w:val="center"/>
+          </w:tcPr>
+          <w:p>
+            <w:pPr>
+              <w:keepNext/>
+              <w:spacing w:after="0" w:before="0"/>
+            </w:pPr>
+            <w:r>
+              <w:rPr>
+                <w:rFonts w:ascii="Arial" w:cs="Arial" w:eastAsia="Arial" w:hAnsi="Arial"/>
+                <w:sz w:val="18"/>
+                <w:szCs w:val="18"/>
+              </w:rPr>
+              <w:t xml:space="preserve">Mask</w:t>
+            </w:r>
+          </w:p>
+        </w:tc>
+        <w:tc>
+          <w:tcPr>
+            <w:tcW w:type="dxa" w:w="1600"/>
+            <w:tcBorders>
+              <w:top w:val="single" w:color="B7B7B7" w:sz="4"/>
+              <w:left w:val="single" w:color="B7B7B7" w:sz="4"/>
+              <w:bottom w:val="single" w:color="B7B7B7" w:sz="4"/>
+              <w:right w:val="single" w:color="B7B7B7" w:sz="4"/>
+            </w:tcBorders>
+            <w:tcMar>
+              <w:top w:type="dxa" w:w="50"/>
+              <w:left w:type="dxa" w:w="90"/>
+              <w:bottom w:type="dxa" w:w="50"/>
+              <w:right w:type="dxa" w:w="90"/>
+            </w:tcMar>
+            <w:vAlign w:val="center"/>
+          </w:tcPr>
+          <w:p>
+            <w:pPr>
+              <w:keepNext/>
+              <w:spacing w:after="0" w:before="0"/>
+            </w:pPr>
+            <w:r>
+              <w:rPr>
+                <w:rFonts w:ascii="Arial" w:cs="Arial" w:eastAsia="Arial" w:hAnsi="Arial"/>
+                <w:sz w:val="18"/>
+                <w:szCs w:val="18"/>
+              </w:rPr>
+              <w:t xml:space="preserve">Beggars Banquet</w:t>
+            </w:r>
+          </w:p>
+        </w:tc>
+        <w:tc>
+          <w:tcPr>
+            <w:tcW w:type="dxa" w:w="900"/>
+            <w:tcBorders>
+              <w:top w:val="single" w:color="B7B7B7" w:sz="4"/>
+              <w:left w:val="single" w:color="B7B7B7" w:sz="4"/>
+              <w:bottom w:val="single" w:color="B7B7B7" w:sz="4"/>
+              <w:right w:val="single" w:color="B7B7B7" w:sz="4"/>
+            </w:tcBorders>
+            <w:tcMar>
+              <w:top w:type="dxa" w:w="50"/>
+              <w:left w:type="dxa" w:w="90"/>
+              <w:bottom w:type="dxa" w:w="50"/>
+              <w:right w:type="dxa" w:w="90"/>
+            </w:tcMar>
+            <w:vAlign w:val="center"/>
+          </w:tcPr>
+          <w:p>
+            <w:pPr>
+              <w:keepNext/>
+              <w:spacing w:after="0" w:before="0"/>
+            </w:pPr>
+            <w:r>
+              <w:rPr>
+                <w:rFonts w:ascii="Arial" w:cs="Arial" w:eastAsia="Arial" w:hAnsi="Arial"/>
+                <w:sz w:val="18"/>
+                <w:szCs w:val="18"/>
+              </w:rPr>
+              <w:t xml:space="preserve">273046</w:t>
+            </w:r>
+          </w:p>
+        </w:tc>
+        <w:tc>
+          <w:tcPr>
+            <w:tcW w:type="dxa" w:w="650"/>
+            <w:tcBorders>
+              <w:top w:val="single" w:color="B7B7B7" w:sz="4"/>
+              <w:left w:val="single" w:color="B7B7B7" w:sz="4"/>
+              <w:bottom w:val="single" w:color="B7B7B7" w:sz="4"/>
+              <w:right w:val="single" w:color="B7B7B7" w:sz="4"/>
+            </w:tcBorders>
+            <w:tcMar>
+              <w:top w:type="dxa" w:w="50"/>
+              <w:left w:type="dxa" w:w="90"/>
+              <w:bottom w:type="dxa" w:w="50"/>
+              <w:right w:type="dxa" w:w="90"/>
+            </w:tcMar>
+            <w:vAlign w:val="center"/>
+          </w:tcPr>
+          <w:p>
+            <w:pPr>
+              <w:keepNext/>
+              <w:spacing w:after="0" w:before="0"/>
+            </w:pPr>
+            <w:r>
+              <w:rPr>
+                <w:rFonts w:ascii="Arial" w:cs="Arial" w:eastAsia="Arial" w:hAnsi="Arial"/>
+                <w:sz w:val="18"/>
+                <w:szCs w:val="18"/>
+              </w:rPr>
+              <w:t xml:space="preserve">3:52</w:t>
+            </w:r>
+          </w:p>
+        </w:tc>
+        <w:tc>
+          <w:tcPr>
+            <w:tcW w:type="dxa" w:w="1300"/>
+            <w:tcBorders>
+              <w:top w:val="single" w:color="B7B7B7" w:sz="4"/>
+              <w:left w:val="single" w:color="B7B7B7" w:sz="4"/>
+              <w:bottom w:val="single" w:color="B7B7B7" w:sz="4"/>
+              <w:right w:val="single" w:color="B7B7B7" w:sz="4"/>
+            </w:tcBorders>
+            <w:tcMar>
+              <w:top w:type="dxa" w:w="50"/>
+              <w:left w:type="dxa" w:w="90"/>
+              <w:bottom w:type="dxa" w:w="50"/>
+              <w:right w:type="dxa" w:w="90"/>
+            </w:tcMar>
+            <w:vAlign w:val="center"/>
+          </w:tcPr>
+          <w:p>
+            <w:pPr>
+              <w:keepNext/>
+              <w:spacing w:after="0" w:before="0"/>
+            </w:pPr>
+            <w:r>
+              <w:rPr>
+                <w:rFonts w:ascii="Arial" w:cs="Arial" w:eastAsia="Arial" w:hAnsi="Arial"/>
+                <w:b/>
+                <w:bCs/>
+                <w:color w:val="1B7F3B"/>
+                <w:sz w:val="18"/>
+                <w:szCs w:val="18"/>
+              </w:rPr>
+              <w:t xml:space="preserve">CLEAN</w:t>
+            </w:r>
+          </w:p>
+        </w:tc>
+        <w:tc>
+          <w:tcPr>
+            <w:tcW w:type="dxa" w:w="3000"/>
+            <w:tcBorders>
+              <w:top w:val="single" w:color="B7B7B7" w:sz="4"/>
+              <w:left w:val="single" w:color="B7B7B7" w:sz="4"/>
+              <w:bottom w:val="single" w:color="B7B7B7" w:sz="4"/>
+              <w:right w:val="single" w:color="B7B7B7" w:sz="4"/>
+            </w:tcBorders>
+            <w:tcMar>
+              <w:top w:type="dxa" w:w="50"/>
+              <w:left w:type="dxa" w:w="90"/>
+              <w:bottom w:type="dxa" w:w="50"/>
+              <w:right w:type="dxa" w:w="90"/>
+            </w:tcMar>
+            <w:vAlign w:val="center"/>
+          </w:tcPr>
+          <w:p>
+            <w:pPr>
+              <w:keepNext/>
+              <w:spacing w:after="0" w:before="0"/>
+            </w:pPr>
+            <w:r>
+              <w:rPr>
+                <w:rFonts w:ascii="Arial" w:cs="Arial" w:eastAsia="Arial" w:hAnsi="Arial"/>
+                <w:sz w:val="16"/>
+                <w:szCs w:val="16"/>
+              </w:rPr>
+              <w:t xml:space="preserve">Last six, placed in Set 7 after Cabaret Voltaire (1979 to 1981 post-punk). Single came out June 1981 on Beggars Banquet (BEG 59, UK No. 56); the album is Mask. Halloween post-punk is next week.</w:t>
+            </w:r>
+          </w:p>
+        </w:tc>
+      </w:tr>
+      <w:tr>
+        <w:trPr>
+          <w:cantSplit/>
+        </w:trPr>
+        <w:tc>
+          <w:tcPr>
+            <w:tcW w:type="dxa" w:w="450"/>
+            <w:tcBorders>
+              <w:top w:val="single" w:color="B7B7B7" w:sz="4"/>
+              <w:left w:val="single" w:color="B7B7B7" w:sz="4"/>
+              <w:bottom w:val="single" w:color="B7B7B7" w:sz="4"/>
+              <w:right w:val="single" w:color="B7B7B7" w:sz="4"/>
+            </w:tcBorders>
+            <w:shd w:fill="F5F7FA" w:color="auto" w:val="clear"/>
+            <w:tcMar>
+              <w:top w:type="dxa" w:w="50"/>
+              <w:left w:type="dxa" w:w="90"/>
+              <w:bottom w:type="dxa" w:w="50"/>
+              <w:right w:type="dxa" w:w="90"/>
+            </w:tcMar>
+            <w:vAlign w:val="center"/>
+          </w:tcPr>
+          <w:p>
+            <w:pPr>
+              <w:keepNext/>
+              <w:spacing w:after="0" w:before="0"/>
+            </w:pPr>
+            <w:r>
+              <w:rPr>
+                <w:rFonts w:ascii="Arial" w:cs="Arial" w:eastAsia="Arial" w:hAnsi="Arial"/>
+                <w:b/>
+                <w:bCs/>
+                <w:sz w:val="18"/>
+                <w:szCs w:val="18"/>
+              </w:rPr>
+              <w:t xml:space="preserve">38</w:t>
+            </w:r>
+          </w:p>
+        </w:tc>
+        <w:tc>
+          <w:tcPr>
+            <w:tcW w:type="dxa" w:w="1800"/>
+            <w:tcBorders>
+              <w:top w:val="single" w:color="B7B7B7" w:sz="4"/>
+              <w:left w:val="single" w:color="B7B7B7" w:sz="4"/>
+              <w:bottom w:val="single" w:color="B7B7B7" w:sz="4"/>
+              <w:right w:val="single" w:color="B7B7B7" w:sz="4"/>
+            </w:tcBorders>
+            <w:shd w:fill="F5F7FA" w:color="auto" w:val="clear"/>
+            <w:tcMar>
+              <w:top w:type="dxa" w:w="50"/>
+              <w:left w:type="dxa" w:w="90"/>
+              <w:bottom w:type="dxa" w:w="50"/>
+              <w:right w:type="dxa" w:w="90"/>
+            </w:tcMar>
+            <w:vAlign w:val="center"/>
+          </w:tcPr>
+          <w:p>
+            <w:pPr>
+              <w:keepNext/>
+              <w:spacing w:after="0" w:before="0"/>
+            </w:pPr>
+            <w:r>
+              <w:rPr>
+                <w:rFonts w:ascii="Arial" w:cs="Arial" w:eastAsia="Arial" w:hAnsi="Arial"/>
+                <w:b/>
+                <w:bCs/>
+                <w:sz w:val="18"/>
+                <w:szCs w:val="18"/>
+              </w:rPr>
+              <w:t xml:space="preserve">Consolidated</w:t>
+            </w:r>
+          </w:p>
+        </w:tc>
+        <w:tc>
+          <w:tcPr>
+            <w:tcW w:type="dxa" w:w="2600"/>
+            <w:tcBorders>
+              <w:top w:val="single" w:color="B7B7B7" w:sz="4"/>
+              <w:left w:val="single" w:color="B7B7B7" w:sz="4"/>
+              <w:bottom w:val="single" w:color="B7B7B7" w:sz="4"/>
+              <w:right w:val="single" w:color="B7B7B7" w:sz="4"/>
+            </w:tcBorders>
+            <w:shd w:fill="F5F7FA" w:color="auto" w:val="clear"/>
+            <w:tcMar>
+              <w:top w:type="dxa" w:w="50"/>
+              <w:left w:type="dxa" w:w="90"/>
+              <w:bottom w:type="dxa" w:w="50"/>
+              <w:right w:type="dxa" w:w="90"/>
+            </w:tcMar>
+            <w:vAlign w:val="center"/>
+          </w:tcPr>
+          <w:p>
+            <w:pPr>
+              <w:keepNext/>
+              <w:spacing w:after="0" w:before="0"/>
+            </w:pPr>
+            <w:r>
+              <w:rPr>
+                <w:rFonts w:ascii="Arial" w:cs="Arial" w:eastAsia="Arial" w:hAnsi="Arial"/>
+                <w:b/>
+                <w:bCs/>
+                <w:sz w:val="20"/>
+                <w:szCs w:val="20"/>
+              </w:rPr>
+              <w:t xml:space="preserve">Friendly Fascism (Radio Edit)</w:t>
+            </w:r>
+          </w:p>
+        </w:tc>
+        <w:tc>
+          <w:tcPr>
+            <w:tcW w:type="dxa" w:w="2100"/>
+            <w:tcBorders>
+              <w:top w:val="single" w:color="B7B7B7" w:sz="4"/>
+              <w:left w:val="single" w:color="B7B7B7" w:sz="4"/>
+              <w:bottom w:val="single" w:color="B7B7B7" w:sz="4"/>
+              <w:right w:val="single" w:color="B7B7B7" w:sz="4"/>
+            </w:tcBorders>
+            <w:shd w:fill="F5F7FA" w:color="auto" w:val="clear"/>
+            <w:tcMar>
+              <w:top w:type="dxa" w:w="50"/>
+              <w:left w:type="dxa" w:w="90"/>
+              <w:bottom w:type="dxa" w:w="50"/>
+              <w:right w:type="dxa" w:w="90"/>
+            </w:tcMar>
+            <w:vAlign w:val="center"/>
+          </w:tcPr>
+          <w:p>
+            <w:pPr>
+              <w:keepNext/>
+              <w:spacing w:after="0" w:before="0"/>
+            </w:pPr>
+            <w:r>
+              <w:rPr>
+                <w:rFonts w:ascii="Arial" w:cs="Arial" w:eastAsia="Arial" w:hAnsi="Arial"/>
+                <w:sz w:val="18"/>
+                <w:szCs w:val="18"/>
+              </w:rPr>
+              <w:t xml:space="preserve">Friendly Fascism</w:t>
+            </w:r>
+          </w:p>
+        </w:tc>
+        <w:tc>
+          <w:tcPr>
+            <w:tcW w:type="dxa" w:w="1600"/>
+            <w:tcBorders>
+              <w:top w:val="single" w:color="B7B7B7" w:sz="4"/>
+              <w:left w:val="single" w:color="B7B7B7" w:sz="4"/>
+              <w:bottom w:val="single" w:color="B7B7B7" w:sz="4"/>
+              <w:right w:val="single" w:color="B7B7B7" w:sz="4"/>
+            </w:tcBorders>
+            <w:shd w:fill="F5F7FA" w:color="auto" w:val="clear"/>
+            <w:tcMar>
+              <w:top w:type="dxa" w:w="50"/>
+              <w:left w:type="dxa" w:w="90"/>
+              <w:bottom w:type="dxa" w:w="50"/>
+              <w:right w:type="dxa" w:w="90"/>
+            </w:tcMar>
+            <w:vAlign w:val="center"/>
+          </w:tcPr>
+          <w:p>
+            <w:pPr>
+              <w:keepNext/>
+              <w:spacing w:after="0" w:before="0"/>
+            </w:pPr>
+            <w:r>
+              <w:rPr>
+                <w:rFonts w:ascii="Arial" w:cs="Arial" w:eastAsia="Arial" w:hAnsi="Arial"/>
+                <w:sz w:val="18"/>
+                <w:szCs w:val="18"/>
+              </w:rPr>
+              <w:t xml:space="preserve">Nettwerk Records</w:t>
+            </w:r>
+          </w:p>
+        </w:tc>
+        <w:tc>
+          <w:tcPr>
+            <w:tcW w:type="dxa" w:w="900"/>
+            <w:tcBorders>
+              <w:top w:val="single" w:color="B7B7B7" w:sz="4"/>
+              <w:left w:val="single" w:color="B7B7B7" w:sz="4"/>
+              <w:bottom w:val="single" w:color="B7B7B7" w:sz="4"/>
+              <w:right w:val="single" w:color="B7B7B7" w:sz="4"/>
+            </w:tcBorders>
+            <w:shd w:fill="F5F7FA" w:color="auto" w:val="clear"/>
+            <w:tcMar>
+              <w:top w:type="dxa" w:w="50"/>
+              <w:left w:type="dxa" w:w="90"/>
+              <w:bottom w:type="dxa" w:w="50"/>
+              <w:right w:type="dxa" w:w="90"/>
+            </w:tcMar>
+            <w:vAlign w:val="center"/>
+          </w:tcPr>
+          <w:p>
+            <w:pPr>
+              <w:keepNext/>
+              <w:spacing w:after="0" w:before="0"/>
+            </w:pPr>
+            <w:r>
+              <w:rPr>
+                <w:rFonts w:ascii="Arial" w:cs="Arial" w:eastAsia="Arial" w:hAnsi="Arial"/>
+                <w:sz w:val="18"/>
+                <w:szCs w:val="18"/>
+              </w:rPr>
+              <w:t xml:space="preserve">2866</w:t>
+            </w:r>
+          </w:p>
+        </w:tc>
+        <w:tc>
+          <w:tcPr>
+            <w:tcW w:type="dxa" w:w="650"/>
+            <w:tcBorders>
+              <w:top w:val="single" w:color="B7B7B7" w:sz="4"/>
+              <w:left w:val="single" w:color="B7B7B7" w:sz="4"/>
+              <w:bottom w:val="single" w:color="B7B7B7" w:sz="4"/>
+              <w:right w:val="single" w:color="B7B7B7" w:sz="4"/>
+            </w:tcBorders>
+            <w:shd w:fill="F5F7FA" w:color="auto" w:val="clear"/>
+            <w:tcMar>
+              <w:top w:type="dxa" w:w="50"/>
+              <w:left w:type="dxa" w:w="90"/>
+              <w:bottom w:type="dxa" w:w="50"/>
+              <w:right w:type="dxa" w:w="90"/>
+            </w:tcMar>
+            <w:vAlign w:val="center"/>
+          </w:tcPr>
+          <w:p>
+            <w:pPr>
+              <w:keepNext/>
+              <w:spacing w:after="0" w:before="0"/>
+            </w:pPr>
+            <w:r>
+              <w:rPr>
+                <w:rFonts w:ascii="Arial" w:cs="Arial" w:eastAsia="Arial" w:hAnsi="Arial"/>
+                <w:sz w:val="18"/>
+                <w:szCs w:val="18"/>
+              </w:rPr>
+              <w:t xml:space="preserve">5:02</w:t>
+            </w:r>
+          </w:p>
+        </w:tc>
+        <w:tc>
+          <w:tcPr>
+            <w:tcW w:type="dxa" w:w="1300"/>
+            <w:tcBorders>
+              <w:top w:val="single" w:color="B7B7B7" w:sz="4"/>
+              <w:left w:val="single" w:color="B7B7B7" w:sz="4"/>
+              <w:bottom w:val="single" w:color="B7B7B7" w:sz="4"/>
+              <w:right w:val="single" w:color="B7B7B7" w:sz="4"/>
+            </w:tcBorders>
+            <w:shd w:fill="F5F7FA" w:color="auto" w:val="clear"/>
+            <w:tcMar>
+              <w:top w:type="dxa" w:w="50"/>
+              <w:left w:type="dxa" w:w="90"/>
+              <w:bottom w:type="dxa" w:w="50"/>
+              <w:right w:type="dxa" w:w="90"/>
+            </w:tcMar>
+            <w:vAlign w:val="center"/>
+          </w:tcPr>
+          <w:p>
+            <w:pPr>
+              <w:keepNext/>
+              <w:spacing w:after="0" w:before="0"/>
+            </w:pPr>
+            <w:r>
+              <w:rPr>
+                <w:rFonts w:ascii="Arial" w:cs="Arial" w:eastAsia="Arial" w:hAnsi="Arial"/>
+                <w:b/>
+                <w:bCs/>
+                <w:color w:val="1B7F3B"/>
+                <w:sz w:val="18"/>
+                <w:szCs w:val="18"/>
+              </w:rPr>
+              <w:t xml:space="preserve">CLEAN</w:t>
+            </w:r>
+          </w:p>
+        </w:tc>
+        <w:tc>
+          <w:tcPr>
+            <w:tcW w:type="dxa" w:w="3000"/>
+            <w:tcBorders>
+              <w:top w:val="single" w:color="B7B7B7" w:sz="4"/>
+              <w:left w:val="single" w:color="B7B7B7" w:sz="4"/>
+              <w:bottom w:val="single" w:color="B7B7B7" w:sz="4"/>
+              <w:right w:val="single" w:color="B7B7B7" w:sz="4"/>
+            </w:tcBorders>
+            <w:shd w:fill="F5F7FA" w:color="auto" w:val="clear"/>
+            <w:tcMar>
+              <w:top w:type="dxa" w:w="50"/>
+              <w:left w:type="dxa" w:w="90"/>
+              <w:bottom w:type="dxa" w:w="50"/>
+              <w:right w:type="dxa" w:w="90"/>
+            </w:tcMar>
+            <w:vAlign w:val="center"/>
+          </w:tcPr>
+          <w:p>
+            <w:pPr>
+              <w:keepNext/>
+              <w:spacing w:after="0" w:before="0"/>
+            </w:pPr>
+            <w:r>
+              <w:rPr>
+                <w:rFonts w:ascii="Arial" w:cs="Arial" w:eastAsia="Arial" w:hAnsi="Arial"/>
+                <w:sz w:val="16"/>
+                <w:szCs w:val="16"/>
+              </w:rPr>
+              <w:t xml:space="preserve">Last six, placed in Set 7 after Bauhaus. San Francisco industrial hip-hop; the album was recorded at Razor's Edge in S.F. and released on Nettwerk in 1991. YTM lists a Radio Edit at 5:02, the same length as the album cut: confirm the edit by ear.</w:t>
+            </w:r>
+          </w:p>
+        </w:tc>
+      </w:tr>
+      <w:tr>
+        <w:trPr>
+          <w:cantSplit/>
+        </w:trPr>
+        <w:tc>
+          <w:tcPr>
+            <w:tcW w:type="dxa" w:w="450"/>
+            <w:tcBorders>
+              <w:top w:val="single" w:color="B7B7B7" w:sz="4"/>
+              <w:left w:val="single" w:color="B7B7B7" w:sz="4"/>
+              <w:bottom w:val="single" w:color="B7B7B7" w:sz="4"/>
+              <w:right w:val="single" w:color="B7B7B7" w:sz="4"/>
+            </w:tcBorders>
+            <w:tcMar>
+              <w:top w:type="dxa" w:w="50"/>
+              <w:left w:type="dxa" w:w="90"/>
+              <w:bottom w:type="dxa" w:w="50"/>
+              <w:right w:type="dxa" w:w="90"/>
+            </w:tcMar>
+            <w:vAlign w:val="center"/>
+          </w:tcPr>
+          <w:p>
+            <w:pPr>
               <w:keepNext w:val="false"/>
               <w:spacing w:after="0" w:before="0"/>
             </w:pPr>
@@ -24217,7 +26062,7 @@
                 <w:sz w:val="18"/>
                 <w:szCs w:val="18"/>
               </w:rPr>
-              <w:t xml:space="preserve">35</w:t>
+              <w:t xml:space="preserve">39</w:t>
             </w:r>
           </w:p>
         </w:tc>
@@ -24532,7 +26377,7 @@
           </w:tcPr>
           <w:p>
             <w:pPr>
-              <w:keepNext w:val="false"/>
+              <w:keepNext/>
               <w:spacing w:after="0" w:before="0"/>
             </w:pPr>
             <w:r>
@@ -24567,7 +26412,7 @@
           </w:tcPr>
           <w:p>
             <w:pPr>
-              <w:keepNext w:val="false"/>
+              <w:keepNext/>
               <w:spacing w:after="0" w:before="0"/>
             </w:pPr>
             <w:r>
@@ -24576,7 +26421,80 @@
                 <w:sz w:val="20"/>
                 <w:szCs w:val="20"/>
               </w:rPr>
-              <w:t xml:space="preserve">Numbers is from Kraftwerk's Computer World (1981). Nag, Nag, Nag is Cabaret Voltaire's 1979 Rough Trade single. Fujiya &amp; Miyagi's New Shiny Object is out Oct. 30.</w:t>
+              <w:t xml:space="preserve">Numbers is from Kraftwerk's Computer World (1981). Nag, Nag, Nag is Cabaret Voltaire's 1979 Rough Trade single. Bauhaus released The Passion of Lovers in June 1981 on Beggars Banquet; it is on Mask.</w:t>
+            </w:r>
+          </w:p>
+        </w:tc>
+      </w:tr>
+      <w:tr>
+        <w:trPr>
+          <w:cantSplit/>
+        </w:trPr>
+        <w:tc>
+          <w:tcPr>
+            <w:tcW w:type="dxa" w:w="2600"/>
+            <w:tcBorders>
+              <w:top w:val="single" w:color="B7B7B7" w:sz="4"/>
+              <w:left w:val="single" w:color="B7B7B7" w:sz="4"/>
+              <w:bottom w:val="single" w:color="B7B7B7" w:sz="4"/>
+              <w:right w:val="single" w:color="B7B7B7" w:sz="4"/>
+            </w:tcBorders>
+            <w:shd w:fill="E2F0D9" w:color="auto" w:val="clear"/>
+            <w:tcMar>
+              <w:top w:type="dxa" w:w="50"/>
+              <w:left w:type="dxa" w:w="90"/>
+              <w:bottom w:type="dxa" w:w="50"/>
+              <w:right w:type="dxa" w:w="90"/>
+            </w:tcMar>
+            <w:vAlign w:val="center"/>
+          </w:tcPr>
+          <w:p>
+            <w:pPr>
+              <w:keepNext w:val="false"/>
+              <w:spacing w:after="0" w:before="0"/>
+            </w:pPr>
+            <w:r>
+              <w:rPr>
+                <w:rFonts w:ascii="Arial" w:cs="Arial" w:eastAsia="Arial" w:hAnsi="Arial"/>
+                <w:b/>
+                <w:bCs/>
+                <w:sz w:val="18"/>
+                <w:szCs w:val="18"/>
+              </w:rPr>
+              <w:t xml:space="preserve"/>
+            </w:r>
+          </w:p>
+        </w:tc>
+        <w:tc>
+          <w:tcPr>
+            <w:tcW w:type="dxa" w:w="11800"/>
+            <w:tcBorders>
+              <w:top w:val="single" w:color="B7B7B7" w:sz="4"/>
+              <w:left w:val="single" w:color="B7B7B7" w:sz="4"/>
+              <w:bottom w:val="single" w:color="B7B7B7" w:sz="4"/>
+              <w:right w:val="single" w:color="B7B7B7" w:sz="4"/>
+            </w:tcBorders>
+            <w:shd w:fill="E2F0D9" w:color="auto" w:val="clear"/>
+            <w:tcMar>
+              <w:top w:type="dxa" w:w="50"/>
+              <w:left w:type="dxa" w:w="90"/>
+              <w:bottom w:type="dxa" w:w="50"/>
+              <w:right w:type="dxa" w:w="90"/>
+            </w:tcMar>
+            <w:vAlign w:val="center"/>
+          </w:tcPr>
+          <w:p>
+            <w:pPr>
+              <w:keepNext w:val="false"/>
+              <w:spacing w:after="0" w:before="0"/>
+            </w:pPr>
+            <w:r>
+              <w:rPr>
+                <w:rFonts w:ascii="Arial" w:cs="Arial" w:eastAsia="Arial" w:hAnsi="Arial"/>
+                <w:sz w:val="20"/>
+                <w:szCs w:val="20"/>
+              </w:rPr>
+              <w:t xml:space="preserve">Consolidated are from San Francisco: Friendly Fascism is the title track of their 1991 Nettwerk album, recorded at Razor's Edge in the city. Fujiya &amp; Miyagi's New Shiny Object is out Oct. 30.</w:t>
             </w:r>
           </w:p>
         </w:tc>
@@ -24647,7 +26565,7 @@
                 <w:sz w:val="22"/>
                 <w:szCs w:val="22"/>
               </w:rPr>
-              <w:t xml:space="preserve">Hour 2, Set 8: Anniversary, new and slow   |   5 tracks   |   19:00   |   on air through 2:20:46</w:t>
+              <w:t xml:space="preserve">Hour 2, Set 8: Anniversary, new and slow   |   5 tracks   |   19:37   |   on air through 2:33:49</w:t>
             </w:r>
           </w:p>
         </w:tc>
@@ -25016,7 +26934,7 @@
                 <w:sz w:val="18"/>
                 <w:szCs w:val="18"/>
               </w:rPr>
-              <w:t xml:space="preserve">36</w:t>
+              <w:t xml:space="preserve">40</w:t>
             </w:r>
           </w:p>
         </w:tc>
@@ -25050,7 +26968,7 @@
                 <w:sz w:val="18"/>
                 <w:szCs w:val="18"/>
               </w:rPr>
-              <w:t xml:space="preserve">Pulp</w:t>
+              <w:t xml:space="preserve">The Avalanches</w:t>
             </w:r>
           </w:p>
         </w:tc>
@@ -25084,7 +27002,7 @@
                 <w:sz w:val="20"/>
                 <w:szCs w:val="20"/>
               </w:rPr>
-              <w:t xml:space="preserve">The Trees</w:t>
+              <w:t xml:space="preserve">Blue Shadows (feat. Karen O)</w:t>
             </w:r>
           </w:p>
         </w:tc>
@@ -25116,7 +27034,7 @@
                 <w:sz w:val="18"/>
                 <w:szCs w:val="18"/>
               </w:rPr>
-              <w:t xml:space="preserve">We Love Life</w:t>
+              <w:t xml:space="preserve">No Bad Memories</w:t>
             </w:r>
           </w:p>
         </w:tc>
@@ -25148,7 +27066,7 @@
                 <w:sz w:val="18"/>
                 <w:szCs w:val="18"/>
               </w:rPr>
-              <w:t xml:space="preserve">Sanctuary Records Inc.</w:t>
+              <w:t xml:space="preserve">Modular Recordings</w:t>
             </w:r>
           </w:p>
         </w:tc>
@@ -25180,7 +27098,7 @@
                 <w:sz w:val="18"/>
                 <w:szCs w:val="18"/>
               </w:rPr>
-              <w:t xml:space="preserve">667571</w:t>
+              <w:t xml:space="preserve">-</w:t>
             </w:r>
           </w:p>
         </w:tc>
@@ -25212,7 +27130,7 @@
                 <w:sz w:val="18"/>
                 <w:szCs w:val="18"/>
               </w:rPr>
-              <w:t xml:space="preserve">4:53</w:t>
+              <w:t xml:space="preserve">2:40</w:t>
             </w:r>
           </w:p>
         </w:tc>
@@ -25279,7 +27197,7 @@
                 <w:sz w:val="16"/>
                 <w:szCs w:val="16"/>
               </w:rPr>
-              <w:t xml:space="preserve">25th anniversary today. We Love Life came out Oct. 22, 2001 on Island, produced by Scott Walker; UK No. 6.</w:t>
+              <w:t xml:space="preserve">No Bad Memories out Oct. 16. Carried from the Oct. 15 bench. Karen O guest.</w:t>
             </w:r>
           </w:p>
         </w:tc>
@@ -25319,7 +27237,7 @@
                 <w:sz w:val="18"/>
                 <w:szCs w:val="18"/>
               </w:rPr>
-              <w:t xml:space="preserve">37</w:t>
+              <w:t xml:space="preserve">41</w:t>
             </w:r>
           </w:p>
         </w:tc>
@@ -25354,7 +27272,7 @@
                 <w:sz w:val="18"/>
                 <w:szCs w:val="18"/>
               </w:rPr>
-              <w:t xml:space="preserve">The Avalanches</w:t>
+              <w:t xml:space="preserve">Sylvan Esso</w:t>
             </w:r>
           </w:p>
         </w:tc>
@@ -25389,7 +27307,7 @@
                 <w:sz w:val="20"/>
                 <w:szCs w:val="20"/>
               </w:rPr>
-              <w:t xml:space="preserve">Blue Shadows (feat. Karen O)</w:t>
+              <w:t xml:space="preserve">Concrete Glen</w:t>
             </w:r>
           </w:p>
         </w:tc>
@@ -25422,7 +27340,7 @@
                 <w:sz w:val="18"/>
                 <w:szCs w:val="18"/>
               </w:rPr>
-              <w:t xml:space="preserve">No Bad Memories</w:t>
+              <w:t xml:space="preserve">Ow ∞</w:t>
             </w:r>
           </w:p>
         </w:tc>
@@ -25455,7 +27373,7 @@
                 <w:sz w:val="18"/>
                 <w:szCs w:val="18"/>
               </w:rPr>
-              <w:t xml:space="preserve">Modular Recordings</w:t>
+              <w:t xml:space="preserve">Psychic Hotline</w:t>
             </w:r>
           </w:p>
         </w:tc>
@@ -25488,7 +27406,7 @@
                 <w:sz w:val="18"/>
                 <w:szCs w:val="18"/>
               </w:rPr>
-              <w:t xml:space="preserve">-</w:t>
+              <w:t xml:space="preserve">1156542</w:t>
             </w:r>
           </w:p>
         </w:tc>
@@ -25521,7 +27439,7 @@
                 <w:sz w:val="18"/>
                 <w:szCs w:val="18"/>
               </w:rPr>
-              <w:t xml:space="preserve">2:40</w:t>
+              <w:t xml:space="preserve">3:30</w:t>
             </w:r>
           </w:p>
         </w:tc>
@@ -25590,7 +27508,7 @@
                 <w:sz w:val="16"/>
                 <w:szCs w:val="16"/>
               </w:rPr>
-              <w:t xml:space="preserve">No Bad Memories out Oct. 16. Carried from the Oct. 15 bench. Karen O guest.</w:t>
+              <w:t xml:space="preserve">Reviewed rotation, week 2: four stars. Hot Slob is the one with a radio edit; skipped.</w:t>
             </w:r>
           </w:p>
         </w:tc>
@@ -25629,7 +27547,7 @@
                 <w:sz w:val="18"/>
                 <w:szCs w:val="18"/>
               </w:rPr>
-              <w:t xml:space="preserve">38</w:t>
+              <w:t xml:space="preserve">42</w:t>
             </w:r>
           </w:p>
         </w:tc>
@@ -25663,7 +27581,7 @@
                 <w:sz w:val="18"/>
                 <w:szCs w:val="18"/>
               </w:rPr>
-              <w:t xml:space="preserve">Sylvan Esso</w:t>
+              <w:t xml:space="preserve">The Fall</w:t>
             </w:r>
           </w:p>
         </w:tc>
@@ -25697,7 +27615,7 @@
                 <w:sz w:val="20"/>
                 <w:szCs w:val="20"/>
               </w:rPr>
-              <w:t xml:space="preserve">Concrete Glen</w:t>
+              <w:t xml:space="preserve">A Caveat</w:t>
             </w:r>
           </w:p>
         </w:tc>
@@ -25729,7 +27647,7 @@
                 <w:sz w:val="18"/>
                 <w:szCs w:val="18"/>
               </w:rPr>
-              <w:t xml:space="preserve">Ow ∞</w:t>
+              <w:t xml:space="preserve">Post Script</w:t>
             </w:r>
           </w:p>
         </w:tc>
@@ -25761,7 +27679,7 @@
                 <w:sz w:val="18"/>
                 <w:szCs w:val="18"/>
               </w:rPr>
-              <w:t xml:space="preserve">Psychic Hotline</w:t>
+              <w:t xml:space="preserve">Cog Sinister</w:t>
             </w:r>
           </w:p>
         </w:tc>
@@ -25793,7 +27711,7 @@
                 <w:sz w:val="18"/>
                 <w:szCs w:val="18"/>
               </w:rPr>
-              <w:t xml:space="preserve">1156542</w:t>
+              <w:t xml:space="preserve">1156531</w:t>
             </w:r>
           </w:p>
         </w:tc>
@@ -25825,7 +27743,7 @@
                 <w:sz w:val="18"/>
                 <w:szCs w:val="18"/>
               </w:rPr>
-              <w:t xml:space="preserve">3:30</w:t>
+              <w:t xml:space="preserve">4:10</w:t>
             </w:r>
           </w:p>
         </w:tc>
@@ -25892,7 +27810,7 @@
                 <w:sz w:val="16"/>
                 <w:szCs w:val="16"/>
               </w:rPr>
-              <w:t xml:space="preserve">Reviewed rotation, week 2: four stars. Hot Slob is the one with a radio edit; skipped.</w:t>
+              <w:t xml:space="preserve">Reviewed rotation, week 2: four stars. 30 Degrees aired Oct. 15.</w:t>
             </w:r>
           </w:p>
         </w:tc>
@@ -25932,7 +27850,7 @@
                 <w:sz w:val="18"/>
                 <w:szCs w:val="18"/>
               </w:rPr>
-              <w:t xml:space="preserve">39</w:t>
+              <w:t xml:space="preserve">43</w:t>
             </w:r>
           </w:p>
         </w:tc>
@@ -25967,7 +27885,7 @@
                 <w:sz w:val="18"/>
                 <w:szCs w:val="18"/>
               </w:rPr>
-              <w:t xml:space="preserve">The Fall</w:t>
+              <w:t xml:space="preserve">Pretenders</w:t>
             </w:r>
           </w:p>
         </w:tc>
@@ -26002,7 +27920,7 @@
                 <w:sz w:val="20"/>
                 <w:szCs w:val="20"/>
               </w:rPr>
-              <w:t xml:space="preserve">A Caveat</w:t>
+              <w:t xml:space="preserve">Don't Get Me Wrong</w:t>
             </w:r>
           </w:p>
         </w:tc>
@@ -26035,7 +27953,7 @@
                 <w:sz w:val="18"/>
                 <w:szCs w:val="18"/>
               </w:rPr>
-              <w:t xml:space="preserve">Post Script</w:t>
+              <w:t xml:space="preserve">Get Close</w:t>
             </w:r>
           </w:p>
         </w:tc>
@@ -26068,7 +27986,7 @@
                 <w:sz w:val="18"/>
                 <w:szCs w:val="18"/>
               </w:rPr>
-              <w:t xml:space="preserve">Cog Sinister</w:t>
+              <w:t xml:space="preserve">Sire Records</w:t>
             </w:r>
           </w:p>
         </w:tc>
@@ -26101,7 +28019,7 @@
                 <w:sz w:val="18"/>
                 <w:szCs w:val="18"/>
               </w:rPr>
-              <w:t xml:space="preserve">1156531</w:t>
+              <w:t xml:space="preserve">-</w:t>
             </w:r>
           </w:p>
         </w:tc>
@@ -26134,7 +28052,7 @@
                 <w:sz w:val="18"/>
                 <w:szCs w:val="18"/>
               </w:rPr>
-              <w:t xml:space="preserve">4:10</w:t>
+              <w:t xml:space="preserve">3:47</w:t>
             </w:r>
           </w:p>
         </w:tc>
@@ -26203,7 +28121,7 @@
                 <w:sz w:val="16"/>
                 <w:szCs w:val="16"/>
               </w:rPr>
-              <w:t xml:space="preserve">Reviewed rotation, week 2: four stars. 30 Degrees aired Oct. 15.</w:t>
+              <w:t xml:space="preserve">40 years: Get Close came out in the UK Oct. 20, 1986. In the Weekly Playlist (Friday sweep).</w:t>
             </w:r>
           </w:p>
         </w:tc>
@@ -26242,7 +28160,7 @@
                 <w:sz w:val="18"/>
                 <w:szCs w:val="18"/>
               </w:rPr>
-              <w:t xml:space="preserve">40</w:t>
+              <w:t xml:space="preserve">44</w:t>
             </w:r>
           </w:p>
         </w:tc>
@@ -26276,7 +28194,7 @@
                 <w:sz w:val="18"/>
                 <w:szCs w:val="18"/>
               </w:rPr>
-              <w:t xml:space="preserve">Pretenders</w:t>
+              <w:t xml:space="preserve">Stef Chura</w:t>
             </w:r>
           </w:p>
         </w:tc>
@@ -26310,7 +28228,7 @@
                 <w:sz w:val="20"/>
                 <w:szCs w:val="20"/>
               </w:rPr>
-              <w:t xml:space="preserve">Don't Get Me Wrong</w:t>
+              <w:t xml:space="preserve">Sweet Sweet Midnight</w:t>
             </w:r>
           </w:p>
         </w:tc>
@@ -26342,7 +28260,7 @@
                 <w:sz w:val="18"/>
                 <w:szCs w:val="18"/>
               </w:rPr>
-              <w:t xml:space="preserve">Get Close</w:t>
+              <w:t xml:space="preserve">Midnight</w:t>
             </w:r>
           </w:p>
         </w:tc>
@@ -26374,7 +28292,7 @@
                 <w:sz w:val="18"/>
                 <w:szCs w:val="18"/>
               </w:rPr>
-              <w:t xml:space="preserve">Sire Records</w:t>
+              <w:t xml:space="preserve">Saddle Creek</w:t>
             </w:r>
           </w:p>
         </w:tc>
@@ -26406,7 +28324,7 @@
                 <w:sz w:val="18"/>
                 <w:szCs w:val="18"/>
               </w:rPr>
-              <w:t xml:space="preserve">-</w:t>
+              <w:t xml:space="preserve">1135774</w:t>
             </w:r>
           </w:p>
         </w:tc>
@@ -26438,7 +28356,7 @@
                 <w:sz w:val="18"/>
                 <w:szCs w:val="18"/>
               </w:rPr>
-              <w:t xml:space="preserve">3:47</w:t>
+              <w:t xml:space="preserve">5:30</w:t>
             </w:r>
           </w:p>
         </w:tc>
@@ -26505,7 +28423,7 @@
                 <w:sz w:val="16"/>
                 <w:szCs w:val="16"/>
               </w:rPr>
-              <w:t xml:space="preserve">40 years: Get Close came out in the UK Oct. 20, 1986. In the Weekly Playlist (Friday sweep).</w:t>
+              <w:t xml:space="preserve">Last six, placed at the end of Set 8 (new and slow). From Midnight (Saddle Creek, 2019), produced by Will Toledo of Car Seat Headrest, who plays on this duet. Four stars in your 2019 review: the standout track. Midtempo.</w:t>
             </w:r>
           </w:p>
         </w:tc>
@@ -26600,7 +28518,7 @@
                 <w:sz w:val="20"/>
                 <w:szCs w:val="20"/>
               </w:rPr>
-              <w:t xml:space="preserve">Pulp released We Love Life on Oct. 22, 2001, produced by Scott Walker. It reached No. 6 in the UK.</w:t>
+              <w:t xml:space="preserve">Pulp released We Love Life on Oct. 22, 2001, produced by Scott Walker (25 years today; no Pulp track tonight, since The Trees came off the Air Order).</w:t>
             </w:r>
           </w:p>
         </w:tc>
@@ -26673,7 +28591,7 @@
                 <w:sz w:val="20"/>
                 <w:szCs w:val="20"/>
               </w:rPr>
-              <w:t xml:space="preserve">The Avalanches' No Bad Memories came out Oct. 16 with Karen O on Blue Shadows.</w:t>
+              <w:t xml:space="preserve">The Avalanches' No Bad Memories came out Oct. 16 with Karen O on Blue Shadows. Stef Chura's Sweet Sweet Midnight is from Midnight (Saddle Creek, 2019); Will Toledo of Car Seat Headrest produced the album and plays on it.</w:t>
             </w:r>
           </w:p>
         </w:tc>
@@ -26744,7 +28662,7 @@
                 <w:sz w:val="22"/>
                 <w:szCs w:val="22"/>
               </w:rPr>
-              <w:t xml:space="preserve">Hour 2, Set 9: Heavy, psych and short   |   10 tracks   |   35:29   |   on air through 2:56:15</w:t>
+              <w:t xml:space="preserve">Hour 2, Set 9: Heavy, psych and short   |   11 tracks   |   38:26   |   on air through 3:12:15</w:t>
             </w:r>
           </w:p>
         </w:tc>
@@ -27113,7 +29031,7 @@
                 <w:sz w:val="18"/>
                 <w:szCs w:val="18"/>
               </w:rPr>
-              <w:t xml:space="preserve">41</w:t>
+              <w:t xml:space="preserve">45</w:t>
             </w:r>
           </w:p>
         </w:tc>
@@ -27417,7 +29335,7 @@
                 <w:sz w:val="18"/>
                 <w:szCs w:val="18"/>
               </w:rPr>
-              <w:t xml:space="preserve">42</w:t>
+              <w:t xml:space="preserve">46</w:t>
             </w:r>
           </w:p>
         </w:tc>
@@ -27727,7 +29645,7 @@
                 <w:sz w:val="18"/>
                 <w:szCs w:val="18"/>
               </w:rPr>
-              <w:t xml:space="preserve">43</w:t>
+              <w:t xml:space="preserve">47</w:t>
             </w:r>
           </w:p>
         </w:tc>
@@ -28030,7 +29948,7 @@
                 <w:sz w:val="18"/>
                 <w:szCs w:val="18"/>
               </w:rPr>
-              <w:t xml:space="preserve">44</w:t>
+              <w:t xml:space="preserve">48</w:t>
             </w:r>
           </w:p>
         </w:tc>
@@ -28340,7 +30258,7 @@
                 <w:sz w:val="18"/>
                 <w:szCs w:val="18"/>
               </w:rPr>
-              <w:t xml:space="preserve">45</w:t>
+              <w:t xml:space="preserve">49</w:t>
             </w:r>
           </w:p>
         </w:tc>
@@ -28374,7 +30292,7 @@
                 <w:sz w:val="18"/>
                 <w:szCs w:val="18"/>
               </w:rPr>
-              <w:t xml:space="preserve">Star Moles</w:t>
+              <w:t xml:space="preserve">Dumb</w:t>
             </w:r>
           </w:p>
         </w:tc>
@@ -28408,7 +30326,7 @@
                 <w:sz w:val="20"/>
                 <w:szCs w:val="20"/>
               </w:rPr>
-              <w:t xml:space="preserve">The End</w:t>
+              <w:t xml:space="preserve">Pull Me Up</w:t>
             </w:r>
           </w:p>
         </w:tc>
@@ -28440,7 +30358,7 @@
                 <w:sz w:val="18"/>
                 <w:szCs w:val="18"/>
               </w:rPr>
-              <w:t xml:space="preserve">Highway to Hell</w:t>
+              <w:t xml:space="preserve">Pray 4 Tomorrow</w:t>
             </w:r>
           </w:p>
         </w:tc>
@@ -28472,7 +30390,7 @@
                 <w:sz w:val="18"/>
                 <w:szCs w:val="18"/>
               </w:rPr>
-              <w:t xml:space="preserve">Historic New Jersey Recordings</w:t>
+              <w:t xml:space="preserve">Mint Records Inc.</w:t>
             </w:r>
           </w:p>
         </w:tc>
@@ -28504,7 +30422,7 @@
                 <w:sz w:val="18"/>
                 <w:szCs w:val="18"/>
               </w:rPr>
-              <w:t xml:space="preserve">-</w:t>
+              <w:t xml:space="preserve">1148228</w:t>
             </w:r>
           </w:p>
         </w:tc>
@@ -28536,7 +30454,7 @@
                 <w:sz w:val="18"/>
                 <w:szCs w:val="18"/>
               </w:rPr>
-              <w:t xml:space="preserve">2:29</w:t>
+              <w:t xml:space="preserve">2:57</w:t>
             </w:r>
           </w:p>
         </w:tc>
@@ -28603,7 +30521,7 @@
                 <w:sz w:val="16"/>
                 <w:szCs w:val="16"/>
               </w:rPr>
-              <w:t xml:space="preserve">Carried over: it did not air Oct. 15.</w:t>
+              <w:t xml:space="preserve">Last six, placed in Set 9 (short, upbeat) before Star Moles. Vancouver post-punk. Four stars in your review: a bouncing rocker with a great hook.</w:t>
             </w:r>
           </w:p>
         </w:tc>
@@ -28643,7 +30561,7 @@
                 <w:sz w:val="18"/>
                 <w:szCs w:val="18"/>
               </w:rPr>
-              <w:t xml:space="preserve">46</w:t>
+              <w:t xml:space="preserve">50</w:t>
             </w:r>
           </w:p>
         </w:tc>
@@ -28678,7 +30596,7 @@
                 <w:sz w:val="18"/>
                 <w:szCs w:val="18"/>
               </w:rPr>
-              <w:t xml:space="preserve">R.M.F.C.</w:t>
+              <w:t xml:space="preserve">Star Moles</w:t>
             </w:r>
           </w:p>
         </w:tc>
@@ -28713,7 +30631,7 @@
                 <w:sz w:val="20"/>
                 <w:szCs w:val="20"/>
               </w:rPr>
-              <w:t xml:space="preserve">The Clue</w:t>
+              <w:t xml:space="preserve">The End</w:t>
             </w:r>
           </w:p>
         </w:tc>
@@ -28746,7 +30664,7 @@
                 <w:sz w:val="18"/>
                 <w:szCs w:val="18"/>
               </w:rPr>
-              <w:t xml:space="preserve">Hive, Vol. 2</w:t>
+              <w:t xml:space="preserve">Highway to Hell</w:t>
             </w:r>
           </w:p>
         </w:tc>
@@ -28779,7 +30697,7 @@
                 <w:sz w:val="18"/>
                 <w:szCs w:val="18"/>
               </w:rPr>
-              <w:t xml:space="preserve">Warttmann Inc.</w:t>
+              <w:t xml:space="preserve">Historic New Jersey Recordings</w:t>
             </w:r>
           </w:p>
         </w:tc>
@@ -28845,7 +30763,7 @@
                 <w:sz w:val="18"/>
                 <w:szCs w:val="18"/>
               </w:rPr>
-              <w:t xml:space="preserve">1:40</w:t>
+              <w:t xml:space="preserve">2:29</w:t>
             </w:r>
           </w:p>
         </w:tc>
@@ -28858,30 +30776,30 @@
               <w:bottom w:val="single" w:color="B7B7B7" w:sz="4"/>
               <w:right w:val="single" w:color="B7B7B7" w:sz="4"/>
             </w:tcBorders>
-            <w:shd w:fill="FFF3CD" w:color="auto" w:val="clear"/>
-            <w:tcMar>
-              <w:top w:type="dxa" w:w="50"/>
-              <w:left w:type="dxa" w:w="90"/>
-              <w:bottom w:type="dxa" w:w="50"/>
-              <w:right w:type="dxa" w:w="90"/>
-            </w:tcMar>
-            <w:vAlign w:val="center"/>
-          </w:tcPr>
-          <w:p>
-            <w:pPr>
-              <w:keepNext/>
-              <w:spacing w:after="0" w:before="0"/>
-            </w:pPr>
-            <w:r>
-              <w:rPr>
-                <w:rFonts w:ascii="Arial" w:cs="Arial" w:eastAsia="Arial" w:hAnsi="Arial"/>
-                <w:b/>
-                <w:bCs/>
-                <w:color w:val="8A6100"/>
-                <w:sz w:val="18"/>
-                <w:szCs w:val="18"/>
-              </w:rPr>
-              <w:t xml:space="preserve">LISTEN FIRST</w:t>
+            <w:shd w:fill="F5F7FA" w:color="auto" w:val="clear"/>
+            <w:tcMar>
+              <w:top w:type="dxa" w:w="50"/>
+              <w:left w:type="dxa" w:w="90"/>
+              <w:bottom w:type="dxa" w:w="50"/>
+              <w:right w:type="dxa" w:w="90"/>
+            </w:tcMar>
+            <w:vAlign w:val="center"/>
+          </w:tcPr>
+          <w:p>
+            <w:pPr>
+              <w:keepNext/>
+              <w:spacing w:after="0" w:before="0"/>
+            </w:pPr>
+            <w:r>
+              <w:rPr>
+                <w:rFonts w:ascii="Arial" w:cs="Arial" w:eastAsia="Arial" w:hAnsi="Arial"/>
+                <w:b/>
+                <w:bCs/>
+                <w:color w:val="1B7F3B"/>
+                <w:sz w:val="18"/>
+                <w:szCs w:val="18"/>
+              </w:rPr>
+              <w:t xml:space="preserve">CLEAN</w:t>
             </w:r>
           </w:p>
         </w:tc>
@@ -28914,7 +30832,7 @@
                 <w:sz w:val="16"/>
                 <w:szCs w:val="16"/>
               </w:rPr>
-              <w:t xml:space="preserve">Carried over: it did not air Oct. 15. Listen first (lyrics not posted). Label from Bandcamp (single source), not in Zookeeper: verify.</w:t>
+              <w:t xml:space="preserve">Carried over: it did not air Oct. 15.</w:t>
             </w:r>
           </w:p>
         </w:tc>
@@ -28953,7 +30871,7 @@
                 <w:sz w:val="18"/>
                 <w:szCs w:val="18"/>
               </w:rPr>
-              <w:t xml:space="preserve">47</w:t>
+              <w:t xml:space="preserve">51</w:t>
             </w:r>
           </w:p>
         </w:tc>
@@ -28987,7 +30905,7 @@
                 <w:sz w:val="18"/>
                 <w:szCs w:val="18"/>
               </w:rPr>
-              <w:t xml:space="preserve">Jozef Van Wissem &amp; Jim Jarmusch</w:t>
+              <w:t xml:space="preserve">R.M.F.C.</w:t>
             </w:r>
           </w:p>
         </w:tc>
@@ -29021,7 +30939,7 @@
                 <w:sz w:val="20"/>
                 <w:szCs w:val="20"/>
               </w:rPr>
-              <w:t xml:space="preserve">Never Like You Said (feat. Courtney Barnett)</w:t>
+              <w:t xml:space="preserve">The Clue</w:t>
             </w:r>
           </w:p>
         </w:tc>
@@ -29053,7 +30971,7 @@
                 <w:sz w:val="18"/>
                 <w:szCs w:val="18"/>
               </w:rPr>
-              <w:t xml:space="preserve">Bocca di Lupo</w:t>
+              <w:t xml:space="preserve">Hive, Vol. 2</w:t>
             </w:r>
           </w:p>
         </w:tc>
@@ -29085,7 +31003,7 @@
                 <w:sz w:val="18"/>
                 <w:szCs w:val="18"/>
               </w:rPr>
-              <w:t xml:space="preserve">Sacred Bones Records</w:t>
+              <w:t xml:space="preserve">Warttmann Inc.</w:t>
             </w:r>
           </w:p>
         </w:tc>
@@ -29149,7 +31067,7 @@
                 <w:sz w:val="18"/>
                 <w:szCs w:val="18"/>
               </w:rPr>
-              <w:t xml:space="preserve">5:24</w:t>
+              <w:t xml:space="preserve">1:40</w:t>
             </w:r>
           </w:p>
         </w:tc>
@@ -29185,7 +31103,7 @@
                 <w:sz w:val="18"/>
                 <w:szCs w:val="18"/>
               </w:rPr>
-              <w:t xml:space="preserve">CLEAN, check ear</w:t>
+              <w:t xml:space="preserve">LISTEN FIRST</w:t>
             </w:r>
           </w:p>
         </w:tc>
@@ -29217,7 +31135,7 @@
                 <w:sz w:val="16"/>
                 <w:szCs w:val="16"/>
               </w:rPr>
-              <w:t xml:space="preserve">Stace added this to the end of the Air Order (seen Oct. 20). Set placement is her call. Double album Bocca di Lupo and Mouth of the Wolf out Nov. 6. CLEAN (Genius, 1,938 chars). Crowd-sourced lyrics: check by ear.</w:t>
+              <w:t xml:space="preserve">Carried over: it did not air Oct. 15. Listen first (lyrics not posted). Label from Bandcamp (single source), not in Zookeeper: verify.</w:t>
             </w:r>
           </w:p>
         </w:tc>
@@ -29257,7 +31175,7 @@
                 <w:sz w:val="18"/>
                 <w:szCs w:val="18"/>
               </w:rPr>
-              <w:t xml:space="preserve">48</w:t>
+              <w:t xml:space="preserve">52</w:t>
             </w:r>
           </w:p>
         </w:tc>
@@ -29292,7 +31210,7 @@
                 <w:sz w:val="18"/>
                 <w:szCs w:val="18"/>
               </w:rPr>
-              <w:t xml:space="preserve">Eagles Of Death Metal</w:t>
+              <w:t xml:space="preserve">Jozef Van Wissem &amp; Jim Jarmusch</w:t>
             </w:r>
           </w:p>
         </w:tc>
@@ -29327,7 +31245,7 @@
                 <w:sz w:val="20"/>
                 <w:szCs w:val="20"/>
               </w:rPr>
-              <w:t xml:space="preserve">Careless Whisper</w:t>
+              <w:t xml:space="preserve">Never Like You Said (feat. Courtney Barnett)</w:t>
             </w:r>
           </w:p>
         </w:tc>
@@ -29360,7 +31278,7 @@
                 <w:sz w:val="18"/>
                 <w:szCs w:val="18"/>
               </w:rPr>
-              <w:t xml:space="preserve">EODM Presents Boots Electric Performing The Best Songs We Never Wrote</w:t>
+              <w:t xml:space="preserve">Bocca di Lupo</w:t>
             </w:r>
           </w:p>
         </w:tc>
@@ -29393,7 +31311,7 @@
                 <w:sz w:val="18"/>
                 <w:szCs w:val="18"/>
               </w:rPr>
-              <w:t xml:space="preserve">Universal</w:t>
+              <w:t xml:space="preserve">Sacred Bones Records</w:t>
             </w:r>
           </w:p>
         </w:tc>
@@ -29459,7 +31377,7 @@
                 <w:sz w:val="18"/>
                 <w:szCs w:val="18"/>
               </w:rPr>
-              <w:t xml:space="preserve">5:05</w:t>
+              <w:t xml:space="preserve">5:24</w:t>
             </w:r>
           </w:p>
         </w:tc>
@@ -29528,7 +31446,7 @@
                 <w:sz w:val="16"/>
                 <w:szCs w:val="16"/>
               </w:rPr>
-              <w:t xml:space="preserve">Stace added this to the end of the Air Order (seen Oct. 20). Set placement is her call. Label from press listings (Universal group); verify. Cover of the George Michael song. CLEAN (Genius, 1,574 chars). Crowd-sourced lyrics: check by ear.</w:t>
+              <w:t xml:space="preserve">Stace added this to the end of the Air Order (seen Oct. 20). Set placement is her call. Double album Bocca di Lupo and Mouth of the Wolf out Nov. 6. CLEAN (Genius, 1,938 chars). Crowd-sourced lyrics: check by ear.</w:t>
             </w:r>
           </w:p>
         </w:tc>
@@ -29567,7 +31485,7 @@
                 <w:sz w:val="18"/>
                 <w:szCs w:val="18"/>
               </w:rPr>
-              <w:t xml:space="preserve">49</w:t>
+              <w:t xml:space="preserve">53</w:t>
             </w:r>
           </w:p>
         </w:tc>
@@ -29601,7 +31519,7 @@
                 <w:sz w:val="18"/>
                 <w:szCs w:val="18"/>
               </w:rPr>
-              <w:t xml:space="preserve">Lambrini Girls</w:t>
+              <w:t xml:space="preserve">Eagles Of Death Metal</w:t>
             </w:r>
           </w:p>
         </w:tc>
@@ -29635,7 +31553,7 @@
                 <w:sz w:val="20"/>
                 <w:szCs w:val="20"/>
               </w:rPr>
-              <w:t xml:space="preserve">Cult of Celebrity</w:t>
+              <w:t xml:space="preserve">Careless Whisper</w:t>
             </w:r>
           </w:p>
         </w:tc>
@@ -29667,7 +31585,7 @@
                 <w:sz w:val="18"/>
                 <w:szCs w:val="18"/>
               </w:rPr>
-              <w:t xml:space="preserve">Cult of Celebrity</w:t>
+              <w:t xml:space="preserve">EODM Presents Boots Electric Performing The Best Songs We Never Wrote</w:t>
             </w:r>
           </w:p>
         </w:tc>
@@ -29699,7 +31617,7 @@
                 <w:sz w:val="18"/>
                 <w:szCs w:val="18"/>
               </w:rPr>
-              <w:t xml:space="preserve">City Slang</w:t>
+              <w:t xml:space="preserve">Universal</w:t>
             </w:r>
           </w:p>
         </w:tc>
@@ -29763,7 +31681,7 @@
                 <w:sz w:val="18"/>
                 <w:szCs w:val="18"/>
               </w:rPr>
-              <w:t xml:space="preserve">2:14</w:t>
+              <w:t xml:space="preserve">5:05</w:t>
             </w:r>
           </w:p>
         </w:tc>
@@ -29831,7 +31749,7 @@
                 <w:sz w:val="16"/>
                 <w:szCs w:val="16"/>
               </w:rPr>
-              <w:t xml:space="preserve">Stace added this to the end of the Air Order (seen Oct. 20). Set placement is her call. CLEAN (Genius, 1,262 chars). Crowd-sourced lyrics: check by ear.</w:t>
+              <w:t xml:space="preserve">Stace added this to the end of the Air Order (seen Oct. 20). Set placement is her call. Label from press listings (Universal group); verify. Cover of the George Michael song. CLEAN (Genius, 1,574 chars). Crowd-sourced lyrics: check by ear.</w:t>
             </w:r>
           </w:p>
         </w:tc>
@@ -29860,18 +31778,18 @@
           </w:tcPr>
           <w:p>
             <w:pPr>
-              <w:keepNext w:val="false"/>
-              <w:spacing w:after="0" w:before="0"/>
-            </w:pPr>
-            <w:r>
-              <w:rPr>
-                <w:rFonts w:ascii="Arial" w:cs="Arial" w:eastAsia="Arial" w:hAnsi="Arial"/>
-                <w:b/>
-                <w:bCs/>
-                <w:sz w:val="18"/>
-                <w:szCs w:val="18"/>
-              </w:rPr>
-              <w:t xml:space="preserve">50</w:t>
+              <w:keepNext/>
+              <w:spacing w:after="0" w:before="0"/>
+            </w:pPr>
+            <w:r>
+              <w:rPr>
+                <w:rFonts w:ascii="Arial" w:cs="Arial" w:eastAsia="Arial" w:hAnsi="Arial"/>
+                <w:b/>
+                <w:bCs/>
+                <w:sz w:val="18"/>
+                <w:szCs w:val="18"/>
+              </w:rPr>
+              <w:t xml:space="preserve">54</w:t>
             </w:r>
           </w:p>
         </w:tc>
@@ -29895,18 +31813,18 @@
           </w:tcPr>
           <w:p>
             <w:pPr>
-              <w:keepNext w:val="false"/>
-              <w:spacing w:after="0" w:before="0"/>
-            </w:pPr>
-            <w:r>
-              <w:rPr>
-                <w:rFonts w:ascii="Arial" w:cs="Arial" w:eastAsia="Arial" w:hAnsi="Arial"/>
-                <w:b/>
-                <w:bCs/>
-                <w:sz w:val="18"/>
-                <w:szCs w:val="18"/>
-              </w:rPr>
-              <w:t xml:space="preserve">Queens of the Stone Age</w:t>
+              <w:keepNext/>
+              <w:spacing w:after="0" w:before="0"/>
+            </w:pPr>
+            <w:r>
+              <w:rPr>
+                <w:rFonts w:ascii="Arial" w:cs="Arial" w:eastAsia="Arial" w:hAnsi="Arial"/>
+                <w:b/>
+                <w:bCs/>
+                <w:sz w:val="18"/>
+                <w:szCs w:val="18"/>
+              </w:rPr>
+              <w:t xml:space="preserve">Lambrini Girls</w:t>
             </w:r>
           </w:p>
         </w:tc>
@@ -29930,7 +31848,7 @@
           </w:tcPr>
           <w:p>
             <w:pPr>
-              <w:keepNext w:val="false"/>
+              <w:keepNext/>
               <w:spacing w:after="0" w:before="0"/>
             </w:pPr>
             <w:r>
@@ -29941,6 +31859,314 @@
                 <w:sz w:val="20"/>
                 <w:szCs w:val="20"/>
               </w:rPr>
+              <w:t xml:space="preserve">Cult of Celebrity</w:t>
+            </w:r>
+          </w:p>
+        </w:tc>
+        <w:tc>
+          <w:tcPr>
+            <w:tcW w:type="dxa" w:w="2100"/>
+            <w:tcBorders>
+              <w:top w:val="single" w:color="B7B7B7" w:sz="4"/>
+              <w:left w:val="single" w:color="B7B7B7" w:sz="4"/>
+              <w:bottom w:val="single" w:color="B7B7B7" w:sz="4"/>
+              <w:right w:val="single" w:color="B7B7B7" w:sz="4"/>
+            </w:tcBorders>
+            <w:shd w:fill="F5F7FA" w:color="auto" w:val="clear"/>
+            <w:tcMar>
+              <w:top w:type="dxa" w:w="50"/>
+              <w:left w:type="dxa" w:w="90"/>
+              <w:bottom w:type="dxa" w:w="50"/>
+              <w:right w:type="dxa" w:w="90"/>
+            </w:tcMar>
+            <w:vAlign w:val="center"/>
+          </w:tcPr>
+          <w:p>
+            <w:pPr>
+              <w:keepNext/>
+              <w:spacing w:after="0" w:before="0"/>
+            </w:pPr>
+            <w:r>
+              <w:rPr>
+                <w:rFonts w:ascii="Arial" w:cs="Arial" w:eastAsia="Arial" w:hAnsi="Arial"/>
+                <w:sz w:val="18"/>
+                <w:szCs w:val="18"/>
+              </w:rPr>
+              <w:t xml:space="preserve">Cult of Celebrity</w:t>
+            </w:r>
+          </w:p>
+        </w:tc>
+        <w:tc>
+          <w:tcPr>
+            <w:tcW w:type="dxa" w:w="1600"/>
+            <w:tcBorders>
+              <w:top w:val="single" w:color="B7B7B7" w:sz="4"/>
+              <w:left w:val="single" w:color="B7B7B7" w:sz="4"/>
+              <w:bottom w:val="single" w:color="B7B7B7" w:sz="4"/>
+              <w:right w:val="single" w:color="B7B7B7" w:sz="4"/>
+            </w:tcBorders>
+            <w:shd w:fill="F5F7FA" w:color="auto" w:val="clear"/>
+            <w:tcMar>
+              <w:top w:type="dxa" w:w="50"/>
+              <w:left w:type="dxa" w:w="90"/>
+              <w:bottom w:type="dxa" w:w="50"/>
+              <w:right w:type="dxa" w:w="90"/>
+            </w:tcMar>
+            <w:vAlign w:val="center"/>
+          </w:tcPr>
+          <w:p>
+            <w:pPr>
+              <w:keepNext/>
+              <w:spacing w:after="0" w:before="0"/>
+            </w:pPr>
+            <w:r>
+              <w:rPr>
+                <w:rFonts w:ascii="Arial" w:cs="Arial" w:eastAsia="Arial" w:hAnsi="Arial"/>
+                <w:sz w:val="18"/>
+                <w:szCs w:val="18"/>
+              </w:rPr>
+              <w:t xml:space="preserve">City Slang</w:t>
+            </w:r>
+          </w:p>
+        </w:tc>
+        <w:tc>
+          <w:tcPr>
+            <w:tcW w:type="dxa" w:w="900"/>
+            <w:tcBorders>
+              <w:top w:val="single" w:color="B7B7B7" w:sz="4"/>
+              <w:left w:val="single" w:color="B7B7B7" w:sz="4"/>
+              <w:bottom w:val="single" w:color="B7B7B7" w:sz="4"/>
+              <w:right w:val="single" w:color="B7B7B7" w:sz="4"/>
+            </w:tcBorders>
+            <w:shd w:fill="F5F7FA" w:color="auto" w:val="clear"/>
+            <w:tcMar>
+              <w:top w:type="dxa" w:w="50"/>
+              <w:left w:type="dxa" w:w="90"/>
+              <w:bottom w:type="dxa" w:w="50"/>
+              <w:right w:type="dxa" w:w="90"/>
+            </w:tcMar>
+            <w:vAlign w:val="center"/>
+          </w:tcPr>
+          <w:p>
+            <w:pPr>
+              <w:keepNext/>
+              <w:spacing w:after="0" w:before="0"/>
+            </w:pPr>
+            <w:r>
+              <w:rPr>
+                <w:rFonts w:ascii="Arial" w:cs="Arial" w:eastAsia="Arial" w:hAnsi="Arial"/>
+                <w:sz w:val="18"/>
+                <w:szCs w:val="18"/>
+              </w:rPr>
+              <w:t xml:space="preserve">-</w:t>
+            </w:r>
+          </w:p>
+        </w:tc>
+        <w:tc>
+          <w:tcPr>
+            <w:tcW w:type="dxa" w:w="650"/>
+            <w:tcBorders>
+              <w:top w:val="single" w:color="B7B7B7" w:sz="4"/>
+              <w:left w:val="single" w:color="B7B7B7" w:sz="4"/>
+              <w:bottom w:val="single" w:color="B7B7B7" w:sz="4"/>
+              <w:right w:val="single" w:color="B7B7B7" w:sz="4"/>
+            </w:tcBorders>
+            <w:shd w:fill="F5F7FA" w:color="auto" w:val="clear"/>
+            <w:tcMar>
+              <w:top w:type="dxa" w:w="50"/>
+              <w:left w:type="dxa" w:w="90"/>
+              <w:bottom w:type="dxa" w:w="50"/>
+              <w:right w:type="dxa" w:w="90"/>
+            </w:tcMar>
+            <w:vAlign w:val="center"/>
+          </w:tcPr>
+          <w:p>
+            <w:pPr>
+              <w:keepNext/>
+              <w:spacing w:after="0" w:before="0"/>
+            </w:pPr>
+            <w:r>
+              <w:rPr>
+                <w:rFonts w:ascii="Arial" w:cs="Arial" w:eastAsia="Arial" w:hAnsi="Arial"/>
+                <w:sz w:val="18"/>
+                <w:szCs w:val="18"/>
+              </w:rPr>
+              <w:t xml:space="preserve">2:14</w:t>
+            </w:r>
+          </w:p>
+        </w:tc>
+        <w:tc>
+          <w:tcPr>
+            <w:tcW w:type="dxa" w:w="1300"/>
+            <w:tcBorders>
+              <w:top w:val="single" w:color="B7B7B7" w:sz="4"/>
+              <w:left w:val="single" w:color="B7B7B7" w:sz="4"/>
+              <w:bottom w:val="single" w:color="B7B7B7" w:sz="4"/>
+              <w:right w:val="single" w:color="B7B7B7" w:sz="4"/>
+            </w:tcBorders>
+            <w:shd w:fill="FFF3CD" w:color="auto" w:val="clear"/>
+            <w:tcMar>
+              <w:top w:type="dxa" w:w="50"/>
+              <w:left w:type="dxa" w:w="90"/>
+              <w:bottom w:type="dxa" w:w="50"/>
+              <w:right w:type="dxa" w:w="90"/>
+            </w:tcMar>
+            <w:vAlign w:val="center"/>
+          </w:tcPr>
+          <w:p>
+            <w:pPr>
+              <w:keepNext/>
+              <w:spacing w:after="0" w:before="0"/>
+            </w:pPr>
+            <w:r>
+              <w:rPr>
+                <w:rFonts w:ascii="Arial" w:cs="Arial" w:eastAsia="Arial" w:hAnsi="Arial"/>
+                <w:b/>
+                <w:bCs/>
+                <w:color w:val="8A6100"/>
+                <w:sz w:val="18"/>
+                <w:szCs w:val="18"/>
+              </w:rPr>
+              <w:t xml:space="preserve">CLEAN, check ear</w:t>
+            </w:r>
+          </w:p>
+        </w:tc>
+        <w:tc>
+          <w:tcPr>
+            <w:tcW w:type="dxa" w:w="3000"/>
+            <w:tcBorders>
+              <w:top w:val="single" w:color="B7B7B7" w:sz="4"/>
+              <w:left w:val="single" w:color="B7B7B7" w:sz="4"/>
+              <w:bottom w:val="single" w:color="B7B7B7" w:sz="4"/>
+              <w:right w:val="single" w:color="B7B7B7" w:sz="4"/>
+            </w:tcBorders>
+            <w:shd w:fill="F5F7FA" w:color="auto" w:val="clear"/>
+            <w:tcMar>
+              <w:top w:type="dxa" w:w="50"/>
+              <w:left w:type="dxa" w:w="90"/>
+              <w:bottom w:type="dxa" w:w="50"/>
+              <w:right w:type="dxa" w:w="90"/>
+            </w:tcMar>
+            <w:vAlign w:val="center"/>
+          </w:tcPr>
+          <w:p>
+            <w:pPr>
+              <w:keepNext/>
+              <w:spacing w:after="0" w:before="0"/>
+            </w:pPr>
+            <w:r>
+              <w:rPr>
+                <w:rFonts w:ascii="Arial" w:cs="Arial" w:eastAsia="Arial" w:hAnsi="Arial"/>
+                <w:sz w:val="16"/>
+                <w:szCs w:val="16"/>
+              </w:rPr>
+              <w:t xml:space="preserve">Stace added this to the end of the Air Order (seen Oct. 20). Set placement is her call. CLEAN (Genius, 1,262 chars). Crowd-sourced lyrics: check by ear.</w:t>
+            </w:r>
+          </w:p>
+        </w:tc>
+      </w:tr>
+      <w:tr>
+        <w:trPr>
+          <w:cantSplit/>
+        </w:trPr>
+        <w:tc>
+          <w:tcPr>
+            <w:tcW w:type="dxa" w:w="450"/>
+            <w:tcBorders>
+              <w:top w:val="single" w:color="B7B7B7" w:sz="4"/>
+              <w:left w:val="single" w:color="B7B7B7" w:sz="4"/>
+              <w:bottom w:val="single" w:color="B7B7B7" w:sz="4"/>
+              <w:right w:val="single" w:color="B7B7B7" w:sz="4"/>
+            </w:tcBorders>
+            <w:tcMar>
+              <w:top w:type="dxa" w:w="50"/>
+              <w:left w:type="dxa" w:w="90"/>
+              <w:bottom w:type="dxa" w:w="50"/>
+              <w:right w:type="dxa" w:w="90"/>
+            </w:tcMar>
+            <w:vAlign w:val="center"/>
+          </w:tcPr>
+          <w:p>
+            <w:pPr>
+              <w:keepNext w:val="false"/>
+              <w:spacing w:after="0" w:before="0"/>
+            </w:pPr>
+            <w:r>
+              <w:rPr>
+                <w:rFonts w:ascii="Arial" w:cs="Arial" w:eastAsia="Arial" w:hAnsi="Arial"/>
+                <w:b/>
+                <w:bCs/>
+                <w:sz w:val="18"/>
+                <w:szCs w:val="18"/>
+              </w:rPr>
+              <w:t xml:space="preserve">55</w:t>
+            </w:r>
+          </w:p>
+        </w:tc>
+        <w:tc>
+          <w:tcPr>
+            <w:tcW w:type="dxa" w:w="1800"/>
+            <w:tcBorders>
+              <w:top w:val="single" w:color="B7B7B7" w:sz="4"/>
+              <w:left w:val="single" w:color="B7B7B7" w:sz="4"/>
+              <w:bottom w:val="single" w:color="B7B7B7" w:sz="4"/>
+              <w:right w:val="single" w:color="B7B7B7" w:sz="4"/>
+            </w:tcBorders>
+            <w:tcMar>
+              <w:top w:type="dxa" w:w="50"/>
+              <w:left w:type="dxa" w:w="90"/>
+              <w:bottom w:type="dxa" w:w="50"/>
+              <w:right w:type="dxa" w:w="90"/>
+            </w:tcMar>
+            <w:vAlign w:val="center"/>
+          </w:tcPr>
+          <w:p>
+            <w:pPr>
+              <w:keepNext w:val="false"/>
+              <w:spacing w:after="0" w:before="0"/>
+            </w:pPr>
+            <w:r>
+              <w:rPr>
+                <w:rFonts w:ascii="Arial" w:cs="Arial" w:eastAsia="Arial" w:hAnsi="Arial"/>
+                <w:b/>
+                <w:bCs/>
+                <w:sz w:val="18"/>
+                <w:szCs w:val="18"/>
+              </w:rPr>
+              <w:t xml:space="preserve">Queens of the Stone Age</w:t>
+            </w:r>
+          </w:p>
+        </w:tc>
+        <w:tc>
+          <w:tcPr>
+            <w:tcW w:type="dxa" w:w="2600"/>
+            <w:tcBorders>
+              <w:top w:val="single" w:color="B7B7B7" w:sz="4"/>
+              <w:left w:val="single" w:color="B7B7B7" w:sz="4"/>
+              <w:bottom w:val="single" w:color="B7B7B7" w:sz="4"/>
+              <w:right w:val="single" w:color="B7B7B7" w:sz="4"/>
+            </w:tcBorders>
+            <w:tcMar>
+              <w:top w:type="dxa" w:w="50"/>
+              <w:left w:type="dxa" w:w="90"/>
+              <w:bottom w:type="dxa" w:w="50"/>
+              <w:right w:type="dxa" w:w="90"/>
+            </w:tcMar>
+            <w:vAlign w:val="center"/>
+          </w:tcPr>
+          <w:p>
+            <w:pPr>
+              <w:keepNext w:val="false"/>
+              <w:spacing w:after="0" w:before="0"/>
+            </w:pPr>
+            <w:r>
+              <w:rPr>
+                <w:rFonts w:ascii="Arial" w:cs="Arial" w:eastAsia="Arial" w:hAnsi="Arial"/>
+                <w:b/>
+                <w:bCs/>
+                <w:sz w:val="20"/>
+                <w:szCs w:val="20"/>
+              </w:rPr>
               <w:t xml:space="preserve">Insignificant Other</w:t>
             </w:r>
           </w:p>
@@ -29954,7 +32180,6 @@
               <w:bottom w:val="single" w:color="B7B7B7" w:sz="4"/>
               <w:right w:val="single" w:color="B7B7B7" w:sz="4"/>
             </w:tcBorders>
-            <w:shd w:fill="F5F7FA" w:color="auto" w:val="clear"/>
             <w:tcMar>
               <w:top w:type="dxa" w:w="50"/>
               <w:left w:type="dxa" w:w="90"/>
@@ -29987,7 +32212,6 @@
               <w:bottom w:val="single" w:color="B7B7B7" w:sz="4"/>
               <w:right w:val="single" w:color="B7B7B7" w:sz="4"/>
             </w:tcBorders>
-            <w:shd w:fill="F5F7FA" w:color="auto" w:val="clear"/>
             <w:tcMar>
               <w:top w:type="dxa" w:w="50"/>
               <w:left w:type="dxa" w:w="90"/>
@@ -30020,7 +32244,6 @@
               <w:bottom w:val="single" w:color="B7B7B7" w:sz="4"/>
               <w:right w:val="single" w:color="B7B7B7" w:sz="4"/>
             </w:tcBorders>
-            <w:shd w:fill="F5F7FA" w:color="auto" w:val="clear"/>
             <w:tcMar>
               <w:top w:type="dxa" w:w="50"/>
               <w:left w:type="dxa" w:w="90"/>
@@ -30053,7 +32276,6 @@
               <w:bottom w:val="single" w:color="B7B7B7" w:sz="4"/>
               <w:right w:val="single" w:color="B7B7B7" w:sz="4"/>
             </w:tcBorders>
-            <w:shd w:fill="F5F7FA" w:color="auto" w:val="clear"/>
             <w:tcMar>
               <w:top w:type="dxa" w:w="50"/>
               <w:left w:type="dxa" w:w="90"/>
@@ -30122,7 +32344,6 @@
               <w:bottom w:val="single" w:color="B7B7B7" w:sz="4"/>
               <w:right w:val="single" w:color="B7B7B7" w:sz="4"/>
             </w:tcBorders>
-            <w:shd w:fill="F5F7FA" w:color="auto" w:val="clear"/>
             <w:tcMar>
               <w:top w:type="dxa" w:w="50"/>
               <w:left w:type="dxa" w:w="90"/>
@@ -30205,6 +32426,79 @@
                 <w:szCs w:val="18"/>
               </w:rPr>
               <w:t xml:space="preserve">MIC BREAK: AFTER SET 9 (YOUR TAIL ADDS)</w:t>
+            </w:r>
+          </w:p>
+        </w:tc>
+        <w:tc>
+          <w:tcPr>
+            <w:tcW w:type="dxa" w:w="11800"/>
+            <w:tcBorders>
+              <w:top w:val="single" w:color="B7B7B7" w:sz="4"/>
+              <w:left w:val="single" w:color="B7B7B7" w:sz="4"/>
+              <w:bottom w:val="single" w:color="B7B7B7" w:sz="4"/>
+              <w:right w:val="single" w:color="B7B7B7" w:sz="4"/>
+            </w:tcBorders>
+            <w:shd w:fill="E2F0D9" w:color="auto" w:val="clear"/>
+            <w:tcMar>
+              <w:top w:type="dxa" w:w="50"/>
+              <w:left w:type="dxa" w:w="90"/>
+              <w:bottom w:type="dxa" w:w="50"/>
+              <w:right w:type="dxa" w:w="90"/>
+            </w:tcMar>
+            <w:vAlign w:val="center"/>
+          </w:tcPr>
+          <w:p>
+            <w:pPr>
+              <w:keepNext/>
+              <w:spacing w:after="0" w:before="0"/>
+            </w:pPr>
+            <w:r>
+              <w:rPr>
+                <w:rFonts w:ascii="Arial" w:cs="Arial" w:eastAsia="Arial" w:hAnsi="Arial"/>
+                <w:sz w:val="20"/>
+                <w:szCs w:val="20"/>
+              </w:rPr>
+              <w:t xml:space="preserve">Dumb, from Vancouver: Pull Me Up is from Pray 4 Tomorrow (Mint, 2022).</w:t>
+            </w:r>
+          </w:p>
+        </w:tc>
+      </w:tr>
+      <w:tr>
+        <w:trPr>
+          <w:cantSplit/>
+        </w:trPr>
+        <w:tc>
+          <w:tcPr>
+            <w:tcW w:type="dxa" w:w="2600"/>
+            <w:tcBorders>
+              <w:top w:val="single" w:color="B7B7B7" w:sz="4"/>
+              <w:left w:val="single" w:color="B7B7B7" w:sz="4"/>
+              <w:bottom w:val="single" w:color="B7B7B7" w:sz="4"/>
+              <w:right w:val="single" w:color="B7B7B7" w:sz="4"/>
+            </w:tcBorders>
+            <w:shd w:fill="E2F0D9" w:color="auto" w:val="clear"/>
+            <w:tcMar>
+              <w:top w:type="dxa" w:w="50"/>
+              <w:left w:type="dxa" w:w="90"/>
+              <w:bottom w:type="dxa" w:w="50"/>
+              <w:right w:type="dxa" w:w="90"/>
+            </w:tcMar>
+            <w:vAlign w:val="center"/>
+          </w:tcPr>
+          <w:p>
+            <w:pPr>
+              <w:keepNext/>
+              <w:spacing w:after="0" w:before="0"/>
+            </w:pPr>
+            <w:r>
+              <w:rPr>
+                <w:rFonts w:ascii="Arial" w:cs="Arial" w:eastAsia="Arial" w:hAnsi="Arial"/>
+                <w:b/>
+                <w:bCs/>
+                <w:sz w:val="18"/>
+                <w:szCs w:val="18"/>
+              </w:rPr>
+              <w:t xml:space="preserve"/>
             </w:r>
           </w:p>
         </w:tc>
@@ -30764,7 +33058,7 @@
                 <w:sz w:val="18"/>
                 <w:szCs w:val="18"/>
               </w:rPr>
-              <w:t xml:space="preserve">#35</w:t>
+              <w:t xml:space="preserve">#39</w:t>
             </w:r>
           </w:p>
         </w:tc>
@@ -30901,7 +33195,7 @@
                 <w:sz w:val="18"/>
                 <w:szCs w:val="18"/>
               </w:rPr>
-              <w:t xml:space="preserve">#46</w:t>
+              <w:t xml:space="preserve">#51</w:t>
             </w:r>
           </w:p>
         </w:tc>
@@ -31034,7 +33328,7 @@
                 <w:sz w:val="18"/>
                 <w:szCs w:val="18"/>
               </w:rPr>
-              <w:t xml:space="preserve">#9</w:t>
+              <w:t xml:space="preserve">#12</w:t>
             </w:r>
           </w:p>
         </w:tc>
@@ -31169,7 +33463,7 @@
                 <w:sz w:val="18"/>
                 <w:szCs w:val="18"/>
               </w:rPr>
-              <w:t xml:space="preserve">#47-#50</w:t>
+              <w:t xml:space="preserve">#52-#55</w:t>
             </w:r>
           </w:p>
         </w:tc>
@@ -31237,7 +33531,7 @@
                 <w:sz w:val="18"/>
                 <w:szCs w:val="18"/>
               </w:rPr>
-              <w:t xml:space="preserve">Fontaines D.C., Dopamine Chamber (4 tracks in set)</w:t>
+              <w:t xml:space="preserve">Fontaines D.C., Happy For You</w:t>
             </w:r>
           </w:p>
         </w:tc>
@@ -31302,7 +33596,7 @@
                 <w:sz w:val="18"/>
                 <w:szCs w:val="18"/>
               </w:rPr>
-              <w:t xml:space="preserve">#14-#17</w:t>
+              <w:t xml:space="preserve">#18</w:t>
             </w:r>
           </w:p>
         </w:tc>
@@ -31367,10 +33661,12 @@
             <w:r>
               <w:rPr>
                 <w:rFonts w:ascii="Arial" w:cs="Arial" w:eastAsia="Arial" w:hAnsi="Arial"/>
-                <w:sz w:val="18"/>
-                <w:szCs w:val="18"/>
-              </w:rPr>
-              <w:t xml:space="preserve">Reviewed-album tracks (13)</w:t>
+                <w:b/>
+                <w:bCs/>
+                <w:sz w:val="18"/>
+                <w:szCs w:val="18"/>
+              </w:rPr>
+              <w:t xml:space="preserve">Loco Gringos, Ain't No Corndogs</w:t>
             </w:r>
           </w:p>
         </w:tc>
@@ -31405,7 +33701,7 @@
                 <w:sz w:val="18"/>
                 <w:szCs w:val="18"/>
               </w:rPr>
-              <w:t xml:space="preserve">Per your review</w:t>
+              <w:t xml:space="preserve">LISTEN FIRST</w:t>
             </w:r>
           </w:p>
         </w:tc>
@@ -31437,7 +33733,7 @@
                 <w:sz w:val="18"/>
                 <w:szCs w:val="18"/>
               </w:rPr>
-              <w:t xml:space="preserve">Sets 1, 2, 4, 8</w:t>
+              <w:t xml:space="preserve">#15</w:t>
             </w:r>
           </w:p>
         </w:tc>
@@ -31469,7 +33765,7 @@
                 <w:sz w:val="18"/>
                 <w:szCs w:val="18"/>
               </w:rPr>
-              <w:t xml:space="preserve">Your Zookeeper reviews list FCC words per track; none of these tracks has a flag.</w:t>
+              <w:t xml:space="preserve">No lyrics posted on Genius or Bandcamp. Short (2:28): cull if unsure.</w:t>
             </w:r>
           </w:p>
         </w:tc>
@@ -31507,7 +33803,7 @@
                 <w:sz w:val="18"/>
                 <w:szCs w:val="18"/>
               </w:rPr>
-              <w:t xml:space="preserve">Fontaines D.C., Tongue</w:t>
+              <w:t xml:space="preserve">This Is Lorelei &amp; MJ Lenderman, Dancing in the Club (Radio Edit)</w:t>
             </w:r>
           </w:p>
         </w:tc>
@@ -31535,11 +33831,13 @@
             <w:r>
               <w:rPr>
                 <w:rFonts w:ascii="Arial" w:cs="Arial" w:eastAsia="Arial" w:hAnsi="Arial"/>
-                <w:color w:val="B00020"/>
-                <w:sz w:val="18"/>
-                <w:szCs w:val="18"/>
-              </w:rPr>
-              <w:t xml:space="preserve">shit x10 (Refrain)</w:t>
+                <w:b/>
+                <w:bCs/>
+                <w:color w:val="8A6100"/>
+                <w:sz w:val="18"/>
+                <w:szCs w:val="18"/>
+              </w:rPr>
+              <w:t xml:space="preserve">LISTEN FIRST</w:t>
             </w:r>
           </w:p>
         </w:tc>
@@ -31570,7 +33868,7 @@
                 <w:sz w:val="18"/>
                 <w:szCs w:val="18"/>
               </w:rPr>
-              <w:t xml:space="preserve">FCC Edit Needed</w:t>
+              <w:t xml:space="preserve">#22</w:t>
             </w:r>
           </w:p>
         </w:tc>
@@ -31601,7 +33899,7 @@
                 <w:sz w:val="18"/>
                 <w:szCs w:val="18"/>
               </w:rPr>
-              <w:t xml:space="preserve">Not airable as is.</w:t>
+              <w:t xml:space="preserve">Original has fuck x2 (Verse 4). YTM lists a Radio Edit: confirm both are covered.</w:t>
             </w:r>
           </w:p>
         </w:tc>
@@ -31635,12 +33933,10 @@
             <w:r>
               <w:rPr>
                 <w:rFonts w:ascii="Arial" w:cs="Arial" w:eastAsia="Arial" w:hAnsi="Arial"/>
-                <w:b/>
-                <w:bCs/>
-                <w:sz w:val="18"/>
-                <w:szCs w:val="18"/>
-              </w:rPr>
-              <w:t xml:space="preserve">Fontaines D.C., Japan</w:t>
+                <w:sz w:val="18"/>
+                <w:szCs w:val="18"/>
+              </w:rPr>
+              <w:t xml:space="preserve">Nervebreakers (My Girlfriend is a Rock) and Consolidated (Friendly Fascism), both Radio Edit on YTM</w:t>
             </w:r>
           </w:p>
         </w:tc>
@@ -31669,11 +33965,13 @@
             <w:r>
               <w:rPr>
                 <w:rFonts w:ascii="Arial" w:cs="Arial" w:eastAsia="Arial" w:hAnsi="Arial"/>
-                <w:color w:val="B00020"/>
-                <w:sz w:val="18"/>
-                <w:szCs w:val="18"/>
-              </w:rPr>
-              <w:t xml:space="preserve">fuck x3, shit x3 (Chorus)</w:t>
+                <w:b/>
+                <w:bCs/>
+                <w:color w:val="8A6100"/>
+                <w:sz w:val="18"/>
+                <w:szCs w:val="18"/>
+              </w:rPr>
+              <w:t xml:space="preserve">CLEAN, check by ear</w:t>
             </w:r>
           </w:p>
         </w:tc>
@@ -31705,7 +34003,7 @@
                 <w:sz w:val="18"/>
                 <w:szCs w:val="18"/>
               </w:rPr>
-              <w:t xml:space="preserve">Held out</w:t>
+              <w:t xml:space="preserve">#10 and #38</w:t>
             </w:r>
           </w:p>
         </w:tc>
@@ -31737,7 +34035,7 @@
                 <w:sz w:val="18"/>
                 <w:szCs w:val="18"/>
               </w:rPr>
-              <w:t xml:space="preserve">Dopamine Chamber track 10. Not in set.</w:t>
+              <w:t xml:space="preserve">Genius lyrics screened clean; the edits are not verified.</w:t>
             </w:r>
           </w:p>
         </w:tc>
@@ -31773,7 +34071,7 @@
                 <w:sz w:val="18"/>
                 <w:szCs w:val="18"/>
               </w:rPr>
-              <w:t xml:space="preserve">Scratch Acid, Crazy Dan</w:t>
+              <w:t xml:space="preserve">Reviewed-album tracks (13)</w:t>
             </w:r>
           </w:p>
         </w:tc>
@@ -31801,11 +34099,13 @@
             <w:r>
               <w:rPr>
                 <w:rFonts w:ascii="Arial" w:cs="Arial" w:eastAsia="Arial" w:hAnsi="Arial"/>
-                <w:color w:val="B00020"/>
-                <w:sz w:val="18"/>
-                <w:szCs w:val="18"/>
-              </w:rPr>
-              <w:t xml:space="preserve">fuck x2, shit x1; caution bitch x2, goddamn x1</w:t>
+                <w:b/>
+                <w:bCs/>
+                <w:color w:val="8A6100"/>
+                <w:sz w:val="18"/>
+                <w:szCs w:val="18"/>
+              </w:rPr>
+              <w:t xml:space="preserve">Per your review</w:t>
             </w:r>
           </w:p>
         </w:tc>
@@ -31836,7 +34136,7 @@
                 <w:sz w:val="18"/>
                 <w:szCs w:val="18"/>
               </w:rPr>
-              <w:t xml:space="preserve">Held out</w:t>
+              <w:t xml:space="preserve">Sets 1, 2, 4, 8</w:t>
             </w:r>
           </w:p>
         </w:tc>
@@ -31867,7 +34167,7 @@
                 <w:sz w:val="18"/>
                 <w:szCs w:val="18"/>
               </w:rPr>
-              <w:t xml:space="preserve">Greatest Gift stands in.</w:t>
+              <w:t xml:space="preserve">Your Zookeeper reviews list FCC words per track; none of these tracks has a flag.</w:t>
             </w:r>
           </w:p>
         </w:tc>
@@ -31901,10 +34201,12 @@
             <w:r>
               <w:rPr>
                 <w:rFonts w:ascii="Arial" w:cs="Arial" w:eastAsia="Arial" w:hAnsi="Arial"/>
-                <w:sz w:val="18"/>
-                <w:szCs w:val="18"/>
-              </w:rPr>
-              <w:t xml:space="preserve">The Jesus Lizard, Mouth Breather / Seasick</w:t>
+                <w:b/>
+                <w:bCs/>
+                <w:sz w:val="18"/>
+                <w:szCs w:val="18"/>
+              </w:rPr>
+              <w:t xml:space="preserve">Fontaines D.C., Tongue</w:t>
             </w:r>
           </w:p>
         </w:tc>
@@ -31937,7 +34239,7 @@
                 <w:sz w:val="18"/>
                 <w:szCs w:val="18"/>
               </w:rPr>
-              <w:t xml:space="preserve">piss x1 / fuck x1</w:t>
+              <w:t xml:space="preserve">shit x10 (Refrain)</w:t>
             </w:r>
           </w:p>
         </w:tc>
@@ -31969,7 +34271,7 @@
                 <w:sz w:val="18"/>
                 <w:szCs w:val="18"/>
               </w:rPr>
-              <w:t xml:space="preserve">Held out</w:t>
+              <w:t xml:space="preserve">FCC Edit Needed</w:t>
             </w:r>
           </w:p>
         </w:tc>
@@ -32001,7 +34303,7 @@
                 <w:sz w:val="18"/>
                 <w:szCs w:val="18"/>
               </w:rPr>
-              <w:t xml:space="preserve">Monkey Trick stands in.</w:t>
+              <w:t xml:space="preserve">Not airable as is.</w:t>
             </w:r>
           </w:p>
         </w:tc>
@@ -32034,10 +34336,12 @@
             <w:r>
               <w:rPr>
                 <w:rFonts w:ascii="Arial" w:cs="Arial" w:eastAsia="Arial" w:hAnsi="Arial"/>
-                <w:sz w:val="18"/>
-                <w:szCs w:val="18"/>
-              </w:rPr>
-              <w:t xml:space="preserve">Black Flag, Nervous Breakdown</w:t>
+                <w:b/>
+                <w:bCs/>
+                <w:sz w:val="18"/>
+                <w:szCs w:val="18"/>
+              </w:rPr>
+              <w:t xml:space="preserve">Fontaines D.C., Japan</w:t>
             </w:r>
           </w:p>
         </w:tc>
@@ -32069,7 +34373,7 @@
                 <w:sz w:val="18"/>
                 <w:szCs w:val="18"/>
               </w:rPr>
-              <w:t xml:space="preserve">fuck x2 (Outro)</w:t>
+              <w:t xml:space="preserve">fuck x3, shit x3 (Chorus)</w:t>
             </w:r>
           </w:p>
         </w:tc>
@@ -32131,7 +34435,7 @@
                 <w:sz w:val="18"/>
                 <w:szCs w:val="18"/>
               </w:rPr>
-              <w:t xml:space="preserve">Rise Above stands in.</w:t>
+              <w:t xml:space="preserve">Dopamine Chamber track 10. Not in set.</w:t>
             </w:r>
           </w:p>
         </w:tc>
@@ -32168,7 +34472,7 @@
                 <w:sz w:val="18"/>
                 <w:szCs w:val="18"/>
               </w:rPr>
-              <w:t xml:space="preserve">Frightwig, Crazy World</w:t>
+              <w:t xml:space="preserve">Scratch Acid, Crazy Dan</w:t>
             </w:r>
           </w:p>
         </w:tc>
@@ -32201,7 +34505,7 @@
                 <w:sz w:val="18"/>
                 <w:szCs w:val="18"/>
               </w:rPr>
-              <w:t xml:space="preserve">cock x1</w:t>
+              <w:t xml:space="preserve">fuck x2, shit x1; caution bitch x2, goddamn x1</w:t>
             </w:r>
           </w:p>
         </w:tc>
@@ -32265,7 +34569,7 @@
                 <w:sz w:val="18"/>
                 <w:szCs w:val="18"/>
               </w:rPr>
-              <w:t xml:space="preserve">Big Bang stands in.</w:t>
+              <w:t xml:space="preserve">Greatest Gift stands in.</w:t>
             </w:r>
           </w:p>
         </w:tc>
@@ -32301,7 +34605,7 @@
                 <w:sz w:val="18"/>
                 <w:szCs w:val="18"/>
               </w:rPr>
-              <w:t xml:space="preserve">Viagra Boys, Waterboy</w:t>
+              <w:t xml:space="preserve">The Jesus Lizard, Mouth Breather / Seasick</w:t>
             </w:r>
           </w:p>
         </w:tc>
@@ -32333,7 +34637,7 @@
                 <w:sz w:val="18"/>
                 <w:szCs w:val="18"/>
               </w:rPr>
-              <w:t xml:space="preserve">fuck x2 (Verse 1, Verse 2)</w:t>
+              <w:t xml:space="preserve">piss x1 / fuck x1</w:t>
             </w:r>
           </w:p>
         </w:tc>
@@ -32395,7 +34699,7 @@
                 <w:sz w:val="18"/>
                 <w:szCs w:val="18"/>
               </w:rPr>
-              <w:t xml:space="preserve">Medicine for Horses stands in.</w:t>
+              <w:t xml:space="preserve">Monkey Trick stands in.</w:t>
             </w:r>
           </w:p>
         </w:tc>
@@ -32432,7 +34736,7 @@
                 <w:sz w:val="18"/>
                 <w:szCs w:val="18"/>
               </w:rPr>
-              <w:t xml:space="preserve">BODEGA, All Inside Aquarium</w:t>
+              <w:t xml:space="preserve">Black Flag, Nervous Breakdown</w:t>
             </w:r>
           </w:p>
         </w:tc>
@@ -32465,7 +34769,7 @@
                 <w:sz w:val="18"/>
                 <w:szCs w:val="18"/>
               </w:rPr>
-              <w:t xml:space="preserve">fuck x2</w:t>
+              <w:t xml:space="preserve">fuck x2 (Outro)</w:t>
             </w:r>
           </w:p>
         </w:tc>
@@ -32497,7 +34801,7 @@
                 <w:sz w:val="18"/>
                 <w:szCs w:val="18"/>
               </w:rPr>
-              <w:t xml:space="preserve">FCC Edit Needed candidate</w:t>
+              <w:t xml:space="preserve">Held out</w:t>
             </w:r>
           </w:p>
         </w:tc>
@@ -32529,7 +34833,7 @@
                 <w:sz w:val="18"/>
                 <w:szCs w:val="18"/>
               </w:rPr>
-              <w:t xml:space="preserve">Territorial Call of the Female stands in.</w:t>
+              <w:t xml:space="preserve">Rise Above stands in.</w:t>
             </w:r>
           </w:p>
         </w:tc>
@@ -32565,6 +34869,401 @@
                 <w:sz w:val="18"/>
                 <w:szCs w:val="18"/>
               </w:rPr>
+              <w:t xml:space="preserve">Frightwig, Crazy World</w:t>
+            </w:r>
+          </w:p>
+        </w:tc>
+        <w:tc>
+          <w:tcPr>
+            <w:tcW w:type="dxa" w:w="2400"/>
+            <w:tcBorders>
+              <w:top w:val="single" w:color="B7B7B7" w:sz="4"/>
+              <w:left w:val="single" w:color="B7B7B7" w:sz="4"/>
+              <w:bottom w:val="single" w:color="B7B7B7" w:sz="4"/>
+              <w:right w:val="single" w:color="B7B7B7" w:sz="4"/>
+            </w:tcBorders>
+            <w:tcMar>
+              <w:top w:type="dxa" w:w="50"/>
+              <w:left w:type="dxa" w:w="90"/>
+              <w:bottom w:type="dxa" w:w="50"/>
+              <w:right w:type="dxa" w:w="90"/>
+            </w:tcMar>
+            <w:vAlign w:val="center"/>
+          </w:tcPr>
+          <w:p>
+            <w:pPr>
+              <w:spacing w:after="0" w:before="0"/>
+            </w:pPr>
+            <w:r>
+              <w:rPr>
+                <w:rFonts w:ascii="Arial" w:cs="Arial" w:eastAsia="Arial" w:hAnsi="Arial"/>
+                <w:color w:val="B00020"/>
+                <w:sz w:val="18"/>
+                <w:szCs w:val="18"/>
+              </w:rPr>
+              <w:t xml:space="preserve">cock x1</w:t>
+            </w:r>
+          </w:p>
+        </w:tc>
+        <w:tc>
+          <w:tcPr>
+            <w:tcW w:type="dxa" w:w="1500"/>
+            <w:tcBorders>
+              <w:top w:val="single" w:color="B7B7B7" w:sz="4"/>
+              <w:left w:val="single" w:color="B7B7B7" w:sz="4"/>
+              <w:bottom w:val="single" w:color="B7B7B7" w:sz="4"/>
+              <w:right w:val="single" w:color="B7B7B7" w:sz="4"/>
+            </w:tcBorders>
+            <w:tcMar>
+              <w:top w:type="dxa" w:w="50"/>
+              <w:left w:type="dxa" w:w="90"/>
+              <w:bottom w:type="dxa" w:w="50"/>
+              <w:right w:type="dxa" w:w="90"/>
+            </w:tcMar>
+            <w:vAlign w:val="center"/>
+          </w:tcPr>
+          <w:p>
+            <w:pPr>
+              <w:spacing w:after="0" w:before="0"/>
+            </w:pPr>
+            <w:r>
+              <w:rPr>
+                <w:rFonts w:ascii="Arial" w:cs="Arial" w:eastAsia="Arial" w:hAnsi="Arial"/>
+                <w:sz w:val="18"/>
+                <w:szCs w:val="18"/>
+              </w:rPr>
+              <w:t xml:space="preserve">Held out</w:t>
+            </w:r>
+          </w:p>
+        </w:tc>
+        <w:tc>
+          <w:tcPr>
+            <w:tcW w:type="dxa" w:w="7300"/>
+            <w:tcBorders>
+              <w:top w:val="single" w:color="B7B7B7" w:sz="4"/>
+              <w:left w:val="single" w:color="B7B7B7" w:sz="4"/>
+              <w:bottom w:val="single" w:color="B7B7B7" w:sz="4"/>
+              <w:right w:val="single" w:color="B7B7B7" w:sz="4"/>
+            </w:tcBorders>
+            <w:tcMar>
+              <w:top w:type="dxa" w:w="50"/>
+              <w:left w:type="dxa" w:w="90"/>
+              <w:bottom w:type="dxa" w:w="50"/>
+              <w:right w:type="dxa" w:w="90"/>
+            </w:tcMar>
+            <w:vAlign w:val="center"/>
+          </w:tcPr>
+          <w:p>
+            <w:pPr>
+              <w:spacing w:after="0" w:before="0"/>
+            </w:pPr>
+            <w:r>
+              <w:rPr>
+                <w:rFonts w:ascii="Arial" w:cs="Arial" w:eastAsia="Arial" w:hAnsi="Arial"/>
+                <w:sz w:val="18"/>
+                <w:szCs w:val="18"/>
+              </w:rPr>
+              <w:t xml:space="preserve">Big Bang stands in.</w:t>
+            </w:r>
+          </w:p>
+        </w:tc>
+      </w:tr>
+      <w:tr>
+        <w:trPr>
+          <w:cantSplit/>
+        </w:trPr>
+        <w:tc>
+          <w:tcPr>
+            <w:tcW w:type="dxa" w:w="3200"/>
+            <w:tcBorders>
+              <w:top w:val="single" w:color="B7B7B7" w:sz="4"/>
+              <w:left w:val="single" w:color="B7B7B7" w:sz="4"/>
+              <w:bottom w:val="single" w:color="B7B7B7" w:sz="4"/>
+              <w:right w:val="single" w:color="B7B7B7" w:sz="4"/>
+            </w:tcBorders>
+            <w:shd w:fill="F5F7FA" w:color="auto" w:val="clear"/>
+            <w:tcMar>
+              <w:top w:type="dxa" w:w="50"/>
+              <w:left w:type="dxa" w:w="90"/>
+              <w:bottom w:type="dxa" w:w="50"/>
+              <w:right w:type="dxa" w:w="90"/>
+            </w:tcMar>
+            <w:vAlign w:val="center"/>
+          </w:tcPr>
+          <w:p>
+            <w:pPr>
+              <w:spacing w:after="0" w:before="0"/>
+            </w:pPr>
+            <w:r>
+              <w:rPr>
+                <w:rFonts w:ascii="Arial" w:cs="Arial" w:eastAsia="Arial" w:hAnsi="Arial"/>
+                <w:sz w:val="18"/>
+                <w:szCs w:val="18"/>
+              </w:rPr>
+              <w:t xml:space="preserve">Viagra Boys, Waterboy</w:t>
+            </w:r>
+          </w:p>
+        </w:tc>
+        <w:tc>
+          <w:tcPr>
+            <w:tcW w:type="dxa" w:w="2400"/>
+            <w:tcBorders>
+              <w:top w:val="single" w:color="B7B7B7" w:sz="4"/>
+              <w:left w:val="single" w:color="B7B7B7" w:sz="4"/>
+              <w:bottom w:val="single" w:color="B7B7B7" w:sz="4"/>
+              <w:right w:val="single" w:color="B7B7B7" w:sz="4"/>
+            </w:tcBorders>
+            <w:shd w:fill="F5F7FA" w:color="auto" w:val="clear"/>
+            <w:tcMar>
+              <w:top w:type="dxa" w:w="50"/>
+              <w:left w:type="dxa" w:w="90"/>
+              <w:bottom w:type="dxa" w:w="50"/>
+              <w:right w:type="dxa" w:w="90"/>
+            </w:tcMar>
+            <w:vAlign w:val="center"/>
+          </w:tcPr>
+          <w:p>
+            <w:pPr>
+              <w:spacing w:after="0" w:before="0"/>
+            </w:pPr>
+            <w:r>
+              <w:rPr>
+                <w:rFonts w:ascii="Arial" w:cs="Arial" w:eastAsia="Arial" w:hAnsi="Arial"/>
+                <w:color w:val="B00020"/>
+                <w:sz w:val="18"/>
+                <w:szCs w:val="18"/>
+              </w:rPr>
+              <w:t xml:space="preserve">fuck x2 (Verse 1, Verse 2)</w:t>
+            </w:r>
+          </w:p>
+        </w:tc>
+        <w:tc>
+          <w:tcPr>
+            <w:tcW w:type="dxa" w:w="1500"/>
+            <w:tcBorders>
+              <w:top w:val="single" w:color="B7B7B7" w:sz="4"/>
+              <w:left w:val="single" w:color="B7B7B7" w:sz="4"/>
+              <w:bottom w:val="single" w:color="B7B7B7" w:sz="4"/>
+              <w:right w:val="single" w:color="B7B7B7" w:sz="4"/>
+            </w:tcBorders>
+            <w:shd w:fill="F5F7FA" w:color="auto" w:val="clear"/>
+            <w:tcMar>
+              <w:top w:type="dxa" w:w="50"/>
+              <w:left w:type="dxa" w:w="90"/>
+              <w:bottom w:type="dxa" w:w="50"/>
+              <w:right w:type="dxa" w:w="90"/>
+            </w:tcMar>
+            <w:vAlign w:val="center"/>
+          </w:tcPr>
+          <w:p>
+            <w:pPr>
+              <w:spacing w:after="0" w:before="0"/>
+            </w:pPr>
+            <w:r>
+              <w:rPr>
+                <w:rFonts w:ascii="Arial" w:cs="Arial" w:eastAsia="Arial" w:hAnsi="Arial"/>
+                <w:sz w:val="18"/>
+                <w:szCs w:val="18"/>
+              </w:rPr>
+              <w:t xml:space="preserve">Held out</w:t>
+            </w:r>
+          </w:p>
+        </w:tc>
+        <w:tc>
+          <w:tcPr>
+            <w:tcW w:type="dxa" w:w="7300"/>
+            <w:tcBorders>
+              <w:top w:val="single" w:color="B7B7B7" w:sz="4"/>
+              <w:left w:val="single" w:color="B7B7B7" w:sz="4"/>
+              <w:bottom w:val="single" w:color="B7B7B7" w:sz="4"/>
+              <w:right w:val="single" w:color="B7B7B7" w:sz="4"/>
+            </w:tcBorders>
+            <w:shd w:fill="F5F7FA" w:color="auto" w:val="clear"/>
+            <w:tcMar>
+              <w:top w:type="dxa" w:w="50"/>
+              <w:left w:type="dxa" w:w="90"/>
+              <w:bottom w:type="dxa" w:w="50"/>
+              <w:right w:type="dxa" w:w="90"/>
+            </w:tcMar>
+            <w:vAlign w:val="center"/>
+          </w:tcPr>
+          <w:p>
+            <w:pPr>
+              <w:spacing w:after="0" w:before="0"/>
+            </w:pPr>
+            <w:r>
+              <w:rPr>
+                <w:rFonts w:ascii="Arial" w:cs="Arial" w:eastAsia="Arial" w:hAnsi="Arial"/>
+                <w:sz w:val="18"/>
+                <w:szCs w:val="18"/>
+              </w:rPr>
+              <w:t xml:space="preserve">Medicine for Horses stands in.</w:t>
+            </w:r>
+          </w:p>
+        </w:tc>
+      </w:tr>
+      <w:tr>
+        <w:trPr>
+          <w:cantSplit/>
+        </w:trPr>
+        <w:tc>
+          <w:tcPr>
+            <w:tcW w:type="dxa" w:w="3200"/>
+            <w:tcBorders>
+              <w:top w:val="single" w:color="B7B7B7" w:sz="4"/>
+              <w:left w:val="single" w:color="B7B7B7" w:sz="4"/>
+              <w:bottom w:val="single" w:color="B7B7B7" w:sz="4"/>
+              <w:right w:val="single" w:color="B7B7B7" w:sz="4"/>
+            </w:tcBorders>
+            <w:tcMar>
+              <w:top w:type="dxa" w:w="50"/>
+              <w:left w:type="dxa" w:w="90"/>
+              <w:bottom w:type="dxa" w:w="50"/>
+              <w:right w:type="dxa" w:w="90"/>
+            </w:tcMar>
+            <w:vAlign w:val="center"/>
+          </w:tcPr>
+          <w:p>
+            <w:pPr>
+              <w:spacing w:after="0" w:before="0"/>
+            </w:pPr>
+            <w:r>
+              <w:rPr>
+                <w:rFonts w:ascii="Arial" w:cs="Arial" w:eastAsia="Arial" w:hAnsi="Arial"/>
+                <w:sz w:val="18"/>
+                <w:szCs w:val="18"/>
+              </w:rPr>
+              <w:t xml:space="preserve">BODEGA, All Inside Aquarium</w:t>
+            </w:r>
+          </w:p>
+        </w:tc>
+        <w:tc>
+          <w:tcPr>
+            <w:tcW w:type="dxa" w:w="2400"/>
+            <w:tcBorders>
+              <w:top w:val="single" w:color="B7B7B7" w:sz="4"/>
+              <w:left w:val="single" w:color="B7B7B7" w:sz="4"/>
+              <w:bottom w:val="single" w:color="B7B7B7" w:sz="4"/>
+              <w:right w:val="single" w:color="B7B7B7" w:sz="4"/>
+            </w:tcBorders>
+            <w:tcMar>
+              <w:top w:type="dxa" w:w="50"/>
+              <w:left w:type="dxa" w:w="90"/>
+              <w:bottom w:type="dxa" w:w="50"/>
+              <w:right w:type="dxa" w:w="90"/>
+            </w:tcMar>
+            <w:vAlign w:val="center"/>
+          </w:tcPr>
+          <w:p>
+            <w:pPr>
+              <w:spacing w:after="0" w:before="0"/>
+            </w:pPr>
+            <w:r>
+              <w:rPr>
+                <w:rFonts w:ascii="Arial" w:cs="Arial" w:eastAsia="Arial" w:hAnsi="Arial"/>
+                <w:color w:val="B00020"/>
+                <w:sz w:val="18"/>
+                <w:szCs w:val="18"/>
+              </w:rPr>
+              <w:t xml:space="preserve">fuck x2</w:t>
+            </w:r>
+          </w:p>
+        </w:tc>
+        <w:tc>
+          <w:tcPr>
+            <w:tcW w:type="dxa" w:w="1500"/>
+            <w:tcBorders>
+              <w:top w:val="single" w:color="B7B7B7" w:sz="4"/>
+              <w:left w:val="single" w:color="B7B7B7" w:sz="4"/>
+              <w:bottom w:val="single" w:color="B7B7B7" w:sz="4"/>
+              <w:right w:val="single" w:color="B7B7B7" w:sz="4"/>
+            </w:tcBorders>
+            <w:tcMar>
+              <w:top w:type="dxa" w:w="50"/>
+              <w:left w:type="dxa" w:w="90"/>
+              <w:bottom w:type="dxa" w:w="50"/>
+              <w:right w:type="dxa" w:w="90"/>
+            </w:tcMar>
+            <w:vAlign w:val="center"/>
+          </w:tcPr>
+          <w:p>
+            <w:pPr>
+              <w:spacing w:after="0" w:before="0"/>
+            </w:pPr>
+            <w:r>
+              <w:rPr>
+                <w:rFonts w:ascii="Arial" w:cs="Arial" w:eastAsia="Arial" w:hAnsi="Arial"/>
+                <w:sz w:val="18"/>
+                <w:szCs w:val="18"/>
+              </w:rPr>
+              <w:t xml:space="preserve">FCC Edit Needed candidate</w:t>
+            </w:r>
+          </w:p>
+        </w:tc>
+        <w:tc>
+          <w:tcPr>
+            <w:tcW w:type="dxa" w:w="7300"/>
+            <w:tcBorders>
+              <w:top w:val="single" w:color="B7B7B7" w:sz="4"/>
+              <w:left w:val="single" w:color="B7B7B7" w:sz="4"/>
+              <w:bottom w:val="single" w:color="B7B7B7" w:sz="4"/>
+              <w:right w:val="single" w:color="B7B7B7" w:sz="4"/>
+            </w:tcBorders>
+            <w:tcMar>
+              <w:top w:type="dxa" w:w="50"/>
+              <w:left w:type="dxa" w:w="90"/>
+              <w:bottom w:type="dxa" w:w="50"/>
+              <w:right w:type="dxa" w:w="90"/>
+            </w:tcMar>
+            <w:vAlign w:val="center"/>
+          </w:tcPr>
+          <w:p>
+            <w:pPr>
+              <w:spacing w:after="0" w:before="0"/>
+            </w:pPr>
+            <w:r>
+              <w:rPr>
+                <w:rFonts w:ascii="Arial" w:cs="Arial" w:eastAsia="Arial" w:hAnsi="Arial"/>
+                <w:sz w:val="18"/>
+                <w:szCs w:val="18"/>
+              </w:rPr>
+              <w:t xml:space="preserve">Territorial Call of the Female stands in.</w:t>
+            </w:r>
+          </w:p>
+        </w:tc>
+      </w:tr>
+      <w:tr>
+        <w:trPr>
+          <w:cantSplit/>
+        </w:trPr>
+        <w:tc>
+          <w:tcPr>
+            <w:tcW w:type="dxa" w:w="3200"/>
+            <w:tcBorders>
+              <w:top w:val="single" w:color="B7B7B7" w:sz="4"/>
+              <w:left w:val="single" w:color="B7B7B7" w:sz="4"/>
+              <w:bottom w:val="single" w:color="B7B7B7" w:sz="4"/>
+              <w:right w:val="single" w:color="B7B7B7" w:sz="4"/>
+            </w:tcBorders>
+            <w:shd w:fill="F5F7FA" w:color="auto" w:val="clear"/>
+            <w:tcMar>
+              <w:top w:type="dxa" w:w="50"/>
+              <w:left w:type="dxa" w:w="90"/>
+              <w:bottom w:type="dxa" w:w="50"/>
+              <w:right w:type="dxa" w:w="90"/>
+            </w:tcMar>
+            <w:vAlign w:val="center"/>
+          </w:tcPr>
+          <w:p>
+            <w:pPr>
+              <w:spacing w:after="0" w:before="0"/>
+            </w:pPr>
+            <w:r>
+              <w:rPr>
+                <w:rFonts w:ascii="Arial" w:cs="Arial" w:eastAsia="Arial" w:hAnsi="Arial"/>
+                <w:sz w:val="18"/>
+                <w:szCs w:val="18"/>
+              </w:rPr>
               <w:t xml:space="preserve">Sylvan Esso, Hot Slob</w:t>
             </w:r>
           </w:p>
@@ -32578,6 +35277,7 @@
               <w:bottom w:val="single" w:color="B7B7B7" w:sz="4"/>
               <w:right w:val="single" w:color="B7B7B7" w:sz="4"/>
             </w:tcBorders>
+            <w:shd w:fill="F5F7FA" w:color="auto" w:val="clear"/>
             <w:tcMar>
               <w:top w:type="dxa" w:w="50"/>
               <w:left w:type="dxa" w:w="90"/>
@@ -32610,6 +35310,7 @@
               <w:bottom w:val="single" w:color="B7B7B7" w:sz="4"/>
               <w:right w:val="single" w:color="B7B7B7" w:sz="4"/>
             </w:tcBorders>
+            <w:shd w:fill="F5F7FA" w:color="auto" w:val="clear"/>
             <w:tcMar>
               <w:top w:type="dxa" w:w="50"/>
               <w:left w:type="dxa" w:w="90"/>
@@ -32641,6 +35342,7 @@
               <w:bottom w:val="single" w:color="B7B7B7" w:sz="4"/>
               <w:right w:val="single" w:color="B7B7B7" w:sz="4"/>
             </w:tcBorders>
+            <w:shd w:fill="F5F7FA" w:color="auto" w:val="clear"/>
             <w:tcMar>
               <w:top w:type="dxa" w:w="50"/>
               <w:left w:type="dxa" w:w="90"/>
